--- a/Files_Камашев Д.О._3-мд-4/ТЗ по сайту.docx
+++ b/Files_Камашев Д.О._3-мд-4/ТЗ по сайту.docx
@@ -1,45 +1,805 @@
 
 <file path=word/document.xml><?xml version="1.0" encoding="utf-8"?>
-<w:document xmlns:wpc="http://schemas.microsoft.com/office/word/2010/wordprocessingCanvas" xmlns:mc="http://schemas.openxmlformats.org/markup-compatibility/2006" xmlns:o="urn:schemas-microsoft-com:office:office" xmlns:r="http://schemas.openxmlformats.org/officeDocument/2006/relationships" xmlns:m="http://schemas.openxmlformats.org/officeDocument/2006/math" xmlns:v="urn:schemas-microsoft-com:vml" xmlns:wp14="http://schemas.microsoft.com/office/word/2010/wordprocessingDrawing" xmlns:wp="http://schemas.openxmlformats.org/drawingml/2006/wordprocessingDrawing" xmlns:w="http://schemas.openxmlformats.org/wordprocessingml/2006/main" xmlns:w14="http://schemas.microsoft.com/office/word/2010/wordml" xmlns:w10="urn:schemas-microsoft-com:office:word" xmlns:w15="http://schemas.microsoft.com/office/word/2012/wordml" xmlns:wpg="http://schemas.microsoft.com/office/word/2010/wordprocessingGroup" xmlns:wpi="http://schemas.microsoft.com/office/word/2010/wordprocessingInk" xmlns:wne="http://schemas.microsoft.com/office/word/2006/wordml" xmlns:wps="http://schemas.microsoft.com/office/word/2010/wordprocessingShape" xmlns:wpsCustomData="http://www.wps.cn/officeDocument/2013/wpsCustomData" mc:Ignorable="w14 w15 wp14">
+<w:document xmlns:wpc="http://schemas.microsoft.com/office/word/2010/wordprocessingCanvas" xmlns:cx="http://schemas.microsoft.com/office/drawing/2014/chartex" xmlns:cx1="http://schemas.microsoft.com/office/drawing/2015/9/8/chartex" xmlns:cx2="http://schemas.microsoft.com/office/drawing/2015/10/21/chartex" xmlns:cx3="http://schemas.microsoft.com/office/drawing/2016/5/9/chartex" xmlns:cx4="http://schemas.microsoft.com/office/drawing/2016/5/10/chartex" xmlns:cx5="http://schemas.microsoft.com/office/drawing/2016/5/11/chartex" xmlns:cx6="http://schemas.microsoft.com/office/drawing/2016/5/12/chartex" xmlns:cx7="http://schemas.microsoft.com/office/drawing/2016/5/13/chartex" xmlns:cx8="http://schemas.microsoft.com/office/drawing/2016/5/14/chartex" xmlns:mc="http://schemas.openxmlformats.org/markup-compatibility/2006" xmlns:aink="http://schemas.microsoft.com/office/drawing/2016/ink" xmlns:am3d="http://schemas.microsoft.com/office/drawing/2017/model3d" xmlns:o="urn:schemas-microsoft-com:office:office" xmlns:r="http://schemas.openxmlformats.org/officeDocument/2006/relationships" xmlns:m="http://schemas.openxmlformats.org/officeDocument/2006/math" xmlns:v="urn:schemas-microsoft-com:vml" xmlns:wp14="http://schemas.microsoft.com/office/word/2010/wordprocessingDrawing" xmlns:wp="http://schemas.openxmlformats.org/drawingml/2006/wordprocessingDrawing" xmlns:w10="urn:schemas-microsoft-com:office:word" xmlns:w="http://schemas.openxmlformats.org/wordprocessingml/2006/main" xmlns:w14="http://schemas.microsoft.com/office/word/2010/wordml" xmlns:w15="http://schemas.microsoft.com/office/word/2012/wordml" xmlns:w16cex="http://schemas.microsoft.com/office/word/2018/wordml/cex" xmlns:w16cid="http://schemas.microsoft.com/office/word/2016/wordml/cid" xmlns:w16="http://schemas.microsoft.com/office/word/2018/wordml" xmlns:w16se="http://schemas.microsoft.com/office/word/2015/wordml/symex" xmlns:wpg="http://schemas.microsoft.com/office/word/2010/wordprocessingGroup" xmlns:wpi="http://schemas.microsoft.com/office/word/2010/wordprocessingInk" xmlns:wne="http://schemas.microsoft.com/office/word/2006/wordml" xmlns:wps="http://schemas.microsoft.com/office/word/2010/wordprocessingShape" mc:Ignorable="w14 w15 w16se w16cid w16 w16cex wp14">
   <w:body>
     <w:p>
       <w:pPr>
+        <w:keepNext/>
+        <w:keepLines/>
         <w:jc w:val="center"/>
-        <w:rPr>
-          <w:rFonts w:ascii="Times New Roman" w:hAnsi="Times New Roman" w:cs="Times New Roman"/>
-          <w:b/>
-          <w:sz w:val="28"/>
-          <w:szCs w:val="28"/>
-        </w:rPr>
-      </w:pPr>
-      <w:r>
-        <w:rPr>
-          <w:rFonts w:ascii="Times New Roman" w:hAnsi="Times New Roman" w:cs="Times New Roman"/>
-          <w:b/>
-          <w:sz w:val="28"/>
-          <w:szCs w:val="28"/>
-        </w:rPr>
+        <w:outlineLvl w:val="5"/>
+        <w:rPr>
+          <w:rFonts w:ascii="Times New Roman" w:eastAsia="Times New Roman" w:hAnsi="Times New Roman"/>
+          <w:b/>
+          <w:iCs/>
+          <w:color w:val="000000"/>
+          <w:sz w:val="24"/>
+          <w:szCs w:val="24"/>
+        </w:rPr>
+      </w:pPr>
+      <w:r>
+        <w:rPr>
+          <w:rFonts w:ascii="Times New Roman" w:eastAsia="Times New Roman" w:hAnsi="Times New Roman"/>
+          <w:b/>
+          <w:iCs/>
+          <w:color w:val="000000"/>
+        </w:rPr>
+        <w:t>Министерство науки и высшего образования Российской Федерации</w:t>
+      </w:r>
+    </w:p>
+    <w:p>
+      <w:pPr>
+        <w:keepNext/>
+        <w:keepLines/>
+        <w:jc w:val="center"/>
+        <w:outlineLvl w:val="5"/>
+        <w:rPr>
+          <w:rFonts w:ascii="Times New Roman" w:eastAsia="Times New Roman" w:hAnsi="Times New Roman"/>
+          <w:b/>
+          <w:iCs/>
+          <w:caps/>
+          <w:color w:val="000000"/>
+        </w:rPr>
+      </w:pPr>
+      <w:r>
+        <w:rPr>
+          <w:rFonts w:ascii="Times New Roman" w:eastAsia="Times New Roman" w:hAnsi="Times New Roman"/>
+          <w:b/>
+          <w:iCs/>
+          <w:color w:val="000000"/>
+        </w:rPr>
+        <w:t>федеральное государственное бюджетное образовательное учреждение</w:t>
+      </w:r>
+    </w:p>
+    <w:p>
+      <w:pPr>
+        <w:keepNext/>
+        <w:keepLines/>
+        <w:jc w:val="center"/>
+        <w:outlineLvl w:val="5"/>
+        <w:rPr>
+          <w:rFonts w:ascii="Times New Roman" w:eastAsia="Times New Roman" w:hAnsi="Times New Roman"/>
+          <w:b/>
+          <w:iCs/>
+          <w:caps/>
+          <w:color w:val="000000"/>
+        </w:rPr>
+      </w:pPr>
+      <w:r>
+        <w:rPr>
+          <w:rFonts w:ascii="Times New Roman" w:eastAsia="Times New Roman" w:hAnsi="Times New Roman"/>
+          <w:b/>
+          <w:iCs/>
+          <w:color w:val="000000"/>
+        </w:rPr>
+        <w:t>высшего образования</w:t>
+      </w:r>
+    </w:p>
+    <w:p>
+      <w:pPr>
+        <w:spacing w:line="276" w:lineRule="auto"/>
+        <w:ind w:right="-185"/>
+        <w:jc w:val="center"/>
+        <w:rPr>
+          <w:rFonts w:ascii="Times New Roman" w:eastAsia="Times New Roman" w:hAnsi="Times New Roman"/>
+          <w:b/>
+          <w:caps/>
+          <w:color w:val="000000"/>
+        </w:rPr>
+      </w:pPr>
+      <w:r>
+        <w:rPr>
+          <w:rFonts w:ascii="Times New Roman" w:eastAsia="Times New Roman" w:hAnsi="Times New Roman"/>
+          <w:b/>
+          <w:caps/>
+          <w:color w:val="000000"/>
+        </w:rPr>
+        <w:t xml:space="preserve">«Санкт-Петербургский государственный университет </w:t>
+      </w:r>
+      <w:r>
+        <w:rPr>
+          <w:rFonts w:ascii="Times New Roman" w:eastAsia="Times New Roman" w:hAnsi="Times New Roman"/>
+          <w:b/>
+          <w:caps/>
+          <w:color w:val="000000"/>
+        </w:rPr>
+        <w:br/>
+        <w:t>промышленных технологий и дизайна»</w:t>
+      </w:r>
+    </w:p>
+    <w:p>
+      <w:pPr>
+        <w:spacing w:line="360" w:lineRule="auto"/>
+        <w:ind w:left="284"/>
+        <w:jc w:val="both"/>
+        <w:rPr>
+          <w:rFonts w:ascii="Times New Roman" w:eastAsia="Calibri" w:hAnsi="Times New Roman"/>
+          <w:color w:val="000000"/>
+          <w:sz w:val="28"/>
+        </w:rPr>
+      </w:pPr>
+    </w:p>
+    <w:p>
+      <w:pPr>
+        <w:spacing w:line="360" w:lineRule="auto"/>
+        <w:ind w:left="284"/>
+        <w:jc w:val="both"/>
+        <w:rPr>
+          <w:rFonts w:ascii="Times New Roman" w:eastAsia="Calibri" w:hAnsi="Times New Roman"/>
+          <w:color w:val="000000"/>
+          <w:sz w:val="24"/>
+          <w:szCs w:val="24"/>
+        </w:rPr>
+      </w:pPr>
+      <w:r>
+        <w:rPr>
+          <w:rFonts w:ascii="Times New Roman" w:eastAsia="Calibri" w:hAnsi="Times New Roman"/>
+          <w:color w:val="000000"/>
+        </w:rPr>
+        <w:t xml:space="preserve">Институт – </w:t>
+      </w:r>
+      <w:r>
+        <w:rPr>
+          <w:rFonts w:ascii="Times New Roman" w:eastAsia="Calibri" w:hAnsi="Times New Roman"/>
+          <w:color w:val="000000"/>
+          <w:u w:val="single"/>
+        </w:rPr>
+        <w:t>Информационных технологий и автоматизации</w:t>
+      </w:r>
+    </w:p>
+    <w:p>
+      <w:pPr>
+        <w:spacing w:line="360" w:lineRule="auto"/>
+        <w:ind w:left="284"/>
+        <w:jc w:val="both"/>
+        <w:rPr>
+          <w:rFonts w:ascii="Times New Roman" w:eastAsia="Calibri" w:hAnsi="Times New Roman"/>
+          <w:color w:val="000000"/>
+        </w:rPr>
+      </w:pPr>
+      <w:r>
+        <w:rPr>
+          <w:rFonts w:ascii="Times New Roman" w:eastAsia="Calibri" w:hAnsi="Times New Roman"/>
+          <w:color w:val="000000"/>
+        </w:rPr>
+        <w:t xml:space="preserve">Направление </w:t>
+      </w:r>
+      <w:r>
+        <w:rPr>
+          <w:rFonts w:ascii="Times New Roman" w:eastAsia="Calibri" w:hAnsi="Times New Roman"/>
+          <w:color w:val="000000"/>
+          <w:u w:val="single"/>
+        </w:rPr>
+        <w:t>09.03.03 – Прикладная информатика в дизайне</w:t>
+      </w:r>
+    </w:p>
+    <w:p>
+      <w:pPr>
+        <w:spacing w:line="360" w:lineRule="auto"/>
+        <w:ind w:left="284"/>
+        <w:jc w:val="both"/>
+        <w:rPr>
+          <w:rFonts w:ascii="Times New Roman" w:eastAsia="Calibri" w:hAnsi="Times New Roman"/>
+          <w:color w:val="000000"/>
+        </w:rPr>
+      </w:pPr>
+      <w:r>
+        <w:rPr>
+          <w:rFonts w:ascii="Times New Roman" w:eastAsia="Calibri" w:hAnsi="Times New Roman"/>
+          <w:color w:val="000000"/>
+        </w:rPr>
+        <w:t xml:space="preserve">Кафедра – </w:t>
+      </w:r>
+      <w:r>
+        <w:rPr>
+          <w:rFonts w:ascii="Times New Roman" w:eastAsia="Calibri" w:hAnsi="Times New Roman"/>
+          <w:color w:val="000000"/>
+          <w:u w:val="single"/>
+        </w:rPr>
+        <w:t>Цифровых и аддитивных технологий</w:t>
+      </w:r>
+    </w:p>
+    <w:p>
+      <w:pPr>
+        <w:spacing w:line="360" w:lineRule="auto"/>
+        <w:ind w:firstLine="851"/>
+        <w:jc w:val="both"/>
+        <w:rPr>
+          <w:rFonts w:ascii="Times New Roman" w:eastAsia="Calibri" w:hAnsi="Times New Roman"/>
+          <w:color w:val="000000"/>
+          <w:sz w:val="24"/>
+        </w:rPr>
+      </w:pPr>
+      <w:r>
+        <w:rPr>
+          <w:rFonts w:ascii="Times New Roman" w:eastAsia="Calibri" w:hAnsi="Times New Roman"/>
+          <w:color w:val="000000"/>
+        </w:rPr>
+        <w:softHyphen/>
+      </w:r>
+    </w:p>
+    <w:p>
+      <w:pPr>
+        <w:spacing w:line="360" w:lineRule="auto"/>
+        <w:ind w:firstLine="851"/>
+        <w:jc w:val="both"/>
+        <w:rPr>
+          <w:rFonts w:ascii="Times New Roman" w:eastAsia="Calibri" w:hAnsi="Times New Roman"/>
+          <w:color w:val="000000"/>
+        </w:rPr>
+      </w:pPr>
+    </w:p>
+    <w:p>
+      <w:pPr>
+        <w:spacing w:line="360" w:lineRule="auto"/>
+        <w:jc w:val="center"/>
+        <w:rPr>
+          <w:rFonts w:ascii="Times New Roman" w:eastAsia="Calibri" w:hAnsi="Times New Roman"/>
+          <w:b/>
+          <w:bCs/>
+          <w:color w:val="000000"/>
+          <w:sz w:val="38"/>
+          <w:szCs w:val="38"/>
+        </w:rPr>
+      </w:pPr>
+      <w:r>
+        <w:rPr>
+          <w:rFonts w:ascii="Times New Roman" w:eastAsia="Calibri" w:hAnsi="Times New Roman"/>
+          <w:b/>
+          <w:bCs/>
+          <w:color w:val="000000"/>
+          <w:sz w:val="38"/>
+          <w:szCs w:val="38"/>
+        </w:rPr>
+        <w:t>РАЗРАБОТКА ПРОЕКТА</w:t>
+      </w:r>
+    </w:p>
+    <w:p>
+      <w:pPr>
+        <w:spacing w:line="360" w:lineRule="auto"/>
+        <w:jc w:val="center"/>
+        <w:rPr>
+          <w:rFonts w:ascii="Times New Roman" w:eastAsia="Calibri" w:hAnsi="Times New Roman"/>
+          <w:b/>
+          <w:bCs/>
+          <w:color w:val="000000"/>
+          <w:sz w:val="38"/>
+          <w:szCs w:val="38"/>
+        </w:rPr>
+      </w:pPr>
+      <w:r>
+        <w:rPr>
+          <w:rFonts w:ascii="Times New Roman" w:eastAsia="Calibri" w:hAnsi="Times New Roman"/>
+          <w:b/>
+          <w:bCs/>
+          <w:color w:val="000000"/>
+          <w:sz w:val="38"/>
+          <w:szCs w:val="38"/>
+        </w:rPr>
+        <w:t>ВЕБ-САЙТ ДЛЯ КОМПАНИИ «</w:t>
+      </w:r>
+      <w:r>
+        <w:rPr>
+          <w:rFonts w:ascii="Times New Roman" w:eastAsia="Calibri" w:hAnsi="Times New Roman"/>
+          <w:b/>
+          <w:bCs/>
+          <w:color w:val="000000"/>
+          <w:sz w:val="38"/>
+          <w:szCs w:val="38"/>
+          <w:lang w:val="en-US"/>
+        </w:rPr>
+        <w:t>DC</w:t>
+      </w:r>
+      <w:r>
+        <w:rPr>
+          <w:rFonts w:ascii="Times New Roman" w:eastAsia="Calibri" w:hAnsi="Times New Roman"/>
+          <w:b/>
+          <w:bCs/>
+          <w:color w:val="000000"/>
+          <w:sz w:val="38"/>
+          <w:szCs w:val="38"/>
+        </w:rPr>
+        <w:t>-</w:t>
+      </w:r>
+      <w:r>
+        <w:rPr>
+          <w:rFonts w:ascii="Times New Roman" w:eastAsia="Calibri" w:hAnsi="Times New Roman"/>
+          <w:b/>
+          <w:bCs/>
+          <w:color w:val="000000"/>
+          <w:sz w:val="38"/>
+          <w:szCs w:val="38"/>
+          <w:lang w:val="en-US"/>
+        </w:rPr>
+        <w:t>Multiverse</w:t>
+      </w:r>
+      <w:r>
+        <w:rPr>
+          <w:rFonts w:ascii="Times New Roman" w:eastAsia="Calibri" w:hAnsi="Times New Roman"/>
+          <w:b/>
+          <w:bCs/>
+          <w:color w:val="000000"/>
+          <w:sz w:val="38"/>
+          <w:szCs w:val="38"/>
+        </w:rPr>
+        <w:t>»</w:t>
+      </w:r>
+    </w:p>
+    <w:p>
+      <w:pPr>
+        <w:spacing w:line="360" w:lineRule="auto"/>
+        <w:jc w:val="center"/>
+        <w:rPr>
+          <w:rFonts w:ascii="Times New Roman" w:eastAsia="Calibri" w:hAnsi="Times New Roman"/>
+          <w:b/>
+          <w:bCs/>
+          <w:color w:val="000000"/>
+          <w:sz w:val="40"/>
+          <w:szCs w:val="44"/>
+        </w:rPr>
+      </w:pPr>
+    </w:p>
+    <w:p>
+      <w:pPr>
+        <w:spacing w:line="360" w:lineRule="auto"/>
+        <w:jc w:val="center"/>
+        <w:rPr>
+          <w:rFonts w:ascii="Times New Roman" w:eastAsia="Calibri" w:hAnsi="Times New Roman"/>
+          <w:bCs/>
+          <w:color w:val="000000"/>
+          <w:sz w:val="30"/>
+          <w:szCs w:val="30"/>
+        </w:rPr>
+      </w:pPr>
+      <w:r>
+        <w:rPr>
+          <w:rFonts w:ascii="Times New Roman" w:eastAsia="Calibri" w:hAnsi="Times New Roman"/>
+          <w:bCs/>
+          <w:color w:val="000000"/>
+          <w:sz w:val="30"/>
+          <w:szCs w:val="30"/>
+        </w:rPr>
+        <w:t>ТЕХНИЧЕСКОЕ ЗАДАНИЕ</w:t>
+      </w:r>
+    </w:p>
+    <w:p>
+      <w:pPr>
+        <w:tabs>
+          <w:tab w:val="left" w:pos="6804"/>
+        </w:tabs>
+        <w:jc w:val="both"/>
+        <w:rPr>
+          <w:rFonts w:ascii="Times New Roman" w:eastAsia="Calibri" w:hAnsi="Times New Roman"/>
+          <w:color w:val="000000"/>
+          <w:sz w:val="28"/>
+        </w:rPr>
+      </w:pPr>
+      <w:r>
+        <w:rPr>
+          <w:rFonts w:ascii="Times New Roman" w:eastAsia="Calibri" w:hAnsi="Times New Roman"/>
+          <w:color w:val="000000"/>
+          <w:sz w:val="28"/>
+        </w:rPr>
+        <w:t>Исполнитель</w:t>
+      </w:r>
+      <w:r>
+        <w:rPr>
+          <w:rFonts w:ascii="Times New Roman" w:eastAsia="Calibri" w:hAnsi="Times New Roman"/>
+          <w:b/>
+          <w:color w:val="000000"/>
+          <w:sz w:val="28"/>
+        </w:rPr>
+        <w:t xml:space="preserve"> –</w:t>
+      </w:r>
+      <w:r>
+        <w:rPr>
+          <w:rFonts w:ascii="Times New Roman" w:eastAsia="Calibri" w:hAnsi="Times New Roman"/>
+          <w:color w:val="000000"/>
+          <w:sz w:val="28"/>
+        </w:rPr>
+        <w:t xml:space="preserve"> студент учебной группы</w:t>
+      </w:r>
+      <w:bookmarkStart w:id="0" w:name="_Hlk527456270"/>
+      <w:r>
+        <w:rPr>
+          <w:rFonts w:ascii="Times New Roman" w:eastAsia="Calibri" w:hAnsi="Times New Roman"/>
+          <w:color w:val="000000"/>
+          <w:sz w:val="28"/>
+        </w:rPr>
+        <w:t xml:space="preserve"> </w:t>
+      </w:r>
+      <w:r>
+        <w:rPr>
+          <w:rFonts w:ascii="Times New Roman" w:eastAsia="Calibri" w:hAnsi="Times New Roman"/>
+          <w:color w:val="000000"/>
+          <w:sz w:val="28"/>
+          <w:u w:val="single"/>
+        </w:rPr>
+        <w:t xml:space="preserve">     </w:t>
+      </w:r>
+      <w:r>
+        <w:rPr>
+          <w:rFonts w:ascii="Times New Roman" w:eastAsia="Calibri" w:hAnsi="Times New Roman"/>
+          <w:color w:val="000000"/>
+          <w:sz w:val="28"/>
+          <w:u w:val="single"/>
+        </w:rPr>
+        <w:t>3-МД-4</w:t>
+      </w:r>
+      <w:r>
+        <w:rPr>
+          <w:rFonts w:ascii="Times New Roman" w:eastAsia="Calibri" w:hAnsi="Times New Roman"/>
+          <w:color w:val="000000"/>
+          <w:sz w:val="28"/>
+          <w:u w:val="single"/>
+        </w:rPr>
+        <w:tab/>
+      </w:r>
+      <w:r>
+        <w:rPr>
+          <w:rFonts w:ascii="Times New Roman" w:eastAsia="Calibri" w:hAnsi="Times New Roman"/>
+          <w:color w:val="000000"/>
+          <w:sz w:val="28"/>
+          <w:u w:val="single"/>
+        </w:rPr>
+        <w:tab/>
+      </w:r>
+      <w:r>
+        <w:rPr>
+          <w:rFonts w:ascii="Times New Roman" w:eastAsia="Calibri" w:hAnsi="Times New Roman"/>
+          <w:color w:val="000000"/>
+          <w:sz w:val="28"/>
+          <w:u w:val="single"/>
+        </w:rPr>
+        <w:tab/>
+      </w:r>
+    </w:p>
+    <w:p>
+      <w:pPr>
+        <w:tabs>
+          <w:tab w:val="left" w:pos="6946"/>
+        </w:tabs>
+        <w:ind w:firstLine="7088"/>
+        <w:jc w:val="both"/>
+        <w:rPr>
+          <w:rFonts w:ascii="Times New Roman" w:eastAsia="Calibri" w:hAnsi="Times New Roman"/>
+          <w:color w:val="000000"/>
+          <w:sz w:val="20"/>
+          <w:szCs w:val="20"/>
+        </w:rPr>
+      </w:pPr>
+      <w:r>
+        <w:rPr>
+          <w:rFonts w:ascii="Times New Roman" w:eastAsia="Calibri" w:hAnsi="Times New Roman"/>
+          <w:color w:val="000000"/>
+          <w:sz w:val="20"/>
+          <w:szCs w:val="20"/>
+        </w:rPr>
+        <w:t>(группа)</w:t>
+      </w:r>
+      <w:bookmarkEnd w:id="0"/>
+    </w:p>
+    <w:p>
+      <w:pPr>
+        <w:tabs>
+          <w:tab w:val="left" w:pos="2552"/>
+          <w:tab w:val="left" w:pos="7938"/>
+        </w:tabs>
+        <w:rPr>
+          <w:rFonts w:ascii="Times New Roman" w:eastAsia="Calibri" w:hAnsi="Times New Roman"/>
+          <w:color w:val="000000"/>
+          <w:sz w:val="28"/>
+          <w:szCs w:val="28"/>
+          <w:u w:val="single"/>
+        </w:rPr>
+      </w:pPr>
+      <w:r>
+        <w:rPr>
+          <w:rFonts w:ascii="Times New Roman" w:eastAsia="Calibri" w:hAnsi="Times New Roman"/>
+          <w:color w:val="000000"/>
+          <w:sz w:val="20"/>
+          <w:szCs w:val="20"/>
+          <w:u w:val="single"/>
+        </w:rPr>
+        <w:tab/>
+      </w:r>
+      <w:r>
+        <w:rPr>
+          <w:rFonts w:ascii="Times New Roman" w:eastAsia="Calibri" w:hAnsi="Times New Roman"/>
+          <w:color w:val="000000"/>
+          <w:sz w:val="28"/>
+          <w:szCs w:val="28"/>
+          <w:u w:val="single"/>
+        </w:rPr>
+        <w:t>Камашев Денис Олегович</w:t>
+      </w:r>
+      <w:r>
+        <w:rPr>
+          <w:rFonts w:ascii="Times New Roman" w:eastAsia="Calibri" w:hAnsi="Times New Roman"/>
+          <w:color w:val="000000"/>
+          <w:sz w:val="28"/>
+          <w:szCs w:val="28"/>
+          <w:u w:val="single"/>
+        </w:rPr>
+        <w:tab/>
+      </w:r>
+      <w:r>
+        <w:rPr>
+          <w:rFonts w:ascii="Times New Roman" w:eastAsia="Calibri" w:hAnsi="Times New Roman"/>
+          <w:color w:val="000000"/>
+          <w:sz w:val="28"/>
+          <w:szCs w:val="28"/>
+          <w:u w:val="single"/>
+        </w:rPr>
+        <w:tab/>
+      </w:r>
+      <w:r>
+        <w:rPr>
+          <w:rFonts w:ascii="Times New Roman" w:eastAsia="Calibri" w:hAnsi="Times New Roman"/>
+          <w:color w:val="000000"/>
+          <w:sz w:val="28"/>
+          <w:szCs w:val="28"/>
+          <w:u w:val="single"/>
+        </w:rPr>
+        <w:tab/>
+      </w:r>
+    </w:p>
+    <w:p>
+      <w:pPr>
+        <w:tabs>
+          <w:tab w:val="left" w:pos="2552"/>
+          <w:tab w:val="left" w:pos="7938"/>
+        </w:tabs>
+        <w:ind w:firstLine="851"/>
+        <w:rPr>
+          <w:rFonts w:ascii="Times New Roman" w:eastAsia="Calibri" w:hAnsi="Times New Roman"/>
+          <w:color w:val="000000"/>
+          <w:sz w:val="20"/>
+          <w:szCs w:val="20"/>
+        </w:rPr>
+      </w:pPr>
+      <w:r>
+        <w:rPr>
+          <w:rFonts w:ascii="Times New Roman" w:eastAsia="Calibri" w:hAnsi="Times New Roman"/>
+          <w:color w:val="000000"/>
+          <w:sz w:val="20"/>
+          <w:szCs w:val="20"/>
+        </w:rPr>
+        <w:tab/>
+        <w:t>(фамилия, имя, отчество)</w:t>
+      </w:r>
+    </w:p>
+    <w:p>
+      <w:pPr>
+        <w:tabs>
+          <w:tab w:val="left" w:pos="9354"/>
+        </w:tabs>
+        <w:spacing w:line="360" w:lineRule="auto"/>
+        <w:rPr>
+          <w:rFonts w:ascii="Times New Roman" w:eastAsia="Calibri" w:hAnsi="Times New Roman"/>
+          <w:color w:val="000000"/>
+          <w:sz w:val="28"/>
+        </w:rPr>
+      </w:pPr>
+    </w:p>
+    <w:p>
+      <w:pPr>
+        <w:tabs>
+          <w:tab w:val="left" w:pos="9354"/>
+        </w:tabs>
+        <w:spacing w:line="360" w:lineRule="auto"/>
+        <w:rPr>
+          <w:rFonts w:ascii="Times New Roman" w:eastAsia="Calibri" w:hAnsi="Times New Roman"/>
+          <w:color w:val="000000"/>
+          <w:sz w:val="28"/>
+          <w:u w:val="single"/>
+        </w:rPr>
+      </w:pPr>
+      <w:r>
+        <w:rPr>
+          <w:rFonts w:ascii="Times New Roman" w:eastAsia="Calibri" w:hAnsi="Times New Roman"/>
+          <w:color w:val="000000"/>
+          <w:sz w:val="28"/>
+        </w:rPr>
+        <w:t xml:space="preserve">Ссылка на макет в </w:t>
+      </w:r>
+      <w:proofErr w:type="spellStart"/>
+      <w:r>
+        <w:rPr>
+          <w:rFonts w:ascii="Times New Roman" w:eastAsia="Calibri" w:hAnsi="Times New Roman"/>
+          <w:color w:val="000000"/>
+          <w:sz w:val="28"/>
+          <w:lang w:val="en-US"/>
+        </w:rPr>
+        <w:t>Figma</w:t>
+      </w:r>
+      <w:proofErr w:type="spellEnd"/>
+      <w:r>
+        <w:rPr>
+          <w:rFonts w:ascii="Times New Roman" w:eastAsia="Calibri" w:hAnsi="Times New Roman"/>
+          <w:color w:val="000000"/>
+          <w:sz w:val="28"/>
+        </w:rPr>
+        <w:t xml:space="preserve"> / </w:t>
+      </w:r>
+      <w:r>
+        <w:rPr>
+          <w:rFonts w:ascii="Times New Roman" w:eastAsia="Calibri" w:hAnsi="Times New Roman"/>
+          <w:color w:val="000000"/>
+          <w:sz w:val="28"/>
+          <w:lang w:val="en-US"/>
+        </w:rPr>
+        <w:t>URL</w:t>
+      </w:r>
+      <w:r>
+        <w:rPr>
+          <w:rFonts w:ascii="Times New Roman" w:eastAsia="Calibri" w:hAnsi="Times New Roman"/>
+          <w:color w:val="000000"/>
+          <w:sz w:val="28"/>
+        </w:rPr>
+        <w:t>:</w:t>
+      </w:r>
+      <w:r>
+        <w:rPr>
+          <w:rFonts w:ascii="Times New Roman" w:eastAsia="Calibri" w:hAnsi="Times New Roman"/>
+          <w:color w:val="000000"/>
+          <w:sz w:val="28"/>
+          <w:u w:val="single"/>
+        </w:rPr>
+        <w:t xml:space="preserve"> </w:t>
+      </w:r>
+      <w:r>
+        <w:rPr>
+          <w:rFonts w:ascii="Times New Roman" w:eastAsia="Calibri" w:hAnsi="Times New Roman"/>
+          <w:color w:val="000000"/>
+          <w:sz w:val="28"/>
+          <w:u w:val="single"/>
+        </w:rPr>
+        <w:t>https://www.figma.com/design/JXllAESXyuWVpnCxlzHVEa/DC-Multiverse?node-id=0-1&amp;t=VAUhgwgylQwgsRC2-1</w:t>
+      </w:r>
+      <w:r>
+        <w:rPr>
+          <w:rFonts w:ascii="Times New Roman" w:eastAsia="Calibri" w:hAnsi="Times New Roman"/>
+          <w:color w:val="000000"/>
+          <w:sz w:val="28"/>
+          <w:u w:val="single"/>
+        </w:rPr>
+        <w:tab/>
+      </w:r>
+    </w:p>
+    <w:p>
+      <w:pPr>
+        <w:tabs>
+          <w:tab w:val="left" w:pos="9354"/>
+        </w:tabs>
+        <w:spacing w:line="360" w:lineRule="auto"/>
+        <w:rPr>
+          <w:rFonts w:ascii="Times New Roman" w:eastAsia="Calibri" w:hAnsi="Times New Roman"/>
+          <w:color w:val="000000"/>
+          <w:sz w:val="28"/>
+          <w:u w:val="single"/>
+          <w:vertAlign w:val="subscript"/>
+        </w:rPr>
+      </w:pPr>
+      <w:r>
+        <w:rPr>
+          <w:rFonts w:ascii="Times New Roman" w:eastAsia="Calibri" w:hAnsi="Times New Roman"/>
+          <w:color w:val="000000"/>
+          <w:sz w:val="28"/>
+        </w:rPr>
+        <w:t xml:space="preserve">Ссылка на итоговый сайт / </w:t>
+      </w:r>
+      <w:r>
+        <w:rPr>
+          <w:rFonts w:ascii="Times New Roman" w:eastAsia="Calibri" w:hAnsi="Times New Roman"/>
+          <w:color w:val="000000"/>
+          <w:sz w:val="28"/>
+          <w:lang w:val="en-US"/>
+        </w:rPr>
+        <w:t>URL</w:t>
+      </w:r>
+      <w:r>
+        <w:rPr>
+          <w:rFonts w:ascii="Times New Roman" w:eastAsia="Calibri" w:hAnsi="Times New Roman"/>
+          <w:color w:val="000000"/>
+          <w:sz w:val="28"/>
+        </w:rPr>
+        <w:t>:</w:t>
+      </w:r>
+      <w:r>
+        <w:rPr>
+          <w:rFonts w:ascii="Times New Roman" w:eastAsia="Calibri" w:hAnsi="Times New Roman"/>
+          <w:color w:val="000000"/>
+          <w:sz w:val="28"/>
+          <w:u w:val="single"/>
+        </w:rPr>
+        <w:t xml:space="preserve"> </w:t>
+      </w:r>
+      <w:r>
+        <w:rPr>
+          <w:rFonts w:ascii="Times New Roman" w:eastAsia="Calibri" w:hAnsi="Times New Roman"/>
+          <w:color w:val="000000"/>
+          <w:sz w:val="28"/>
+          <w:u w:val="single"/>
+        </w:rPr>
+        <w:t>https://kurokirishiki.github.io/-_-_-/</w:t>
+      </w:r>
+      <w:r>
+        <w:rPr>
+          <w:rFonts w:ascii="Times New Roman" w:eastAsia="Calibri" w:hAnsi="Times New Roman"/>
+          <w:color w:val="000000"/>
+          <w:sz w:val="28"/>
+          <w:u w:val="single"/>
+        </w:rPr>
+        <w:tab/>
+      </w:r>
+    </w:p>
+    <w:p>
+      <w:pPr>
+        <w:spacing w:line="360" w:lineRule="auto"/>
+        <w:jc w:val="center"/>
+        <w:rPr>
+          <w:rFonts w:ascii="Times New Roman" w:eastAsia="Calibri" w:hAnsi="Times New Roman"/>
+          <w:color w:val="000000"/>
+          <w:sz w:val="24"/>
+          <w:szCs w:val="28"/>
+        </w:rPr>
+      </w:pPr>
+      <w:r>
+        <w:rPr>
+          <w:rFonts w:ascii="Times New Roman" w:eastAsia="Calibri" w:hAnsi="Times New Roman"/>
+          <w:color w:val="000000"/>
+          <w:szCs w:val="28"/>
+        </w:rPr>
+        <w:t>Санкт-Петербург</w:t>
+      </w:r>
+    </w:p>
+    <w:p>
+      <w:pPr>
+        <w:spacing w:line="360" w:lineRule="auto"/>
+        <w:jc w:val="center"/>
+        <w:rPr>
+          <w:rFonts w:ascii="Times New Roman" w:eastAsia="Calibri" w:hAnsi="Times New Roman"/>
+          <w:color w:val="000000"/>
+          <w:szCs w:val="28"/>
+        </w:rPr>
+      </w:pPr>
+      <w:r>
+        <w:rPr>
+          <w:rFonts w:ascii="Times New Roman" w:eastAsia="Calibri" w:hAnsi="Times New Roman"/>
+          <w:color w:val="000000"/>
+          <w:szCs w:val="28"/>
+        </w:rPr>
+        <w:t>2025</w:t>
+      </w:r>
+      <w:bookmarkStart w:id="1" w:name="_GoBack"/>
+      <w:bookmarkEnd w:id="1"/>
+    </w:p>
+    <w:p>
+      <w:pPr>
+        <w:jc w:val="center"/>
+        <w:rPr>
+          <w:rFonts w:ascii="Times New Roman" w:hAnsi="Times New Roman" w:cs="Times New Roman"/>
+          <w:b/>
+          <w:sz w:val="28"/>
+          <w:szCs w:val="28"/>
+        </w:rPr>
+      </w:pPr>
+      <w:r>
+        <w:rPr>
+          <w:rFonts w:ascii="Times New Roman" w:hAnsi="Times New Roman" w:cs="Times New Roman"/>
+          <w:b/>
+          <w:sz w:val="28"/>
+          <w:szCs w:val="28"/>
+        </w:rPr>
+        <w:lastRenderedPageBreak/>
         <w:t>Введение</w:t>
       </w:r>
     </w:p>
     <w:p>
       <w:pPr>
-        <w:keepNext w:val="0"/>
-        <w:keepLines w:val="0"/>
-        <w:pageBreakBefore w:val="0"/>
-        <w:widowControl/>
-        <w:kinsoku/>
-        <w:wordWrap/>
-        <w:overflowPunct/>
-        <w:topLinePunct w:val="0"/>
-        <w:autoSpaceDE/>
-        <w:autoSpaceDN/>
-        <w:bidi w:val="0"/>
-        <w:adjustRightInd/>
-        <w:snapToGrid/>
-        <w:spacing w:after="0" w:line="360" w:lineRule="auto"/>
-        <w:ind w:firstLine="350" w:firstLineChars="125"/>
-        <w:textAlignment w:val="auto"/>
+        <w:spacing w:after="0" w:line="360" w:lineRule="auto"/>
+        <w:ind w:firstLineChars="125" w:firstLine="350"/>
         <w:rPr>
           <w:rFonts w:ascii="Times New Roman" w:hAnsi="Times New Roman" w:cs="Times New Roman"/>
           <w:sz w:val="28"/>
@@ -86,7 +846,25 @@
           <w:sz w:val="28"/>
           <w:szCs w:val="28"/>
         </w:rPr>
-        <w:t xml:space="preserve">» - это стриминговый сервис, для просмотра кино, сериалов, мультфильмов и мультсериалов издательства </w:t>
+        <w:t xml:space="preserve">» </w:t>
+      </w:r>
+      <w:proofErr w:type="gramStart"/>
+      <w:r>
+        <w:rPr>
+          <w:rFonts w:ascii="Times New Roman" w:hAnsi="Times New Roman" w:cs="Times New Roman"/>
+          <w:sz w:val="28"/>
+          <w:szCs w:val="28"/>
+        </w:rPr>
+        <w:t>- это</w:t>
+      </w:r>
+      <w:proofErr w:type="gramEnd"/>
+      <w:r>
+        <w:rPr>
+          <w:rFonts w:ascii="Times New Roman" w:hAnsi="Times New Roman" w:cs="Times New Roman"/>
+          <w:sz w:val="28"/>
+          <w:szCs w:val="28"/>
+        </w:rPr>
+        <w:t xml:space="preserve"> стриминговый сервис, для просмотра кино, сериалов, мультфильмов и мультсериалов издательства </w:t>
       </w:r>
       <w:r>
         <w:rPr>
@@ -142,22 +920,8 @@
     </w:p>
     <w:p>
       <w:pPr>
-        <w:keepNext w:val="0"/>
-        <w:keepLines w:val="0"/>
-        <w:pageBreakBefore w:val="0"/>
-        <w:widowControl/>
-        <w:kinsoku/>
-        <w:wordWrap/>
-        <w:overflowPunct/>
-        <w:topLinePunct w:val="0"/>
-        <w:autoSpaceDE/>
-        <w:autoSpaceDN/>
-        <w:bidi w:val="0"/>
-        <w:adjustRightInd/>
-        <w:snapToGrid/>
-        <w:spacing w:after="0" w:line="360" w:lineRule="auto"/>
-        <w:ind w:firstLine="350" w:firstLineChars="125"/>
-        <w:textAlignment w:val="auto"/>
+        <w:spacing w:after="0" w:line="360" w:lineRule="auto"/>
+        <w:ind w:firstLineChars="125" w:firstLine="350"/>
         <w:rPr>
           <w:rFonts w:ascii="Times New Roman" w:hAnsi="Times New Roman" w:cs="Times New Roman"/>
           <w:sz w:val="28"/>
@@ -209,50 +973,34 @@
     </w:p>
     <w:p>
       <w:pPr>
-        <w:pStyle w:val="4"/>
-        <w:keepNext w:val="0"/>
-        <w:keepLines w:val="0"/>
-        <w:pageBreakBefore w:val="0"/>
-        <w:widowControl/>
+        <w:pStyle w:val="a3"/>
         <w:numPr>
           <w:ilvl w:val="0"/>
           <w:numId w:val="1"/>
         </w:numPr>
-        <w:kinsoku/>
-        <w:wordWrap/>
-        <w:overflowPunct/>
-        <w:topLinePunct w:val="0"/>
-        <w:autoSpaceDE/>
-        <w:autoSpaceDN/>
-        <w:bidi w:val="0"/>
-        <w:adjustRightInd/>
-        <w:snapToGrid/>
-        <w:spacing w:after="0" w:line="360" w:lineRule="auto"/>
-        <w:ind w:left="357" w:firstLine="350" w:firstLineChars="125"/>
-        <w:textAlignment w:val="auto"/>
-        <w:rPr>
-          <w:rFonts w:ascii="Times New Roman" w:hAnsi="Times New Roman" w:cs="Times New Roman"/>
-          <w:sz w:val="28"/>
-          <w:szCs w:val="28"/>
-        </w:rPr>
-      </w:pPr>
-      <w:r>
-        <w:rPr>
-          <w:rFonts w:ascii="Times New Roman" w:hAnsi="Times New Roman" w:cs="Times New Roman"/>
-          <w:sz w:val="28"/>
-          <w:szCs w:val="28"/>
-        </w:rPr>
-        <w:t>Услуги просмотра: подписка</w:t>
-      </w:r>
-      <w:bookmarkStart w:id="0" w:name="_GoBack"/>
-      <w:bookmarkEnd w:id="0"/>
-      <w:r>
-        <w:rPr>
-          <w:rFonts w:ascii="Times New Roman" w:hAnsi="Times New Roman" w:cs="Times New Roman"/>
-          <w:sz w:val="28"/>
-          <w:szCs w:val="28"/>
-        </w:rPr>
-        <w:t xml:space="preserve"> для детей (цена: $5.99, включает материал от 0+ до 12+), подписка </w:t>
+        <w:spacing w:after="0" w:line="360" w:lineRule="auto"/>
+        <w:ind w:left="357" w:firstLineChars="125" w:firstLine="350"/>
+        <w:rPr>
+          <w:rFonts w:ascii="Times New Roman" w:hAnsi="Times New Roman" w:cs="Times New Roman"/>
+          <w:sz w:val="28"/>
+          <w:szCs w:val="28"/>
+        </w:rPr>
+      </w:pPr>
+      <w:r>
+        <w:rPr>
+          <w:rFonts w:ascii="Times New Roman" w:hAnsi="Times New Roman" w:cs="Times New Roman"/>
+          <w:sz w:val="28"/>
+          <w:szCs w:val="28"/>
+        </w:rPr>
+        <w:t>Услуги просмотра: подписка для детей (цена: $5.99, включает материа</w:t>
+      </w:r>
+      <w:r>
+        <w:rPr>
+          <w:rFonts w:ascii="Times New Roman" w:hAnsi="Times New Roman" w:cs="Times New Roman"/>
+          <w:sz w:val="28"/>
+          <w:szCs w:val="28"/>
+        </w:rPr>
+        <w:t xml:space="preserve">л от 0+ до 12+), подписка </w:t>
       </w:r>
       <w:r>
         <w:rPr>
@@ -291,40 +1039,34 @@
     </w:p>
     <w:p>
       <w:pPr>
-        <w:pStyle w:val="4"/>
-        <w:keepNext w:val="0"/>
-        <w:keepLines w:val="0"/>
-        <w:pageBreakBefore w:val="0"/>
-        <w:widowControl/>
+        <w:pStyle w:val="a3"/>
         <w:numPr>
           <w:ilvl w:val="0"/>
           <w:numId w:val="1"/>
         </w:numPr>
-        <w:kinsoku/>
-        <w:wordWrap/>
-        <w:overflowPunct/>
-        <w:topLinePunct w:val="0"/>
-        <w:autoSpaceDE/>
-        <w:autoSpaceDN/>
-        <w:bidi w:val="0"/>
-        <w:adjustRightInd/>
-        <w:snapToGrid/>
-        <w:spacing w:after="0" w:line="360" w:lineRule="auto"/>
-        <w:ind w:left="357" w:firstLine="350" w:firstLineChars="125"/>
-        <w:textAlignment w:val="auto"/>
-        <w:rPr>
-          <w:rFonts w:ascii="Times New Roman" w:hAnsi="Times New Roman" w:cs="Times New Roman"/>
-          <w:sz w:val="28"/>
-          <w:szCs w:val="28"/>
-        </w:rPr>
-      </w:pPr>
-      <w:r>
-        <w:rPr>
-          <w:rFonts w:ascii="Times New Roman" w:hAnsi="Times New Roman" w:cs="Times New Roman"/>
-          <w:sz w:val="28"/>
-          <w:szCs w:val="28"/>
-        </w:rPr>
-        <w:t xml:space="preserve">Продукция: фигурки, плакаты, значки, кружки, коллекционные издания, комиксы и игры от </w:t>
+        <w:spacing w:after="0" w:line="360" w:lineRule="auto"/>
+        <w:ind w:left="357" w:firstLineChars="125" w:firstLine="350"/>
+        <w:rPr>
+          <w:rFonts w:ascii="Times New Roman" w:hAnsi="Times New Roman" w:cs="Times New Roman"/>
+          <w:sz w:val="28"/>
+          <w:szCs w:val="28"/>
+        </w:rPr>
+      </w:pPr>
+      <w:r>
+        <w:rPr>
+          <w:rFonts w:ascii="Times New Roman" w:hAnsi="Times New Roman" w:cs="Times New Roman"/>
+          <w:sz w:val="28"/>
+          <w:szCs w:val="28"/>
+        </w:rPr>
+        <w:t>Продукция: фигурки, плакаты, значки, кружки, коллекционные издания, ко</w:t>
+      </w:r>
+      <w:r>
+        <w:rPr>
+          <w:rFonts w:ascii="Times New Roman" w:hAnsi="Times New Roman" w:cs="Times New Roman"/>
+          <w:sz w:val="28"/>
+          <w:szCs w:val="28"/>
+        </w:rPr>
+        <w:t xml:space="preserve">миксы и игры от </w:t>
       </w:r>
       <w:r>
         <w:rPr>
@@ -346,22 +1088,8 @@
     </w:p>
     <w:p>
       <w:pPr>
-        <w:keepNext w:val="0"/>
-        <w:keepLines w:val="0"/>
-        <w:pageBreakBefore w:val="0"/>
-        <w:widowControl/>
-        <w:kinsoku/>
-        <w:wordWrap/>
-        <w:overflowPunct/>
-        <w:topLinePunct w:val="0"/>
-        <w:autoSpaceDE/>
-        <w:autoSpaceDN/>
-        <w:bidi w:val="0"/>
-        <w:adjustRightInd/>
-        <w:snapToGrid/>
-        <w:spacing w:after="0" w:line="360" w:lineRule="auto"/>
-        <w:ind w:left="357" w:firstLine="350" w:firstLineChars="125"/>
-        <w:textAlignment w:val="auto"/>
+        <w:spacing w:after="0" w:line="360" w:lineRule="auto"/>
+        <w:ind w:left="357" w:firstLineChars="125" w:firstLine="350"/>
         <w:rPr>
           <w:rFonts w:ascii="Times New Roman" w:hAnsi="Times New Roman" w:cs="Times New Roman"/>
           <w:sz w:val="28"/>
@@ -391,27 +1119,39 @@
           <w:sz w:val="28"/>
           <w:szCs w:val="28"/>
         </w:rPr>
-        <w:t xml:space="preserve">, включая детей, для которых есть отдельная подписка, и новичков, которые только знакомятся с этой вселенной. Это могут быть и мужчины, и женщины разных возрастных групп (предпочтительно от 16 до 21), которые хотят насладится проектами своей любимой студии или приобрести мерч. </w:t>
-      </w:r>
-    </w:p>
-    <w:p>
-      <w:pPr>
-        <w:keepNext w:val="0"/>
-        <w:keepLines w:val="0"/>
-        <w:pageBreakBefore w:val="0"/>
-        <w:widowControl/>
-        <w:kinsoku/>
-        <w:wordWrap/>
-        <w:overflowPunct/>
-        <w:topLinePunct w:val="0"/>
-        <w:autoSpaceDE/>
-        <w:autoSpaceDN/>
-        <w:bidi w:val="0"/>
-        <w:adjustRightInd/>
-        <w:snapToGrid/>
-        <w:spacing w:after="0" w:line="360" w:lineRule="auto"/>
-        <w:ind w:left="357" w:firstLine="350" w:firstLineChars="125"/>
-        <w:textAlignment w:val="auto"/>
+        <w:t>, включая детей, для которых есть отдельная подписка, и новичков, которые только знакомятся с этой вселенной. Это могут быть и мужчины, и женщины разны</w:t>
+      </w:r>
+      <w:r>
+        <w:rPr>
+          <w:rFonts w:ascii="Times New Roman" w:hAnsi="Times New Roman" w:cs="Times New Roman"/>
+          <w:sz w:val="28"/>
+          <w:szCs w:val="28"/>
+        </w:rPr>
+        <w:t xml:space="preserve">х возрастных групп (предпочтительно от 16 до 21), которые хотят насладится проектами своей любимой студии или приобрести </w:t>
+      </w:r>
+      <w:proofErr w:type="spellStart"/>
+      <w:r>
+        <w:rPr>
+          <w:rFonts w:ascii="Times New Roman" w:hAnsi="Times New Roman" w:cs="Times New Roman"/>
+          <w:sz w:val="28"/>
+          <w:szCs w:val="28"/>
+        </w:rPr>
+        <w:t>мерч</w:t>
+      </w:r>
+      <w:proofErr w:type="spellEnd"/>
+      <w:r>
+        <w:rPr>
+          <w:rFonts w:ascii="Times New Roman" w:hAnsi="Times New Roman" w:cs="Times New Roman"/>
+          <w:sz w:val="28"/>
+          <w:szCs w:val="28"/>
+        </w:rPr>
+        <w:t xml:space="preserve">. </w:t>
+      </w:r>
+    </w:p>
+    <w:p>
+      <w:pPr>
+        <w:spacing w:after="0" w:line="360" w:lineRule="auto"/>
+        <w:ind w:left="357" w:firstLineChars="125" w:firstLine="350"/>
         <w:rPr>
           <w:rFonts w:ascii="Times New Roman" w:hAnsi="Times New Roman" w:cs="Times New Roman"/>
           <w:sz w:val="28"/>
@@ -458,7 +1198,33 @@
           <w:sz w:val="28"/>
           <w:szCs w:val="28"/>
         </w:rPr>
-        <w:t xml:space="preserve">» являются: супергерои, кино, сериалы, мультсериалы, мультфильмы, мерч, стриминг, магазин. Эти слова отражают суть сайта и помогают привлечь аудиторию. </w:t>
+        <w:t xml:space="preserve">» являются: супергерои, кино, сериалы, мультсериалы, мультфильмы, </w:t>
+      </w:r>
+      <w:proofErr w:type="spellStart"/>
+      <w:r>
+        <w:rPr>
+          <w:rFonts w:ascii="Times New Roman" w:hAnsi="Times New Roman" w:cs="Times New Roman"/>
+          <w:sz w:val="28"/>
+          <w:szCs w:val="28"/>
+        </w:rPr>
+        <w:t>мерч</w:t>
+      </w:r>
+      <w:proofErr w:type="spellEnd"/>
+      <w:r>
+        <w:rPr>
+          <w:rFonts w:ascii="Times New Roman" w:hAnsi="Times New Roman" w:cs="Times New Roman"/>
+          <w:sz w:val="28"/>
+          <w:szCs w:val="28"/>
+        </w:rPr>
+        <w:t>, стриминг, магазин. Э</w:t>
+      </w:r>
+      <w:r>
+        <w:rPr>
+          <w:rFonts w:ascii="Times New Roman" w:hAnsi="Times New Roman" w:cs="Times New Roman"/>
+          <w:sz w:val="28"/>
+          <w:szCs w:val="28"/>
+        </w:rPr>
+        <w:t xml:space="preserve">ти слова отражают суть сайта и помогают привлечь аудиторию. </w:t>
       </w:r>
     </w:p>
     <w:p>
@@ -529,28 +1295,30 @@
     </w:p>
     <w:p>
       <w:pPr>
-        <w:spacing w:line="360" w:lineRule="auto"/>
-        <w:ind w:left="357" w:firstLine="709"/>
-        <w:rPr>
-          <w:rFonts w:ascii="Times New Roman" w:hAnsi="Times New Roman" w:cs="Times New Roman"/>
-          <w:b/>
-          <w:sz w:val="28"/>
-          <w:szCs w:val="28"/>
-        </w:rPr>
-      </w:pPr>
-      <w:r>
-        <w:rPr>
-          <w:rFonts w:ascii="Times New Roman" w:hAnsi="Times New Roman" w:cs="Times New Roman"/>
-          <w:b/>
-          <w:sz w:val="28"/>
-          <w:szCs w:val="28"/>
-        </w:rPr>
+        <w:pageBreakBefore/>
+        <w:spacing w:after="0" w:line="360" w:lineRule="auto"/>
+        <w:ind w:left="360" w:firstLine="706"/>
+        <w:rPr>
+          <w:rFonts w:ascii="Times New Roman" w:hAnsi="Times New Roman" w:cs="Times New Roman"/>
+          <w:b/>
+          <w:sz w:val="28"/>
+          <w:szCs w:val="28"/>
+        </w:rPr>
+      </w:pPr>
+      <w:r>
+        <w:rPr>
+          <w:rFonts w:ascii="Times New Roman" w:hAnsi="Times New Roman" w:cs="Times New Roman"/>
+          <w:b/>
+          <w:sz w:val="28"/>
+          <w:szCs w:val="28"/>
+        </w:rPr>
+        <w:lastRenderedPageBreak/>
         <w:t>1 Оформление сайта</w:t>
       </w:r>
     </w:p>
     <w:p>
       <w:pPr>
-        <w:pStyle w:val="4"/>
+        <w:pStyle w:val="a3"/>
         <w:numPr>
           <w:ilvl w:val="1"/>
           <w:numId w:val="2"/>
@@ -563,6 +1331,7 @@
           <w:szCs w:val="28"/>
         </w:rPr>
       </w:pPr>
+      <w:proofErr w:type="spellStart"/>
       <w:r>
         <w:rPr>
           <w:rFonts w:ascii="Times New Roman" w:hAnsi="Times New Roman" w:cs="Times New Roman"/>
@@ -572,48 +1341,54 @@
         </w:rPr>
         <w:t>Мудборд</w:t>
       </w:r>
-    </w:p>
-    <w:p>
-      <w:pPr>
-        <w:keepNext w:val="0"/>
-        <w:keepLines w:val="0"/>
-        <w:pageBreakBefore w:val="0"/>
-        <w:widowControl/>
-        <w:kinsoku/>
-        <w:wordWrap/>
-        <w:overflowPunct/>
-        <w:topLinePunct w:val="0"/>
-        <w:autoSpaceDE/>
-        <w:autoSpaceDN/>
-        <w:bidi w:val="0"/>
-        <w:adjustRightInd/>
-        <w:snapToGrid/>
+      <w:proofErr w:type="spellEnd"/>
+    </w:p>
+    <w:p>
+      <w:pPr>
         <w:spacing w:after="0" w:line="360" w:lineRule="auto"/>
         <w:ind w:left="709" w:firstLine="709"/>
-        <w:textAlignment w:val="auto"/>
-        <w:rPr>
-          <w:rFonts w:ascii="Times New Roman" w:hAnsi="Times New Roman" w:cs="Times New Roman"/>
-          <w:sz w:val="28"/>
-          <w:szCs w:val="28"/>
-        </w:rPr>
-      </w:pPr>
-      <w:r>
-        <w:rPr>
-          <w:rFonts w:ascii="Times New Roman" w:hAnsi="Times New Roman" w:cs="Times New Roman"/>
-          <w:sz w:val="28"/>
-          <w:szCs w:val="28"/>
-        </w:rPr>
-        <w:t xml:space="preserve">Мудборд – это инструмент, помогающий заказчику понять, как будет выглядеть конечный продукт, и какие элементы будут использованы.                                                 </w:t>
-      </w:r>
-      <w:r>
-        <w:rPr>
-          <w:rFonts w:ascii="Times New Roman" w:hAnsi="Times New Roman" w:cs="Times New Roman"/>
+        <w:rPr>
+          <w:rFonts w:ascii="Times New Roman" w:hAnsi="Times New Roman" w:cs="Times New Roman"/>
+          <w:sz w:val="28"/>
+          <w:szCs w:val="28"/>
+        </w:rPr>
+      </w:pPr>
+      <w:proofErr w:type="spellStart"/>
+      <w:r>
+        <w:rPr>
+          <w:rFonts w:ascii="Times New Roman" w:hAnsi="Times New Roman" w:cs="Times New Roman"/>
+          <w:sz w:val="28"/>
+          <w:szCs w:val="28"/>
+        </w:rPr>
+        <w:t>Мудборд</w:t>
+      </w:r>
+      <w:proofErr w:type="spellEnd"/>
+      <w:r>
+        <w:rPr>
+          <w:rFonts w:ascii="Times New Roman" w:hAnsi="Times New Roman" w:cs="Times New Roman"/>
+          <w:sz w:val="28"/>
+          <w:szCs w:val="28"/>
+        </w:rPr>
+        <w:t xml:space="preserve"> – это инструмент, помогающий заказчику понять, как будет выглядеть конечный продукт, и какие элементы будут использованы.                                 </w:t>
+      </w:r>
+      <w:r>
+        <w:rPr>
+          <w:rFonts w:ascii="Times New Roman" w:hAnsi="Times New Roman" w:cs="Times New Roman"/>
+          <w:sz w:val="28"/>
+          <w:szCs w:val="28"/>
+        </w:rPr>
+        <w:t xml:space="preserve">                </w:t>
+      </w:r>
+      <w:r>
+        <w:rPr>
+          <w:rFonts w:ascii="Times New Roman" w:hAnsi="Times New Roman" w:cs="Times New Roman"/>
+          <w:noProof/>
           <w:sz w:val="28"/>
           <w:szCs w:val="28"/>
           <w:lang w:eastAsia="ru-RU"/>
         </w:rPr>
         <w:drawing>
-          <wp:inline distT="0" distB="0" distL="0" distR="0">
+          <wp:inline distT="0" distB="0" distL="0" distR="0" wp14:anchorId="51022577" wp14:editId="5A6439EB">
             <wp:extent cx="2266950" cy="3295650"/>
             <wp:effectExtent l="0" t="0" r="0" b="0"/>
             <wp:docPr id="1" name="Рисунок 1"/>
@@ -630,7 +1405,7 @@
                     </pic:cNvPicPr>
                   </pic:nvPicPr>
                   <pic:blipFill>
-                    <a:blip r:embed="rId6"/>
+                    <a:blip r:embed="rId7"/>
                     <a:stretch>
                       <a:fillRect/>
                     </a:stretch>
@@ -661,12 +1436,13 @@
       <w:r>
         <w:rPr>
           <w:rFonts w:ascii="Times New Roman" w:hAnsi="Times New Roman" w:cs="Times New Roman"/>
+          <w:noProof/>
           <w:sz w:val="28"/>
           <w:szCs w:val="28"/>
           <w:lang w:eastAsia="ru-RU"/>
         </w:rPr>
         <w:drawing>
-          <wp:inline distT="0" distB="0" distL="0" distR="0">
+          <wp:inline distT="0" distB="0" distL="0" distR="0" wp14:anchorId="520ED798" wp14:editId="1E71B94A">
             <wp:extent cx="2257425" cy="3288030"/>
             <wp:effectExtent l="0" t="0" r="9525" b="7620"/>
             <wp:docPr id="2" name="Рисунок 2"/>
@@ -683,7 +1459,7 @@
                     </pic:cNvPicPr>
                   </pic:nvPicPr>
                   <pic:blipFill>
-                    <a:blip r:embed="rId7"/>
+                    <a:blip r:embed="rId8"/>
                     <a:stretch>
                       <a:fillRect/>
                     </a:stretch>
@@ -728,7 +1504,25 @@
           <w:sz w:val="28"/>
           <w:szCs w:val="28"/>
         </w:rPr>
-        <w:t>Рисунок 1,2 – мудборд (</w:t>
+        <w:t xml:space="preserve">Рисунок 1,2 – </w:t>
+      </w:r>
+      <w:proofErr w:type="spellStart"/>
+      <w:r>
+        <w:rPr>
+          <w:rFonts w:ascii="Times New Roman" w:hAnsi="Times New Roman" w:cs="Times New Roman"/>
+          <w:sz w:val="28"/>
+          <w:szCs w:val="28"/>
+        </w:rPr>
+        <w:t>мудборд</w:t>
+      </w:r>
+      <w:proofErr w:type="spellEnd"/>
+      <w:r>
+        <w:rPr>
+          <w:rFonts w:ascii="Times New Roman" w:hAnsi="Times New Roman" w:cs="Times New Roman"/>
+          <w:sz w:val="28"/>
+          <w:szCs w:val="28"/>
+        </w:rPr>
+        <w:t xml:space="preserve"> (</w:t>
       </w:r>
       <w:r>
         <w:rPr>
@@ -739,18 +1533,28 @@
         </w:rPr>
         <w:t xml:space="preserve">OKKO, </w:t>
       </w:r>
-      <w:r>
-        <w:rPr>
-          <w:rFonts w:ascii="Times New Roman" w:hAnsi="Times New Roman" w:cs="Times New Roman"/>
-          <w:sz w:val="28"/>
-          <w:szCs w:val="28"/>
-        </w:rPr>
-        <w:t xml:space="preserve">Кинопоиск)                                 </w:t>
-      </w:r>
-    </w:p>
-    <w:p>
-      <w:pPr>
-        <w:pStyle w:val="4"/>
+      <w:proofErr w:type="spellStart"/>
+      <w:r>
+        <w:rPr>
+          <w:rFonts w:ascii="Times New Roman" w:hAnsi="Times New Roman" w:cs="Times New Roman"/>
+          <w:sz w:val="28"/>
+          <w:szCs w:val="28"/>
+        </w:rPr>
+        <w:t>Кинопоиск</w:t>
+      </w:r>
+      <w:proofErr w:type="spellEnd"/>
+      <w:r>
+        <w:rPr>
+          <w:rFonts w:ascii="Times New Roman" w:hAnsi="Times New Roman" w:cs="Times New Roman"/>
+          <w:sz w:val="28"/>
+          <w:szCs w:val="28"/>
+        </w:rPr>
+        <w:t xml:space="preserve">)                                 </w:t>
+      </w:r>
+    </w:p>
+    <w:p>
+      <w:pPr>
+        <w:pStyle w:val="a3"/>
         <w:keepLines/>
         <w:pageBreakBefore/>
         <w:numPr>
@@ -772,27 +1576,14 @@
           <w:sz w:val="28"/>
           <w:szCs w:val="28"/>
         </w:rPr>
+        <w:lastRenderedPageBreak/>
         <w:t xml:space="preserve">Палитра желательных и нежелательных цветов </w:t>
       </w:r>
     </w:p>
     <w:p>
       <w:pPr>
-        <w:keepNext w:val="0"/>
-        <w:keepLines w:val="0"/>
-        <w:pageBreakBefore w:val="0"/>
-        <w:widowControl/>
-        <w:kinsoku/>
-        <w:wordWrap/>
-        <w:overflowPunct/>
-        <w:topLinePunct w:val="0"/>
-        <w:autoSpaceDE/>
-        <w:autoSpaceDN/>
-        <w:bidi w:val="0"/>
-        <w:adjustRightInd/>
-        <w:snapToGrid/>
         <w:spacing w:after="0" w:line="360" w:lineRule="auto"/>
         <w:ind w:firstLine="709"/>
-        <w:textAlignment w:val="auto"/>
         <w:rPr>
           <w:rFonts w:ascii="Times New Roman" w:hAnsi="Times New Roman" w:cs="Times New Roman"/>
           <w:sz w:val="28"/>
@@ -806,7 +1597,15 @@
           <w:sz w:val="28"/>
           <w:szCs w:val="28"/>
         </w:rPr>
-        <w:t>В палитру желаемых цветов включены: чёрный, синий, голубой, белый и похожие оттенки. Примеры цветов можно увидеть на рисунке 3.</w:t>
+        <w:t xml:space="preserve">В палитру желаемых цветов включены: чёрный, синий, голубой, белый и похожие оттенки. Примеры цветов можно </w:t>
+      </w:r>
+      <w:r>
+        <w:rPr>
+          <w:rFonts w:ascii="Times New Roman" w:hAnsi="Times New Roman" w:cs="Times New Roman"/>
+          <w:sz w:val="28"/>
+          <w:szCs w:val="28"/>
+        </w:rPr>
+        <w:t>увидеть на рисунке 3.</w:t>
       </w:r>
       <w:r>
         <w:rPr>
@@ -831,12 +1630,13 @@
       <w:r>
         <w:rPr>
           <w:rFonts w:ascii="Times New Roman" w:hAnsi="Times New Roman" w:cs="Times New Roman"/>
+          <w:noProof/>
           <w:sz w:val="28"/>
           <w:szCs w:val="28"/>
           <w:lang w:eastAsia="ru-RU"/>
         </w:rPr>
         <w:drawing>
-          <wp:inline distT="0" distB="0" distL="0" distR="0">
+          <wp:inline distT="0" distB="0" distL="0" distR="0" wp14:anchorId="0BDE01E9" wp14:editId="5EFBF9B2">
             <wp:extent cx="5940425" cy="1703070"/>
             <wp:effectExtent l="0" t="0" r="3175" b="0"/>
             <wp:docPr id="3" name="Рисунок 3"/>
@@ -853,7 +1653,7 @@
                     </pic:cNvPicPr>
                   </pic:nvPicPr>
                   <pic:blipFill>
-                    <a:blip r:embed="rId8"/>
+                    <a:blip r:embed="rId9"/>
                     <a:stretch>
                       <a:fillRect/>
                     </a:stretch>
@@ -905,35 +1705,39 @@
     </w:p>
     <w:p>
       <w:pPr>
-        <w:keepNext w:val="0"/>
-        <w:keepLines w:val="0"/>
-        <w:pageBreakBefore w:val="0"/>
-        <w:widowControl/>
-        <w:kinsoku/>
-        <w:wordWrap/>
-        <w:overflowPunct/>
-        <w:topLinePunct w:val="0"/>
-        <w:autoSpaceDE/>
-        <w:autoSpaceDN/>
-        <w:bidi w:val="0"/>
-        <w:adjustRightInd/>
-        <w:snapToGrid/>
         <w:spacing w:after="0" w:line="360" w:lineRule="auto"/>
         <w:ind w:firstLine="709"/>
-        <w:textAlignment w:val="auto"/>
-        <w:rPr>
-          <w:rFonts w:ascii="Times New Roman" w:hAnsi="Times New Roman" w:cs="Times New Roman"/>
-          <w:sz w:val="28"/>
-          <w:szCs w:val="28"/>
-        </w:rPr>
-      </w:pPr>
-      <w:r>
-        <w:rPr>
-          <w:rFonts w:ascii="Times New Roman" w:hAnsi="Times New Roman" w:cs="Times New Roman"/>
-          <w:sz w:val="28"/>
-          <w:szCs w:val="28"/>
-        </w:rPr>
-        <w:t>К нежелательным цветам относятся кислотные, броские и грязные оттенки. Палитру нежелаемых цветов можно увидеть на рисунке 4.</w:t>
+        <w:rPr>
+          <w:rFonts w:ascii="Times New Roman" w:hAnsi="Times New Roman" w:cs="Times New Roman"/>
+          <w:sz w:val="28"/>
+          <w:szCs w:val="28"/>
+        </w:rPr>
+      </w:pPr>
+      <w:r>
+        <w:rPr>
+          <w:rFonts w:ascii="Times New Roman" w:hAnsi="Times New Roman" w:cs="Times New Roman"/>
+          <w:sz w:val="28"/>
+          <w:szCs w:val="28"/>
+        </w:rPr>
+        <w:t xml:space="preserve">К нежелательным цветам относятся кислотные, броские и грязные оттенки. Палитру </w:t>
+      </w:r>
+      <w:proofErr w:type="spellStart"/>
+      <w:r>
+        <w:rPr>
+          <w:rFonts w:ascii="Times New Roman" w:hAnsi="Times New Roman" w:cs="Times New Roman"/>
+          <w:sz w:val="28"/>
+          <w:szCs w:val="28"/>
+        </w:rPr>
+        <w:t>нежелаемых</w:t>
+      </w:r>
+      <w:proofErr w:type="spellEnd"/>
+      <w:r>
+        <w:rPr>
+          <w:rFonts w:ascii="Times New Roman" w:hAnsi="Times New Roman" w:cs="Times New Roman"/>
+          <w:sz w:val="28"/>
+          <w:szCs w:val="28"/>
+        </w:rPr>
+        <w:t xml:space="preserve"> цветов можно увидеть на рисунке 4.</w:t>
       </w:r>
     </w:p>
     <w:p>
@@ -949,12 +1753,13 @@
       <w:r>
         <w:rPr>
           <w:rFonts w:ascii="Times New Roman" w:hAnsi="Times New Roman" w:cs="Times New Roman"/>
+          <w:noProof/>
           <w:sz w:val="28"/>
           <w:szCs w:val="28"/>
           <w:lang w:eastAsia="ru-RU"/>
         </w:rPr>
         <w:drawing>
-          <wp:inline distT="0" distB="0" distL="0" distR="0">
+          <wp:inline distT="0" distB="0" distL="0" distR="0" wp14:anchorId="03A70865" wp14:editId="39F9BF4B">
             <wp:extent cx="5391150" cy="2346960"/>
             <wp:effectExtent l="0" t="0" r="0" b="0"/>
             <wp:docPr id="4" name="Рисунок 4"/>
@@ -971,7 +1776,7 @@
                     </pic:cNvPicPr>
                   </pic:nvPicPr>
                   <pic:blipFill>
-                    <a:blip r:embed="rId9"/>
+                    <a:blip r:embed="rId10"/>
                     <a:stretch>
                       <a:fillRect/>
                     </a:stretch>
@@ -1036,7 +1841,7 @@
     <w:p/>
     <w:p>
       <w:pPr>
-        <w:pStyle w:val="4"/>
+        <w:pStyle w:val="a3"/>
         <w:keepLines/>
         <w:pageBreakBefore/>
         <w:numPr>
@@ -1061,27 +1866,23 @@
           <w:sz w:val="28"/>
           <w:szCs w:val="28"/>
         </w:rPr>
-        <w:t>Алгоритм для использования услуг компании. Схема сайта</w:t>
-      </w:r>
-    </w:p>
-    <w:p>
-      <w:pPr>
-        <w:keepNext w:val="0"/>
-        <w:keepLines w:val="0"/>
-        <w:pageBreakBefore w:val="0"/>
-        <w:widowControl/>
-        <w:kinsoku/>
-        <w:wordWrap/>
-        <w:overflowPunct/>
-        <w:topLinePunct w:val="0"/>
-        <w:autoSpaceDE/>
-        <w:autoSpaceDN/>
-        <w:bidi w:val="0"/>
-        <w:adjustRightInd/>
-        <w:snapToGrid/>
-        <w:spacing w:after="0" w:line="360" w:lineRule="auto"/>
-        <w:ind w:firstLine="350" w:firstLineChars="125"/>
-        <w:textAlignment w:val="auto"/>
+        <w:lastRenderedPageBreak/>
+        <w:t xml:space="preserve">Алгоритм для </w:t>
+      </w:r>
+      <w:r>
+        <w:rPr>
+          <w:rFonts w:ascii="Times New Roman" w:hAnsi="Times New Roman" w:cs="Times New Roman"/>
+          <w:b/>
+          <w:sz w:val="28"/>
+          <w:szCs w:val="28"/>
+        </w:rPr>
+        <w:t>использования услуг компании. Схема сайта</w:t>
+      </w:r>
+    </w:p>
+    <w:p>
+      <w:pPr>
+        <w:spacing w:after="0" w:line="360" w:lineRule="auto"/>
+        <w:ind w:firstLineChars="125" w:firstLine="350"/>
         <w:rPr>
           <w:rFonts w:ascii="Times New Roman" w:hAnsi="Times New Roman" w:cs="Times New Roman"/>
           <w:sz w:val="28"/>
@@ -1099,27 +1900,13 @@
     </w:p>
     <w:p>
       <w:pPr>
-        <w:pStyle w:val="4"/>
-        <w:keepNext w:val="0"/>
-        <w:keepLines w:val="0"/>
-        <w:pageBreakBefore w:val="0"/>
-        <w:widowControl/>
+        <w:pStyle w:val="a3"/>
         <w:numPr>
           <w:ilvl w:val="0"/>
           <w:numId w:val="3"/>
         </w:numPr>
-        <w:kinsoku/>
-        <w:wordWrap/>
-        <w:overflowPunct/>
-        <w:topLinePunct w:val="0"/>
-        <w:autoSpaceDE/>
-        <w:autoSpaceDN/>
-        <w:bidi w:val="0"/>
-        <w:adjustRightInd/>
-        <w:snapToGrid/>
-        <w:spacing w:after="0" w:line="360" w:lineRule="auto"/>
-        <w:ind w:firstLine="350" w:firstLineChars="125"/>
-        <w:textAlignment w:val="auto"/>
+        <w:spacing w:after="0" w:line="360" w:lineRule="auto"/>
+        <w:ind w:firstLineChars="125" w:firstLine="350"/>
         <w:rPr>
           <w:rFonts w:ascii="Times New Roman" w:hAnsi="Times New Roman" w:cs="Times New Roman"/>
           <w:sz w:val="28"/>
@@ -1137,27 +1924,13 @@
     </w:p>
     <w:p>
       <w:pPr>
-        <w:pStyle w:val="4"/>
-        <w:keepNext w:val="0"/>
-        <w:keepLines w:val="0"/>
-        <w:pageBreakBefore w:val="0"/>
-        <w:widowControl/>
+        <w:pStyle w:val="a3"/>
         <w:numPr>
           <w:ilvl w:val="0"/>
           <w:numId w:val="3"/>
         </w:numPr>
-        <w:kinsoku/>
-        <w:wordWrap/>
-        <w:overflowPunct/>
-        <w:topLinePunct w:val="0"/>
-        <w:autoSpaceDE/>
-        <w:autoSpaceDN/>
-        <w:bidi w:val="0"/>
-        <w:adjustRightInd/>
-        <w:snapToGrid/>
-        <w:spacing w:after="0" w:line="360" w:lineRule="auto"/>
-        <w:ind w:firstLine="350" w:firstLineChars="125"/>
-        <w:textAlignment w:val="auto"/>
+        <w:spacing w:after="0" w:line="360" w:lineRule="auto"/>
+        <w:ind w:firstLineChars="125" w:firstLine="350"/>
         <w:rPr>
           <w:rFonts w:ascii="Times New Roman" w:hAnsi="Times New Roman" w:cs="Times New Roman"/>
           <w:sz w:val="28"/>
@@ -1171,7 +1944,15 @@
           <w:sz w:val="28"/>
           <w:szCs w:val="28"/>
         </w:rPr>
-        <w:t>Выбрать необходимую пользователю подписку</w:t>
+        <w:t>Выбрать необходимую</w:t>
+      </w:r>
+      <w:r>
+        <w:rPr>
+          <w:rFonts w:ascii="Times New Roman" w:hAnsi="Times New Roman" w:cs="Times New Roman"/>
+          <w:sz w:val="28"/>
+          <w:szCs w:val="28"/>
+        </w:rPr>
+        <w:t xml:space="preserve"> пользователю подписку</w:t>
       </w:r>
       <w:r>
         <w:rPr>
@@ -1185,27 +1966,13 @@
     </w:p>
     <w:p>
       <w:pPr>
-        <w:pStyle w:val="4"/>
-        <w:keepNext w:val="0"/>
-        <w:keepLines w:val="0"/>
-        <w:pageBreakBefore w:val="0"/>
-        <w:widowControl/>
+        <w:pStyle w:val="a3"/>
         <w:numPr>
           <w:ilvl w:val="0"/>
           <w:numId w:val="3"/>
         </w:numPr>
-        <w:kinsoku/>
-        <w:wordWrap/>
-        <w:overflowPunct/>
-        <w:topLinePunct w:val="0"/>
-        <w:autoSpaceDE/>
-        <w:autoSpaceDN/>
-        <w:bidi w:val="0"/>
-        <w:adjustRightInd/>
-        <w:snapToGrid/>
-        <w:spacing w:after="0" w:line="360" w:lineRule="auto"/>
-        <w:ind w:firstLine="350" w:firstLineChars="125"/>
-        <w:textAlignment w:val="auto"/>
+        <w:spacing w:after="0" w:line="360" w:lineRule="auto"/>
+        <w:ind w:firstLineChars="125" w:firstLine="350"/>
         <w:rPr>
           <w:rFonts w:ascii="Times New Roman" w:hAnsi="Times New Roman" w:cs="Times New Roman"/>
           <w:sz w:val="28"/>
@@ -1223,27 +1990,13 @@
     </w:p>
     <w:p>
       <w:pPr>
-        <w:pStyle w:val="4"/>
-        <w:keepNext w:val="0"/>
-        <w:keepLines w:val="0"/>
-        <w:pageBreakBefore w:val="0"/>
-        <w:widowControl/>
+        <w:pStyle w:val="a3"/>
         <w:numPr>
           <w:ilvl w:val="0"/>
           <w:numId w:val="3"/>
         </w:numPr>
-        <w:kinsoku/>
-        <w:wordWrap/>
-        <w:overflowPunct/>
-        <w:topLinePunct w:val="0"/>
-        <w:autoSpaceDE/>
-        <w:autoSpaceDN/>
-        <w:bidi w:val="0"/>
-        <w:adjustRightInd/>
-        <w:snapToGrid/>
-        <w:spacing w:after="0" w:line="360" w:lineRule="auto"/>
-        <w:ind w:firstLine="350" w:firstLineChars="125"/>
-        <w:textAlignment w:val="auto"/>
+        <w:spacing w:after="0" w:line="360" w:lineRule="auto"/>
+        <w:ind w:firstLineChars="125" w:firstLine="350"/>
         <w:rPr>
           <w:rFonts w:ascii="Times New Roman" w:hAnsi="Times New Roman" w:cs="Times New Roman"/>
           <w:sz w:val="28"/>
@@ -1270,22 +2023,8 @@
     </w:p>
     <w:p>
       <w:pPr>
-        <w:keepNext w:val="0"/>
-        <w:keepLines w:val="0"/>
-        <w:pageBreakBefore w:val="0"/>
-        <w:widowControl/>
-        <w:kinsoku/>
-        <w:wordWrap/>
-        <w:overflowPunct/>
-        <w:topLinePunct w:val="0"/>
-        <w:autoSpaceDE/>
-        <w:autoSpaceDN/>
-        <w:bidi w:val="0"/>
-        <w:adjustRightInd/>
-        <w:snapToGrid/>
-        <w:spacing w:after="0" w:line="360" w:lineRule="auto"/>
-        <w:ind w:firstLine="350" w:firstLineChars="125"/>
-        <w:textAlignment w:val="auto"/>
+        <w:spacing w:after="0" w:line="360" w:lineRule="auto"/>
+        <w:ind w:firstLineChars="125" w:firstLine="350"/>
         <w:rPr>
           <w:rFonts w:ascii="Times New Roman" w:hAnsi="Times New Roman" w:cs="Times New Roman"/>
           <w:sz w:val="28"/>
@@ -1303,27 +2042,13 @@
     </w:p>
     <w:p>
       <w:pPr>
-        <w:pStyle w:val="4"/>
-        <w:keepNext w:val="0"/>
-        <w:keepLines w:val="0"/>
-        <w:pageBreakBefore w:val="0"/>
-        <w:widowControl/>
+        <w:pStyle w:val="a3"/>
         <w:numPr>
           <w:ilvl w:val="0"/>
           <w:numId w:val="4"/>
         </w:numPr>
-        <w:kinsoku/>
-        <w:wordWrap/>
-        <w:overflowPunct/>
-        <w:topLinePunct w:val="0"/>
-        <w:autoSpaceDE/>
-        <w:autoSpaceDN/>
-        <w:bidi w:val="0"/>
-        <w:adjustRightInd/>
-        <w:snapToGrid/>
-        <w:spacing w:after="0" w:line="360" w:lineRule="auto"/>
-        <w:ind w:firstLine="350" w:firstLineChars="125"/>
-        <w:textAlignment w:val="auto"/>
+        <w:spacing w:after="0" w:line="360" w:lineRule="auto"/>
+        <w:ind w:firstLineChars="125" w:firstLine="350"/>
         <w:rPr>
           <w:rFonts w:ascii="Times New Roman" w:hAnsi="Times New Roman" w:cs="Times New Roman"/>
           <w:sz w:val="28"/>
@@ -1341,27 +2066,13 @@
     </w:p>
     <w:p>
       <w:pPr>
-        <w:pStyle w:val="4"/>
-        <w:keepNext w:val="0"/>
-        <w:keepLines w:val="0"/>
-        <w:pageBreakBefore w:val="0"/>
-        <w:widowControl/>
+        <w:pStyle w:val="a3"/>
         <w:numPr>
           <w:ilvl w:val="0"/>
           <w:numId w:val="4"/>
         </w:numPr>
-        <w:kinsoku/>
-        <w:wordWrap/>
-        <w:overflowPunct/>
-        <w:topLinePunct w:val="0"/>
-        <w:autoSpaceDE/>
-        <w:autoSpaceDN/>
-        <w:bidi w:val="0"/>
-        <w:adjustRightInd/>
-        <w:snapToGrid/>
-        <w:spacing w:after="0" w:line="360" w:lineRule="auto"/>
-        <w:ind w:firstLine="350" w:firstLineChars="125"/>
-        <w:textAlignment w:val="auto"/>
+        <w:spacing w:after="0" w:line="360" w:lineRule="auto"/>
+        <w:ind w:firstLineChars="125" w:firstLine="350"/>
         <w:rPr>
           <w:rFonts w:ascii="Times New Roman" w:hAnsi="Times New Roman" w:cs="Times New Roman"/>
           <w:sz w:val="28"/>
@@ -1379,27 +2090,13 @@
     </w:p>
     <w:p>
       <w:pPr>
-        <w:pStyle w:val="4"/>
-        <w:keepNext w:val="0"/>
-        <w:keepLines w:val="0"/>
-        <w:pageBreakBefore w:val="0"/>
-        <w:widowControl/>
+        <w:pStyle w:val="a3"/>
         <w:numPr>
           <w:ilvl w:val="0"/>
           <w:numId w:val="4"/>
         </w:numPr>
-        <w:kinsoku/>
-        <w:wordWrap/>
-        <w:overflowPunct/>
-        <w:topLinePunct w:val="0"/>
-        <w:autoSpaceDE/>
-        <w:autoSpaceDN/>
-        <w:bidi w:val="0"/>
-        <w:adjustRightInd/>
-        <w:snapToGrid/>
-        <w:spacing w:after="0" w:line="360" w:lineRule="auto"/>
-        <w:ind w:firstLine="350" w:firstLineChars="125"/>
-        <w:textAlignment w:val="auto"/>
+        <w:spacing w:after="0" w:line="360" w:lineRule="auto"/>
+        <w:ind w:firstLineChars="125" w:firstLine="350"/>
         <w:rPr>
           <w:rFonts w:ascii="Times New Roman" w:hAnsi="Times New Roman" w:cs="Times New Roman"/>
           <w:sz w:val="28"/>
@@ -1417,27 +2114,13 @@
     </w:p>
     <w:p>
       <w:pPr>
-        <w:pStyle w:val="4"/>
-        <w:keepNext w:val="0"/>
-        <w:keepLines w:val="0"/>
-        <w:pageBreakBefore w:val="0"/>
-        <w:widowControl/>
+        <w:pStyle w:val="a3"/>
         <w:numPr>
           <w:ilvl w:val="0"/>
           <w:numId w:val="4"/>
         </w:numPr>
-        <w:kinsoku/>
-        <w:wordWrap/>
-        <w:overflowPunct/>
-        <w:topLinePunct w:val="0"/>
-        <w:autoSpaceDE/>
-        <w:autoSpaceDN/>
-        <w:bidi w:val="0"/>
-        <w:adjustRightInd/>
-        <w:snapToGrid/>
-        <w:spacing w:after="0" w:line="360" w:lineRule="auto"/>
-        <w:ind w:firstLine="350" w:firstLineChars="125"/>
-        <w:textAlignment w:val="auto"/>
+        <w:spacing w:after="0" w:line="360" w:lineRule="auto"/>
+        <w:ind w:firstLineChars="125" w:firstLine="350"/>
         <w:rPr>
           <w:rFonts w:ascii="Times New Roman" w:hAnsi="Times New Roman" w:cs="Times New Roman"/>
           <w:sz w:val="28"/>
@@ -1455,27 +2138,13 @@
     </w:p>
     <w:p>
       <w:pPr>
-        <w:pStyle w:val="4"/>
-        <w:keepNext w:val="0"/>
-        <w:keepLines w:val="0"/>
-        <w:pageBreakBefore w:val="0"/>
-        <w:widowControl/>
+        <w:pStyle w:val="a3"/>
         <w:numPr>
           <w:ilvl w:val="0"/>
           <w:numId w:val="4"/>
         </w:numPr>
-        <w:kinsoku/>
-        <w:wordWrap/>
-        <w:overflowPunct/>
-        <w:topLinePunct w:val="0"/>
-        <w:autoSpaceDE/>
-        <w:autoSpaceDN/>
-        <w:bidi w:val="0"/>
-        <w:adjustRightInd/>
-        <w:snapToGrid/>
-        <w:spacing w:after="0" w:line="360" w:lineRule="auto"/>
-        <w:ind w:firstLine="350" w:firstLineChars="125"/>
-        <w:textAlignment w:val="auto"/>
+        <w:spacing w:after="0" w:line="360" w:lineRule="auto"/>
+        <w:ind w:firstLineChars="125" w:firstLine="350"/>
         <w:rPr>
           <w:rFonts w:ascii="Times New Roman" w:hAnsi="Times New Roman" w:cs="Times New Roman"/>
           <w:sz w:val="28"/>
@@ -1493,27 +2162,13 @@
     </w:p>
     <w:p>
       <w:pPr>
-        <w:pStyle w:val="4"/>
-        <w:keepNext w:val="0"/>
-        <w:keepLines w:val="0"/>
-        <w:pageBreakBefore w:val="0"/>
-        <w:widowControl/>
+        <w:pStyle w:val="a3"/>
         <w:numPr>
           <w:ilvl w:val="0"/>
           <w:numId w:val="4"/>
         </w:numPr>
-        <w:kinsoku/>
-        <w:wordWrap/>
-        <w:overflowPunct/>
-        <w:topLinePunct w:val="0"/>
-        <w:autoSpaceDE/>
-        <w:autoSpaceDN/>
-        <w:bidi w:val="0"/>
-        <w:adjustRightInd/>
-        <w:snapToGrid/>
-        <w:spacing w:after="0" w:line="360" w:lineRule="auto"/>
-        <w:ind w:firstLine="350" w:firstLineChars="125"/>
-        <w:textAlignment w:val="auto"/>
+        <w:spacing w:after="0" w:line="360" w:lineRule="auto"/>
+        <w:ind w:firstLineChars="125" w:firstLine="350"/>
         <w:rPr>
           <w:rFonts w:ascii="Times New Roman" w:hAnsi="Times New Roman" w:cs="Times New Roman"/>
           <w:sz w:val="28"/>
@@ -1531,27 +2186,13 @@
     </w:p>
     <w:p>
       <w:pPr>
-        <w:pStyle w:val="4"/>
-        <w:keepNext w:val="0"/>
-        <w:keepLines w:val="0"/>
-        <w:pageBreakBefore w:val="0"/>
-        <w:widowControl/>
+        <w:pStyle w:val="a3"/>
         <w:numPr>
           <w:ilvl w:val="0"/>
           <w:numId w:val="4"/>
         </w:numPr>
-        <w:kinsoku/>
-        <w:wordWrap/>
-        <w:overflowPunct/>
-        <w:topLinePunct w:val="0"/>
-        <w:autoSpaceDE/>
-        <w:autoSpaceDN/>
-        <w:bidi w:val="0"/>
-        <w:adjustRightInd/>
-        <w:snapToGrid/>
-        <w:spacing w:after="0" w:line="360" w:lineRule="auto"/>
-        <w:ind w:firstLine="350" w:firstLineChars="125"/>
-        <w:textAlignment w:val="auto"/>
+        <w:spacing w:after="0" w:line="360" w:lineRule="auto"/>
+        <w:ind w:firstLineChars="125" w:firstLine="350"/>
         <w:rPr>
           <w:rFonts w:ascii="Times New Roman" w:hAnsi="Times New Roman" w:cs="Times New Roman"/>
           <w:sz w:val="28"/>
@@ -1579,12 +2220,13 @@
       <w:r>
         <w:rPr>
           <w:rFonts w:ascii="Times New Roman" w:hAnsi="Times New Roman" w:cs="Times New Roman"/>
+          <w:noProof/>
           <w:sz w:val="28"/>
           <w:szCs w:val="28"/>
           <w:lang w:eastAsia="ru-RU"/>
         </w:rPr>
         <w:drawing>
-          <wp:inline distT="0" distB="0" distL="0" distR="0">
+          <wp:inline distT="0" distB="0" distL="0" distR="0" wp14:anchorId="3D2C675B" wp14:editId="6B85CFFE">
             <wp:extent cx="5940425" cy="3148330"/>
             <wp:effectExtent l="0" t="0" r="3175" b="0"/>
             <wp:docPr id="5" name="Рисунок 5"/>
@@ -1601,7 +2243,7 @@
                     </pic:cNvPicPr>
                   </pic:nvPicPr>
                   <pic:blipFill>
-                    <a:blip r:embed="rId10"/>
+                    <a:blip r:embed="rId11"/>
                     <a:stretch>
                       <a:fillRect/>
                     </a:stretch>
@@ -1638,12 +2280,20 @@
           <w:sz w:val="28"/>
           <w:szCs w:val="28"/>
         </w:rPr>
-        <w:t>Рисунок 5 – Схема сайта</w:t>
-      </w:r>
-    </w:p>
-    <w:p>
-      <w:pPr>
-        <w:pStyle w:val="4"/>
+        <w:t xml:space="preserve">Рисунок 5 – Схема </w:t>
+      </w:r>
+      <w:r>
+        <w:rPr>
+          <w:rFonts w:ascii="Times New Roman" w:hAnsi="Times New Roman" w:cs="Times New Roman"/>
+          <w:sz w:val="28"/>
+          <w:szCs w:val="28"/>
+        </w:rPr>
+        <w:t>сайта</w:t>
+      </w:r>
+    </w:p>
+    <w:p>
+      <w:pPr>
+        <w:pStyle w:val="a3"/>
         <w:pageBreakBefore/>
         <w:numPr>
           <w:ilvl w:val="0"/>
@@ -1665,6 +2315,7 @@
           <w:sz w:val="28"/>
           <w:szCs w:val="28"/>
         </w:rPr>
+        <w:lastRenderedPageBreak/>
         <w:t>Описание страниц сайта</w:t>
       </w:r>
     </w:p>
@@ -1699,84 +2350,85 @@
     </w:p>
     <w:p>
       <w:pPr>
-        <w:keepNext w:val="0"/>
-        <w:keepLines w:val="0"/>
-        <w:pageBreakBefore w:val="0"/>
-        <w:widowControl/>
-        <w:kinsoku/>
-        <w:wordWrap/>
-        <w:overflowPunct/>
-        <w:topLinePunct w:val="0"/>
-        <w:autoSpaceDE/>
-        <w:autoSpaceDN/>
-        <w:bidi w:val="0"/>
-        <w:adjustRightInd/>
-        <w:snapToGrid/>
         <w:spacing w:after="0" w:line="360" w:lineRule="auto"/>
         <w:ind w:firstLine="709"/>
-        <w:textAlignment w:val="auto"/>
-        <w:rPr>
-          <w:rFonts w:ascii="Times New Roman" w:hAnsi="Times New Roman" w:cs="Times New Roman"/>
-          <w:sz w:val="28"/>
-          <w:szCs w:val="28"/>
-        </w:rPr>
-      </w:pPr>
-      <w:r>
-        <w:rPr>
-          <w:rFonts w:ascii="Times New Roman" w:hAnsi="Times New Roman" w:cs="Times New Roman"/>
-          <w:sz w:val="28"/>
-          <w:szCs w:val="28"/>
-        </w:rPr>
-        <w:t xml:space="preserve">Эта страница является первой и основной, которую видит пользователь. На эту страницу можно попасть из любой другой страницы на сайте при нажатии на логотип или при нажатии отдельной кнопки «Главная», которые находится в шапке сайта. Также в этой шапке находятся кнопки «Подписки», «Магазин», «Корзина», «Соц. Сети» и есть ползунок, который переключает сайт на детский контент. Шапка находится на всех страницах сайта для комфортного перемещения. </w:t>
-      </w:r>
-    </w:p>
-    <w:p>
-      <w:pPr>
-        <w:keepNext w:val="0"/>
-        <w:keepLines w:val="0"/>
-        <w:pageBreakBefore w:val="0"/>
-        <w:widowControl/>
-        <w:kinsoku/>
-        <w:wordWrap/>
-        <w:overflowPunct/>
-        <w:topLinePunct w:val="0"/>
-        <w:autoSpaceDE/>
-        <w:autoSpaceDN/>
-        <w:bidi w:val="0"/>
-        <w:adjustRightInd/>
-        <w:snapToGrid/>
+        <w:rPr>
+          <w:rFonts w:ascii="Times New Roman" w:hAnsi="Times New Roman" w:cs="Times New Roman"/>
+          <w:sz w:val="28"/>
+          <w:szCs w:val="28"/>
+        </w:rPr>
+      </w:pPr>
+      <w:r>
+        <w:rPr>
+          <w:rFonts w:ascii="Times New Roman" w:hAnsi="Times New Roman" w:cs="Times New Roman"/>
+          <w:sz w:val="28"/>
+          <w:szCs w:val="28"/>
+        </w:rPr>
+        <w:t>Эта страница является первой и основной, которую видит пользователь. На эту страницу можно попасть из любой другой страницы на сайте при нажатии на логотип или при нажатии отдельной кнопки «Главная», кот</w:t>
+      </w:r>
+      <w:r>
+        <w:rPr>
+          <w:rFonts w:ascii="Times New Roman" w:hAnsi="Times New Roman" w:cs="Times New Roman"/>
+          <w:sz w:val="28"/>
+          <w:szCs w:val="28"/>
+        </w:rPr>
+        <w:t xml:space="preserve">орые находится в шапке сайта. Также в этой шапке находятся кнопки «Подписки», «Магазин», «Корзина», «Соц. Сети» и есть ползунок, который переключает сайт на детский контент. Шапка находится на всех страницах сайта для комфортного перемещения. </w:t>
+      </w:r>
+    </w:p>
+    <w:p>
+      <w:pPr>
         <w:spacing w:after="0" w:line="360" w:lineRule="auto"/>
         <w:ind w:firstLine="709"/>
-        <w:textAlignment w:val="auto"/>
-        <w:rPr>
-          <w:rFonts w:ascii="Times New Roman" w:hAnsi="Times New Roman" w:cs="Times New Roman"/>
-          <w:sz w:val="28"/>
-          <w:szCs w:val="28"/>
-        </w:rPr>
-      </w:pPr>
-      <w:r>
-        <w:rPr>
-          <w:rFonts w:ascii="Times New Roman" w:hAnsi="Times New Roman" w:cs="Times New Roman"/>
-          <w:sz w:val="28"/>
-          <w:szCs w:val="28"/>
-        </w:rPr>
-        <w:t>В шапке страницы находится логотип компании (рисунок 6).</w:t>
-      </w:r>
-      <w:r>
-        <w:rPr>
-          <w:rFonts w:ascii="Times New Roman" w:hAnsi="Times New Roman" w:cs="Times New Roman"/>
-          <w:sz w:val="28"/>
-          <w:szCs w:val="28"/>
-        </w:rPr>
-        <w:pict>
-          <v:shape id="_x0000_i1025" o:spt="75" type="#_x0000_t75" style="height:263.25pt;width:467.25pt;" filled="f" o:preferrelative="t" stroked="f" coordsize="21600,21600">
-            <v:path/>
-            <v:fill on="f" focussize="0,0"/>
-            <v:stroke on="f" joinstyle="miter"/>
-            <v:imagedata r:id="rId11" o:title="maxresdefault (6)"/>
+        <w:rPr>
+          <w:rFonts w:ascii="Times New Roman" w:hAnsi="Times New Roman" w:cs="Times New Roman"/>
+          <w:sz w:val="28"/>
+          <w:szCs w:val="28"/>
+        </w:rPr>
+      </w:pPr>
+      <w:r>
+        <w:rPr>
+          <w:rFonts w:ascii="Times New Roman" w:hAnsi="Times New Roman" w:cs="Times New Roman"/>
+          <w:sz w:val="28"/>
+          <w:szCs w:val="28"/>
+        </w:rPr>
+        <w:t>В шапке стра</w:t>
+      </w:r>
+      <w:r>
+        <w:rPr>
+          <w:rFonts w:ascii="Times New Roman" w:hAnsi="Times New Roman" w:cs="Times New Roman"/>
+          <w:sz w:val="28"/>
+          <w:szCs w:val="28"/>
+        </w:rPr>
+        <w:t>ницы находится логотип компании (рисунок 6).</w:t>
+      </w:r>
+      <w:r>
+        <w:rPr>
+          <w:rFonts w:ascii="Times New Roman" w:hAnsi="Times New Roman" w:cs="Times New Roman"/>
+          <w:sz w:val="28"/>
+          <w:szCs w:val="28"/>
+        </w:rPr>
+        <w:pict w14:anchorId="07893D7C">
+          <v:shapetype id="_x0000_t75" coordsize="21600,21600" o:spt="75" o:preferrelative="t" path="m@4@5l@4@11@9@11@9@5xe" filled="f" stroked="f">
+            <v:stroke joinstyle="miter"/>
+            <v:formulas>
+              <v:f eqn="if lineDrawn pixelLineWidth 0"/>
+              <v:f eqn="sum @0 1 0"/>
+              <v:f eqn="sum 0 0 @1"/>
+              <v:f eqn="prod @2 1 2"/>
+              <v:f eqn="prod @3 21600 pixelWidth"/>
+              <v:f eqn="prod @3 21600 pixelHeight"/>
+              <v:f eqn="sum @0 0 1"/>
+              <v:f eqn="prod @6 1 2"/>
+              <v:f eqn="prod @7 21600 pixelWidth"/>
+              <v:f eqn="sum @8 21600 0"/>
+              <v:f eqn="prod @7 21600 pixelHeight"/>
+              <v:f eqn="sum @10 21600 0"/>
+            </v:formulas>
+            <v:path o:extrusionok="f" gradientshapeok="t" o:connecttype="rect"/>
             <o:lock v:ext="edit" aspectratio="t"/>
-            <w10:wrap type="none"/>
-            <w10:anchorlock/>
+          </v:shapetype>
+          <v:shape id="_x0000_i1025" type="#_x0000_t75" style="width:467.25pt;height:263.25pt">
+            <v:imagedata r:id="rId12" o:title="maxresdefault (6)"/>
           </v:shape>
         </w:pict>
       </w:r>
@@ -1803,22 +2455,8 @@
     </w:p>
     <w:p>
       <w:pPr>
-        <w:keepNext w:val="0"/>
-        <w:keepLines w:val="0"/>
-        <w:pageBreakBefore w:val="0"/>
-        <w:widowControl/>
-        <w:kinsoku/>
-        <w:wordWrap/>
-        <w:overflowPunct/>
-        <w:topLinePunct w:val="0"/>
-        <w:autoSpaceDE/>
-        <w:autoSpaceDN/>
-        <w:bidi w:val="0"/>
-        <w:adjustRightInd/>
-        <w:snapToGrid/>
         <w:spacing w:after="0" w:line="360" w:lineRule="auto"/>
         <w:ind w:firstLine="709"/>
-        <w:textAlignment w:val="auto"/>
         <w:rPr>
           <w:rFonts w:ascii="Times New Roman" w:hAnsi="Times New Roman" w:cs="Times New Roman"/>
           <w:sz w:val="28"/>
@@ -1836,121 +2474,98 @@
     </w:p>
     <w:p>
       <w:pPr>
-        <w:keepNext w:val="0"/>
-        <w:keepLines w:val="0"/>
-        <w:pageBreakBefore w:val="0"/>
-        <w:widowControl/>
-        <w:kinsoku/>
-        <w:wordWrap/>
-        <w:overflowPunct/>
-        <w:topLinePunct w:val="0"/>
-        <w:autoSpaceDE/>
-        <w:autoSpaceDN/>
-        <w:bidi w:val="0"/>
-        <w:adjustRightInd/>
-        <w:snapToGrid/>
         <w:spacing w:after="0" w:line="360" w:lineRule="auto"/>
         <w:ind w:firstLine="709"/>
-        <w:textAlignment w:val="auto"/>
-        <w:rPr>
-          <w:rFonts w:ascii="Times New Roman" w:hAnsi="Times New Roman" w:cs="Times New Roman"/>
-          <w:sz w:val="28"/>
-          <w:szCs w:val="28"/>
-        </w:rPr>
-      </w:pPr>
-      <w:r>
-        <w:rPr>
-          <w:rFonts w:ascii="Times New Roman" w:hAnsi="Times New Roman" w:cs="Times New Roman"/>
-          <w:sz w:val="28"/>
-          <w:szCs w:val="28"/>
-        </w:rPr>
-        <w:t xml:space="preserve">Ниже шапки будет находится большое окно с новой премьерой, снизу посередине которой будет закруглённая кнопка с покупкой билетов в кино. </w:t>
-      </w:r>
-    </w:p>
-    <w:p>
-      <w:pPr>
-        <w:keepNext w:val="0"/>
-        <w:keepLines w:val="0"/>
-        <w:pageBreakBefore w:val="0"/>
-        <w:widowControl/>
-        <w:kinsoku/>
-        <w:wordWrap/>
-        <w:overflowPunct/>
-        <w:topLinePunct w:val="0"/>
-        <w:autoSpaceDE/>
-        <w:autoSpaceDN/>
-        <w:bidi w:val="0"/>
-        <w:adjustRightInd/>
-        <w:snapToGrid/>
+        <w:rPr>
+          <w:rFonts w:ascii="Times New Roman" w:hAnsi="Times New Roman" w:cs="Times New Roman"/>
+          <w:sz w:val="28"/>
+          <w:szCs w:val="28"/>
+        </w:rPr>
+      </w:pPr>
+      <w:r>
+        <w:rPr>
+          <w:rFonts w:ascii="Times New Roman" w:hAnsi="Times New Roman" w:cs="Times New Roman"/>
+          <w:sz w:val="28"/>
+          <w:szCs w:val="28"/>
+        </w:rPr>
+        <w:t>Ниже шапки будет находится большое окно с новой премьерой, снизу посередине которой будет закруглённая кнопка с покупкой билето</w:t>
+      </w:r>
+      <w:r>
+        <w:rPr>
+          <w:rFonts w:ascii="Times New Roman" w:hAnsi="Times New Roman" w:cs="Times New Roman"/>
+          <w:sz w:val="28"/>
+          <w:szCs w:val="28"/>
+        </w:rPr>
+        <w:t xml:space="preserve">в в кино. </w:t>
+      </w:r>
+    </w:p>
+    <w:p>
+      <w:pPr>
         <w:spacing w:after="0" w:line="360" w:lineRule="auto"/>
         <w:ind w:firstLine="709"/>
-        <w:textAlignment w:val="auto"/>
-        <w:rPr>
-          <w:rFonts w:ascii="Times New Roman" w:hAnsi="Times New Roman" w:cs="Times New Roman"/>
-          <w:sz w:val="28"/>
-          <w:szCs w:val="28"/>
-        </w:rPr>
-      </w:pPr>
-      <w:r>
-        <w:rPr>
-          <w:rFonts w:ascii="Times New Roman" w:hAnsi="Times New Roman" w:cs="Times New Roman"/>
-          <w:sz w:val="28"/>
-          <w:szCs w:val="28"/>
-        </w:rPr>
-        <w:t xml:space="preserve">Так же, ниже большого окна с премьерой будут разные категории просмотра. Они будут расположены слева направо в ряд по 4 категории. Это будут кнопками, на которые можно нажать и откроется окно с контентом, подходящим под эту категорию. </w:t>
-      </w:r>
-    </w:p>
-    <w:p>
-      <w:pPr>
-        <w:keepNext w:val="0"/>
-        <w:keepLines w:val="0"/>
-        <w:pageBreakBefore w:val="0"/>
-        <w:widowControl/>
-        <w:kinsoku/>
-        <w:wordWrap/>
-        <w:overflowPunct/>
-        <w:topLinePunct w:val="0"/>
-        <w:autoSpaceDE/>
-        <w:autoSpaceDN/>
-        <w:bidi w:val="0"/>
-        <w:adjustRightInd/>
-        <w:snapToGrid/>
+        <w:rPr>
+          <w:rFonts w:ascii="Times New Roman" w:hAnsi="Times New Roman" w:cs="Times New Roman"/>
+          <w:sz w:val="28"/>
+          <w:szCs w:val="28"/>
+        </w:rPr>
+      </w:pPr>
+      <w:r>
+        <w:rPr>
+          <w:rFonts w:ascii="Times New Roman" w:hAnsi="Times New Roman" w:cs="Times New Roman"/>
+          <w:sz w:val="28"/>
+          <w:szCs w:val="28"/>
+        </w:rPr>
+        <w:t xml:space="preserve">Так же, ниже большого окна с премьерой будут разные категории просмотра. Они будут расположены слева направо в ряд по 4 категории. Это </w:t>
+      </w:r>
+      <w:r>
+        <w:rPr>
+          <w:rFonts w:ascii="Times New Roman" w:hAnsi="Times New Roman" w:cs="Times New Roman"/>
+          <w:sz w:val="28"/>
+          <w:szCs w:val="28"/>
+        </w:rPr>
+        <w:lastRenderedPageBreak/>
+        <w:t xml:space="preserve">будут кнопками, на которые можно нажать и откроется окно с контентом, подходящим под эту категорию. </w:t>
+      </w:r>
+    </w:p>
+    <w:p>
+      <w:pPr>
         <w:spacing w:after="0" w:line="360" w:lineRule="auto"/>
         <w:ind w:firstLine="709"/>
-        <w:textAlignment w:val="auto"/>
-        <w:rPr>
-          <w:rFonts w:ascii="Times New Roman" w:hAnsi="Times New Roman" w:cs="Times New Roman"/>
-          <w:sz w:val="28"/>
-          <w:szCs w:val="28"/>
-        </w:rPr>
-      </w:pPr>
-      <w:r>
-        <w:rPr>
-          <w:rFonts w:ascii="Times New Roman" w:hAnsi="Times New Roman" w:cs="Times New Roman"/>
-          <w:sz w:val="28"/>
-          <w:szCs w:val="28"/>
-        </w:rPr>
-        <w:t>На каждом медиа контенте будет три кнопки: «Посмотреть позже», «О фильме» и «Оценить». Чтобы начать просмотр медиа контента нужно нажать на него. Чтобы человек понял, что для просмотра нужно именно нажать, будет особое выделение. И вся главная страница состоит из медиа контента и их категорий.</w:t>
-      </w:r>
-    </w:p>
-    <w:p>
-      <w:pPr>
-        <w:keepNext w:val="0"/>
-        <w:keepLines w:val="0"/>
-        <w:pageBreakBefore w:val="0"/>
-        <w:widowControl/>
-        <w:kinsoku/>
-        <w:wordWrap/>
-        <w:overflowPunct/>
-        <w:topLinePunct w:val="0"/>
-        <w:autoSpaceDE/>
-        <w:autoSpaceDN/>
-        <w:bidi w:val="0"/>
-        <w:adjustRightInd/>
-        <w:snapToGrid/>
+        <w:rPr>
+          <w:rFonts w:ascii="Times New Roman" w:hAnsi="Times New Roman" w:cs="Times New Roman"/>
+          <w:sz w:val="28"/>
+          <w:szCs w:val="28"/>
+        </w:rPr>
+      </w:pPr>
+      <w:r>
+        <w:rPr>
+          <w:rFonts w:ascii="Times New Roman" w:hAnsi="Times New Roman" w:cs="Times New Roman"/>
+          <w:sz w:val="28"/>
+          <w:szCs w:val="28"/>
+        </w:rPr>
+        <w:t>На каждом</w:t>
+      </w:r>
+      <w:r>
+        <w:rPr>
+          <w:rFonts w:ascii="Times New Roman" w:hAnsi="Times New Roman" w:cs="Times New Roman"/>
+          <w:sz w:val="28"/>
+          <w:szCs w:val="28"/>
+        </w:rPr>
+        <w:t xml:space="preserve"> медиа контенте будет три кнопки: «Посмотреть позже», «О фильме» и «Оценить». Чтобы начать просмотр медиа контента нужно нажать на него. Чтобы человек понял, что для просмотра нужно именно нажать, будет особое выделение. И вся главная страница состоит из м</w:t>
+      </w:r>
+      <w:r>
+        <w:rPr>
+          <w:rFonts w:ascii="Times New Roman" w:hAnsi="Times New Roman" w:cs="Times New Roman"/>
+          <w:sz w:val="28"/>
+          <w:szCs w:val="28"/>
+        </w:rPr>
+        <w:t>едиа контента и их категорий.</w:t>
+      </w:r>
+    </w:p>
+    <w:p>
+      <w:pPr>
         <w:spacing w:after="0" w:line="360" w:lineRule="auto"/>
         <w:ind w:firstLine="709"/>
-        <w:textAlignment w:val="auto"/>
         <w:rPr>
           <w:rFonts w:ascii="Times New Roman" w:hAnsi="Times New Roman" w:cs="Times New Roman"/>
           <w:sz w:val="28"/>
@@ -2005,35 +2620,20 @@
     </w:p>
     <w:p>
       <w:pPr>
-        <w:keepNext w:val="0"/>
-        <w:keepLines w:val="0"/>
-        <w:pageBreakBefore w:val="0"/>
-        <w:widowControl/>
-        <w:kinsoku/>
-        <w:wordWrap/>
-        <w:overflowPunct/>
-        <w:topLinePunct w:val="0"/>
-        <w:autoSpaceDE/>
-        <w:autoSpaceDN/>
-        <w:bidi w:val="0"/>
-        <w:adjustRightInd/>
-        <w:snapToGrid/>
-        <w:spacing w:after="0" w:line="360" w:lineRule="auto"/>
-        <w:ind w:firstLine="350" w:firstLineChars="125"/>
-        <w:textAlignment w:val="auto"/>
-        <w:rPr>
-          <w:rFonts w:ascii="Times New Roman" w:hAnsi="Times New Roman" w:cs="Times New Roman"/>
-          <w:sz w:val="28"/>
-          <w:szCs w:val="28"/>
-        </w:rPr>
-      </w:pPr>
-      <w:r>
-        <w:rPr>
-          <w:rFonts w:hint="default" w:ascii="Times New Roman" w:hAnsi="Times New Roman" w:cs="Times New Roman"/>
-          <w:b/>
-          <w:sz w:val="28"/>
-          <w:szCs w:val="28"/>
-          <w:lang w:val="ru-RU"/>
+        <w:spacing w:after="0" w:line="360" w:lineRule="auto"/>
+        <w:ind w:firstLineChars="125" w:firstLine="351"/>
+        <w:rPr>
+          <w:rFonts w:ascii="Times New Roman" w:hAnsi="Times New Roman" w:cs="Times New Roman"/>
+          <w:sz w:val="28"/>
+          <w:szCs w:val="28"/>
+        </w:rPr>
+      </w:pPr>
+      <w:r>
+        <w:rPr>
+          <w:rFonts w:ascii="Times New Roman" w:hAnsi="Times New Roman" w:cs="Times New Roman"/>
+          <w:b/>
+          <w:sz w:val="28"/>
+          <w:szCs w:val="28"/>
         </w:rPr>
         <w:tab/>
       </w:r>
@@ -2043,33 +2643,26 @@
           <w:sz w:val="28"/>
           <w:szCs w:val="28"/>
         </w:rPr>
-        <w:t xml:space="preserve">На эту страницу можно попасть из любой другой страницы на сайте при нажатии на логотип или при нажатии отдельной кнопки «Главная», которые находится в шапке сайта. Также в этой шапке находятся кнопки «Подписки», «Магазин», «Корзина», «Соц. Сети» и есть ползунок, который переключает сайт на детский контент. Шапка находится на всех страницах сайта для комфортного перемещения. </w:t>
-      </w:r>
-    </w:p>
-    <w:p>
-      <w:pPr>
-        <w:keepNext w:val="0"/>
-        <w:keepLines w:val="0"/>
-        <w:pageBreakBefore w:val="0"/>
-        <w:widowControl/>
-        <w:kinsoku/>
-        <w:wordWrap/>
-        <w:overflowPunct/>
-        <w:topLinePunct w:val="0"/>
-        <w:autoSpaceDE/>
-        <w:autoSpaceDN/>
-        <w:bidi w:val="0"/>
-        <w:adjustRightInd/>
-        <w:snapToGrid/>
-        <w:spacing w:after="0" w:line="360" w:lineRule="auto"/>
-        <w:ind w:firstLine="350" w:firstLineChars="125"/>
-        <w:textAlignment w:val="auto"/>
-        <w:rPr>
-          <w:rFonts w:hint="default" w:ascii="Times New Roman" w:hAnsi="Times New Roman" w:cs="Times New Roman"/>
-          <w:b/>
-          <w:sz w:val="28"/>
-          <w:szCs w:val="28"/>
-          <w:lang w:val="ru-RU"/>
+        <w:t>На эту страницу можно попасть из любой другой страницы на сайте при нажатии на логотип или при нажатии отдельной кнопки «Главная», которые находится в шапке сайта. Также в этой шапке находятся кнопки «Подписки», «Магазин», «Корзина», «Соц. Сети» и есть пол</w:t>
+      </w:r>
+      <w:r>
+        <w:rPr>
+          <w:rFonts w:ascii="Times New Roman" w:hAnsi="Times New Roman" w:cs="Times New Roman"/>
+          <w:sz w:val="28"/>
+          <w:szCs w:val="28"/>
+        </w:rPr>
+        <w:t xml:space="preserve">зунок, который переключает сайт на детский контент. Шапка находится на всех страницах сайта для комфортного перемещения. </w:t>
+      </w:r>
+    </w:p>
+    <w:p>
+      <w:pPr>
+        <w:spacing w:after="0" w:line="360" w:lineRule="auto"/>
+        <w:ind w:firstLineChars="125" w:firstLine="350"/>
+        <w:rPr>
+          <w:rFonts w:ascii="Times New Roman" w:hAnsi="Times New Roman" w:cs="Times New Roman"/>
+          <w:b/>
+          <w:sz w:val="28"/>
+          <w:szCs w:val="28"/>
         </w:rPr>
       </w:pPr>
       <w:r>
@@ -2083,22 +2676,8 @@
     </w:p>
     <w:p>
       <w:pPr>
-        <w:keepNext w:val="0"/>
-        <w:keepLines w:val="0"/>
-        <w:pageBreakBefore w:val="0"/>
-        <w:widowControl/>
-        <w:kinsoku/>
-        <w:wordWrap/>
-        <w:overflowPunct/>
-        <w:topLinePunct w:val="0"/>
-        <w:autoSpaceDE/>
-        <w:autoSpaceDN/>
-        <w:bidi w:val="0"/>
-        <w:adjustRightInd/>
-        <w:snapToGrid/>
-        <w:spacing w:after="0" w:line="360" w:lineRule="auto"/>
-        <w:ind w:firstLine="350" w:firstLineChars="125"/>
-        <w:textAlignment w:val="auto"/>
+        <w:spacing w:after="0" w:line="360" w:lineRule="auto"/>
+        <w:ind w:firstLineChars="125" w:firstLine="351"/>
         <w:rPr>
           <w:rFonts w:ascii="Times New Roman" w:hAnsi="Times New Roman" w:cs="Times New Roman"/>
           <w:sz w:val="28"/>
@@ -2120,27 +2699,39 @@
           <w:sz w:val="28"/>
           <w:szCs w:val="28"/>
         </w:rPr>
-        <w:t xml:space="preserve">При переходе на страницу будет шапка с кнопками и логотипом, которая есть на всех страницах, и все уровни подписки собранные в ряд. </w:t>
-      </w:r>
-    </w:p>
-    <w:p>
-      <w:pPr>
-        <w:keepNext w:val="0"/>
-        <w:keepLines w:val="0"/>
-        <w:pageBreakBefore w:val="0"/>
-        <w:widowControl/>
-        <w:kinsoku/>
-        <w:wordWrap/>
-        <w:overflowPunct/>
-        <w:topLinePunct w:val="0"/>
-        <w:autoSpaceDE/>
-        <w:autoSpaceDN/>
-        <w:bidi w:val="0"/>
-        <w:adjustRightInd/>
-        <w:snapToGrid/>
-        <w:spacing w:after="0" w:line="360" w:lineRule="auto"/>
-        <w:ind w:firstLine="350" w:firstLineChars="125"/>
-        <w:textAlignment w:val="auto"/>
+        <w:t>При переходе на страницу будет шапка с кнопками и логотипом, которая есть на</w:t>
+      </w:r>
+      <w:r>
+        <w:rPr>
+          <w:rFonts w:ascii="Times New Roman" w:hAnsi="Times New Roman" w:cs="Times New Roman"/>
+          <w:sz w:val="28"/>
+          <w:szCs w:val="28"/>
+        </w:rPr>
+        <w:t xml:space="preserve"> всех страницах, и </w:t>
+      </w:r>
+      <w:proofErr w:type="gramStart"/>
+      <w:r>
+        <w:rPr>
+          <w:rFonts w:ascii="Times New Roman" w:hAnsi="Times New Roman" w:cs="Times New Roman"/>
+          <w:sz w:val="28"/>
+          <w:szCs w:val="28"/>
+        </w:rPr>
+        <w:t>все уровни подписки</w:t>
+      </w:r>
+      <w:proofErr w:type="gramEnd"/>
+      <w:r>
+        <w:rPr>
+          <w:rFonts w:ascii="Times New Roman" w:hAnsi="Times New Roman" w:cs="Times New Roman"/>
+          <w:sz w:val="28"/>
+          <w:szCs w:val="28"/>
+        </w:rPr>
+        <w:t xml:space="preserve"> собранные в ряд. </w:t>
+      </w:r>
+    </w:p>
+    <w:p>
+      <w:pPr>
+        <w:spacing w:after="0" w:line="360" w:lineRule="auto"/>
+        <w:ind w:firstLineChars="125" w:firstLine="350"/>
         <w:rPr>
           <w:rFonts w:ascii="Times New Roman" w:hAnsi="Times New Roman" w:cs="Times New Roman"/>
           <w:sz w:val="28"/>
@@ -2154,14 +2745,15 @@
           <w:szCs w:val="28"/>
         </w:rPr>
         <w:tab/>
-      </w:r>
-      <w:r>
-        <w:rPr>
-          <w:rFonts w:ascii="Times New Roman" w:hAnsi="Times New Roman" w:cs="Times New Roman"/>
-          <w:sz w:val="28"/>
-          <w:szCs w:val="28"/>
-        </w:rPr>
-        <w:t xml:space="preserve">Кнопки подписок будут выполнены в виде карточек с закруглёнными краями, на которых будет написано жирным шрифтом название подписки, ниже информация что в неё входит и ниже будет цена подписки. На заднем фоне карточки изображены персонажи </w:t>
+        <w:t>Кнопки подписок будут выполнены в виде карточек с закруглёнными краями, на которых будет написано жирным шрифтом название подписки, ниже информация что в неё входит и ниже будет цена подписки. На за</w:t>
+      </w:r>
+      <w:r>
+        <w:rPr>
+          <w:rFonts w:ascii="Times New Roman" w:hAnsi="Times New Roman" w:cs="Times New Roman"/>
+          <w:sz w:val="28"/>
+          <w:szCs w:val="28"/>
+        </w:rPr>
+        <w:t xml:space="preserve">днем фоне карточки изображены персонажи </w:t>
       </w:r>
       <w:r>
         <w:rPr>
@@ -2183,22 +2775,8 @@
     </w:p>
     <w:p>
       <w:pPr>
-        <w:keepNext w:val="0"/>
-        <w:keepLines w:val="0"/>
-        <w:pageBreakBefore w:val="0"/>
-        <w:widowControl/>
-        <w:kinsoku/>
-        <w:wordWrap/>
-        <w:overflowPunct/>
-        <w:topLinePunct w:val="0"/>
-        <w:autoSpaceDE/>
-        <w:autoSpaceDN/>
-        <w:bidi w:val="0"/>
-        <w:adjustRightInd/>
-        <w:snapToGrid/>
-        <w:spacing w:after="0" w:line="360" w:lineRule="auto"/>
-        <w:ind w:firstLine="350" w:firstLineChars="125"/>
-        <w:textAlignment w:val="auto"/>
+        <w:spacing w:after="0" w:line="360" w:lineRule="auto"/>
+        <w:ind w:firstLineChars="125" w:firstLine="350"/>
         <w:rPr>
           <w:rFonts w:ascii="Times New Roman" w:hAnsi="Times New Roman" w:cs="Times New Roman"/>
           <w:sz w:val="28"/>
@@ -2212,34 +2790,31 @@
           <w:szCs w:val="28"/>
         </w:rPr>
         <w:tab/>
-      </w:r>
-      <w:r>
-        <w:rPr>
-          <w:rFonts w:ascii="Times New Roman" w:hAnsi="Times New Roman" w:cs="Times New Roman"/>
-          <w:sz w:val="28"/>
-          <w:szCs w:val="28"/>
-        </w:rPr>
-        <w:t xml:space="preserve">В самом низу сайта будут изображены иконки с соц сетям сайта. </w:t>
-      </w:r>
-    </w:p>
-    <w:p>
-      <w:pPr>
-        <w:keepNext w:val="0"/>
-        <w:keepLines w:val="0"/>
-        <w:pageBreakBefore w:val="0"/>
-        <w:widowControl/>
-        <w:kinsoku/>
-        <w:wordWrap/>
-        <w:overflowPunct/>
-        <w:topLinePunct w:val="0"/>
-        <w:autoSpaceDE/>
-        <w:autoSpaceDN/>
-        <w:bidi w:val="0"/>
-        <w:adjustRightInd/>
-        <w:snapToGrid/>
-        <w:spacing w:after="0" w:line="360" w:lineRule="auto"/>
-        <w:ind w:firstLine="350" w:firstLineChars="125"/>
-        <w:textAlignment w:val="auto"/>
+        <w:t xml:space="preserve">В самом низу сайта будут изображены иконки с </w:t>
+      </w:r>
+      <w:proofErr w:type="spellStart"/>
+      <w:r>
+        <w:rPr>
+          <w:rFonts w:ascii="Times New Roman" w:hAnsi="Times New Roman" w:cs="Times New Roman"/>
+          <w:sz w:val="28"/>
+          <w:szCs w:val="28"/>
+        </w:rPr>
+        <w:t>соц</w:t>
+      </w:r>
+      <w:proofErr w:type="spellEnd"/>
+      <w:r>
+        <w:rPr>
+          <w:rFonts w:ascii="Times New Roman" w:hAnsi="Times New Roman" w:cs="Times New Roman"/>
+          <w:sz w:val="28"/>
+          <w:szCs w:val="28"/>
+        </w:rPr>
+        <w:t xml:space="preserve"> сетям сайта. </w:t>
+      </w:r>
+    </w:p>
+    <w:p>
+      <w:pPr>
+        <w:spacing w:after="0" w:line="360" w:lineRule="auto"/>
+        <w:ind w:firstLineChars="125" w:firstLine="350"/>
         <w:rPr>
           <w:rFonts w:ascii="Times New Roman" w:hAnsi="Times New Roman" w:cs="Times New Roman"/>
           <w:sz w:val="28"/>
@@ -2253,47 +2828,34 @@
           <w:szCs w:val="28"/>
         </w:rPr>
         <w:tab/>
-      </w:r>
-      <w:r>
-        <w:rPr>
-          <w:rFonts w:ascii="Times New Roman" w:hAnsi="Times New Roman" w:cs="Times New Roman"/>
-          <w:sz w:val="28"/>
-          <w:szCs w:val="28"/>
-        </w:rPr>
-        <w:t xml:space="preserve">Также при выборе подписки с этой страницы перекидывает на страницу «Корзина», где сразу можно оплатить покупку. </w:t>
-      </w:r>
-    </w:p>
-    <w:p>
-      <w:pPr>
-        <w:keepNext w:val="0"/>
-        <w:keepLines w:val="0"/>
-        <w:pageBreakBefore w:val="0"/>
-        <w:widowControl/>
-        <w:kinsoku/>
-        <w:wordWrap/>
-        <w:overflowPunct/>
-        <w:topLinePunct w:val="0"/>
-        <w:autoSpaceDE/>
-        <w:autoSpaceDN/>
-        <w:bidi w:val="0"/>
-        <w:adjustRightInd/>
-        <w:snapToGrid/>
-        <w:spacing w:after="0" w:line="360" w:lineRule="auto"/>
-        <w:ind w:firstLine="350" w:firstLineChars="125"/>
-        <w:textAlignment w:val="auto"/>
-        <w:rPr>
-          <w:rFonts w:ascii="Times New Roman" w:hAnsi="Times New Roman" w:cs="Times New Roman"/>
-          <w:sz w:val="28"/>
-          <w:szCs w:val="28"/>
-        </w:rPr>
-      </w:pPr>
-      <w:r>
-        <w:rPr>
-          <w:rFonts w:hint="default" w:ascii="Times New Roman" w:hAnsi="Times New Roman" w:cs="Times New Roman"/>
-          <w:sz w:val="28"/>
-          <w:szCs w:val="28"/>
-          <w:lang w:val="ru-RU"/>
-        </w:rPr>
+        <w:t>Также при выборе подписки с этой страницы перекидывает на страницу «Корзина», где сразу можно оплатить по</w:t>
+      </w:r>
+      <w:r>
+        <w:rPr>
+          <w:rFonts w:ascii="Times New Roman" w:hAnsi="Times New Roman" w:cs="Times New Roman"/>
+          <w:sz w:val="28"/>
+          <w:szCs w:val="28"/>
+        </w:rPr>
+        <w:t xml:space="preserve">купку. </w:t>
+      </w:r>
+    </w:p>
+    <w:p>
+      <w:pPr>
+        <w:spacing w:after="0" w:line="360" w:lineRule="auto"/>
+        <w:ind w:firstLineChars="125" w:firstLine="350"/>
+        <w:rPr>
+          <w:rFonts w:ascii="Times New Roman" w:hAnsi="Times New Roman" w:cs="Times New Roman"/>
+          <w:sz w:val="28"/>
+          <w:szCs w:val="28"/>
+        </w:rPr>
+      </w:pPr>
+      <w:r>
+        <w:rPr>
+          <w:rFonts w:ascii="Times New Roman" w:hAnsi="Times New Roman" w:cs="Times New Roman"/>
+          <w:sz w:val="28"/>
+          <w:szCs w:val="28"/>
+        </w:rPr>
+        <w:lastRenderedPageBreak/>
         <w:tab/>
       </w:r>
       <w:r>
@@ -2309,10 +2871,9 @@
       <w:pPr>
         <w:spacing w:line="360" w:lineRule="auto"/>
         <w:rPr>
-          <w:rFonts w:hint="default" w:ascii="Times New Roman" w:hAnsi="Times New Roman" w:cs="Times New Roman"/>
-          <w:sz w:val="28"/>
-          <w:szCs w:val="28"/>
-          <w:lang w:val="ru-RU"/>
+          <w:rFonts w:ascii="Times New Roman" w:hAnsi="Times New Roman" w:cs="Times New Roman"/>
+          <w:sz w:val="28"/>
+          <w:szCs w:val="28"/>
         </w:rPr>
       </w:pPr>
     </w:p>
@@ -2338,55 +2899,43 @@
     </w:p>
     <w:p>
       <w:pPr>
-        <w:keepNext w:val="0"/>
-        <w:keepLines w:val="0"/>
-        <w:pageBreakBefore w:val="0"/>
-        <w:widowControl/>
-        <w:kinsoku/>
-        <w:wordWrap/>
-        <w:overflowPunct/>
-        <w:topLinePunct w:val="0"/>
-        <w:autoSpaceDE/>
-        <w:autoSpaceDN/>
-        <w:bidi w:val="0"/>
-        <w:adjustRightInd/>
-        <w:snapToGrid/>
-        <w:spacing w:after="0" w:line="360" w:lineRule="auto"/>
-        <w:ind w:firstLine="350" w:firstLineChars="125"/>
-        <w:textAlignment w:val="auto"/>
-        <w:rPr>
-          <w:rFonts w:ascii="Times New Roman" w:hAnsi="Times New Roman" w:cs="Times New Roman"/>
-          <w:sz w:val="28"/>
-          <w:szCs w:val="28"/>
-        </w:rPr>
-      </w:pPr>
-      <w:r>
-        <w:rPr>
-          <w:rFonts w:ascii="Times New Roman" w:hAnsi="Times New Roman" w:cs="Times New Roman"/>
-          <w:sz w:val="28"/>
-          <w:szCs w:val="28"/>
-        </w:rPr>
-        <w:t xml:space="preserve">На эту страницу можно попасть из любой другой страницы на сайте при нажатии на логотип или при нажатии отдельной кнопки «Главная», которые находится в шапке сайта. Также в этой шапке находятся кнопки «Подписки», «Магазин», «Корзина», «Соц. Сети» и есть ползунок, который переключает сайт на детский контент. Шапка находится на всех страницах сайта для комфортного перемещения. </w:t>
-      </w:r>
-    </w:p>
-    <w:p>
-      <w:pPr>
-        <w:keepNext w:val="0"/>
-        <w:keepLines w:val="0"/>
-        <w:pageBreakBefore w:val="0"/>
-        <w:widowControl/>
-        <w:kinsoku/>
-        <w:wordWrap/>
-        <w:overflowPunct/>
-        <w:topLinePunct w:val="0"/>
-        <w:autoSpaceDE/>
-        <w:autoSpaceDN/>
-        <w:bidi w:val="0"/>
-        <w:adjustRightInd/>
-        <w:snapToGrid/>
-        <w:spacing w:after="0" w:line="360" w:lineRule="auto"/>
-        <w:ind w:firstLine="350" w:firstLineChars="125"/>
-        <w:textAlignment w:val="auto"/>
+        <w:spacing w:after="0" w:line="360" w:lineRule="auto"/>
+        <w:ind w:firstLineChars="125" w:firstLine="350"/>
+        <w:rPr>
+          <w:rFonts w:ascii="Times New Roman" w:hAnsi="Times New Roman" w:cs="Times New Roman"/>
+          <w:sz w:val="28"/>
+          <w:szCs w:val="28"/>
+        </w:rPr>
+      </w:pPr>
+      <w:r>
+        <w:rPr>
+          <w:rFonts w:ascii="Times New Roman" w:hAnsi="Times New Roman" w:cs="Times New Roman"/>
+          <w:sz w:val="28"/>
+          <w:szCs w:val="28"/>
+        </w:rPr>
+        <w:t>На эту страницу можно попасть из любой другой стр</w:t>
+      </w:r>
+      <w:r>
+        <w:rPr>
+          <w:rFonts w:ascii="Times New Roman" w:hAnsi="Times New Roman" w:cs="Times New Roman"/>
+          <w:sz w:val="28"/>
+          <w:szCs w:val="28"/>
+        </w:rPr>
+        <w:t>аницы на сайте при нажатии на логотип или при нажатии отдельной кнопки «Главная», которые находится в шапке сайта. Также в этой шапке находятся кнопки «Подписки», «Магазин», «Корзина», «Соц. Сети» и есть ползунок, который переключает сайт на детский контен</w:t>
+      </w:r>
+      <w:r>
+        <w:rPr>
+          <w:rFonts w:ascii="Times New Roman" w:hAnsi="Times New Roman" w:cs="Times New Roman"/>
+          <w:sz w:val="28"/>
+          <w:szCs w:val="28"/>
+        </w:rPr>
+        <w:t xml:space="preserve">т. Шапка находится на всех страницах сайта для комфортного перемещения. </w:t>
+      </w:r>
+    </w:p>
+    <w:p>
+      <w:pPr>
+        <w:spacing w:after="0" w:line="360" w:lineRule="auto"/>
+        <w:ind w:firstLineChars="125" w:firstLine="350"/>
         <w:rPr>
           <w:rFonts w:ascii="Times New Roman" w:hAnsi="Times New Roman" w:cs="Times New Roman"/>
           <w:b/>
@@ -2405,22 +2954,8 @@
     </w:p>
     <w:p>
       <w:pPr>
-        <w:keepNext w:val="0"/>
-        <w:keepLines w:val="0"/>
-        <w:pageBreakBefore w:val="0"/>
-        <w:widowControl/>
-        <w:kinsoku/>
-        <w:wordWrap/>
-        <w:overflowPunct/>
-        <w:topLinePunct w:val="0"/>
-        <w:autoSpaceDE/>
-        <w:autoSpaceDN/>
-        <w:bidi w:val="0"/>
-        <w:adjustRightInd/>
-        <w:snapToGrid/>
-        <w:spacing w:after="0" w:line="360" w:lineRule="auto"/>
-        <w:ind w:firstLine="350" w:firstLineChars="125"/>
-        <w:textAlignment w:val="auto"/>
+        <w:spacing w:after="0" w:line="360" w:lineRule="auto"/>
+        <w:ind w:firstLineChars="125" w:firstLine="351"/>
         <w:rPr>
           <w:rFonts w:ascii="Times New Roman" w:hAnsi="Times New Roman" w:cs="Times New Roman"/>
           <w:sz w:val="28"/>
@@ -2442,27 +2977,29 @@
           <w:sz w:val="28"/>
           <w:szCs w:val="28"/>
         </w:rPr>
-        <w:t xml:space="preserve">Под шапкой страницы будут карточки с закруглёнными краями с тремя категориями, которые наиболее популярны на сайте «Фигурки», «Коллекционные издания», «Распродажа» и «Комиксы». При клике по этим карточкам, будет перекидывать на соответствующие товары сайта.  Слева снизу под карточками категорий будет фильтр, где есть ползунок цены «от – до» и пункты с желаемыми предпочтениями покупателя, которые он может сам для себя настроить. </w:t>
-      </w:r>
-    </w:p>
-    <w:p>
-      <w:pPr>
-        <w:keepNext w:val="0"/>
-        <w:keepLines w:val="0"/>
-        <w:pageBreakBefore w:val="0"/>
-        <w:widowControl/>
-        <w:kinsoku/>
-        <w:wordWrap/>
-        <w:overflowPunct/>
-        <w:topLinePunct w:val="0"/>
-        <w:autoSpaceDE/>
-        <w:autoSpaceDN/>
-        <w:bidi w:val="0"/>
-        <w:adjustRightInd/>
-        <w:snapToGrid/>
-        <w:spacing w:after="0" w:line="360" w:lineRule="auto"/>
-        <w:ind w:firstLine="350" w:firstLineChars="125"/>
-        <w:textAlignment w:val="auto"/>
+        <w:t>Под шапкой страницы будут карточки с закруглёнными краями с тремя категориями, которые наиболее популярны на сайте «Фигурки»,</w:t>
+      </w:r>
+      <w:r>
+        <w:rPr>
+          <w:rFonts w:ascii="Times New Roman" w:hAnsi="Times New Roman" w:cs="Times New Roman"/>
+          <w:sz w:val="28"/>
+          <w:szCs w:val="28"/>
+        </w:rPr>
+        <w:t xml:space="preserve"> «Коллекционные издания», «Распродажа» и «Комиксы». При клике по этим карточкам, будет перекидывать на соответствующие товары сайта.  Слева снизу под карточками категорий будет фильтр, где есть ползунок цены «от – до» и пункты с желаемыми предпочтениями по</w:t>
+      </w:r>
+      <w:r>
+        <w:rPr>
+          <w:rFonts w:ascii="Times New Roman" w:hAnsi="Times New Roman" w:cs="Times New Roman"/>
+          <w:sz w:val="28"/>
+          <w:szCs w:val="28"/>
+        </w:rPr>
+        <w:t xml:space="preserve">купателя, которые он может сам для себя настроить. </w:t>
+      </w:r>
+    </w:p>
+    <w:p>
+      <w:pPr>
+        <w:spacing w:after="0" w:line="360" w:lineRule="auto"/>
+        <w:ind w:firstLineChars="125" w:firstLine="350"/>
         <w:rPr>
           <w:rFonts w:ascii="Times New Roman" w:hAnsi="Times New Roman" w:cs="Times New Roman"/>
           <w:sz w:val="28"/>
@@ -2476,55 +3013,52 @@
           <w:szCs w:val="28"/>
         </w:rPr>
         <w:tab/>
-      </w:r>
-      <w:r>
-        <w:rPr>
-          <w:rFonts w:ascii="Times New Roman" w:hAnsi="Times New Roman" w:cs="Times New Roman"/>
-          <w:sz w:val="28"/>
-          <w:szCs w:val="28"/>
-        </w:rPr>
-        <w:t xml:space="preserve">Справа от фильтра будут показаны популярные товары, которые покупают чаще всего на сайте. Они будут в виде карточек, с закруглёнными краями и обводкой при наводке мышки, чтобы было визуально понятно, что на них можно нажать и тогда откроется страница с данным товаром, где можно будет посмотреть на его характеристики, есть ли возможность доставки, картинки товара с разных сторон, большая кнопка справа от картинок «Добавить в корзину» и при на её нажатие она переделывается под «Перейти в корзину», а чтобы убрать из корзины не переходя в неё, то можно нажать на «минус(-)» слева от кнопки «Перейти в корзину». </w:t>
-      </w:r>
-    </w:p>
-    <w:p>
-      <w:pPr>
-        <w:keepNext w:val="0"/>
-        <w:keepLines w:val="0"/>
-        <w:pageBreakBefore w:val="0"/>
-        <w:widowControl/>
-        <w:kinsoku/>
-        <w:wordWrap/>
-        <w:overflowPunct/>
-        <w:topLinePunct w:val="0"/>
-        <w:autoSpaceDE/>
-        <w:autoSpaceDN/>
-        <w:bidi w:val="0"/>
-        <w:adjustRightInd/>
-        <w:snapToGrid/>
-        <w:spacing w:after="0" w:line="360" w:lineRule="auto"/>
-        <w:ind w:firstLine="350" w:firstLineChars="125"/>
-        <w:textAlignment w:val="auto"/>
-        <w:rPr>
-          <w:rFonts w:ascii="Times New Roman" w:hAnsi="Times New Roman" w:cs="Times New Roman"/>
-          <w:sz w:val="28"/>
-          <w:szCs w:val="28"/>
-        </w:rPr>
-      </w:pPr>
-      <w:r>
-        <w:rPr>
-          <w:rFonts w:ascii="Times New Roman" w:hAnsi="Times New Roman" w:cs="Times New Roman"/>
-          <w:sz w:val="28"/>
-          <w:szCs w:val="28"/>
-        </w:rPr>
+        <w:t>Справа от фильтра будут показаны популярные товары, которые покупают чаще всего на сайте. Они будут в виде карточек, с закруглёнными краями и обводкой при наводке мышки, чтобы было визуально понятно, что</w:t>
+      </w:r>
+      <w:r>
+        <w:rPr>
+          <w:rFonts w:ascii="Times New Roman" w:hAnsi="Times New Roman" w:cs="Times New Roman"/>
+          <w:sz w:val="28"/>
+          <w:szCs w:val="28"/>
+        </w:rPr>
+        <w:t xml:space="preserve"> на них можно нажать и тогда откроется страница с данным товаром, где можно будет посмотреть на его характеристики, есть ли возможность доставки, картинки товара с разных сторон, большая кнопка справа от картинок «Добавить в корзину» и при на её нажатие он</w:t>
+      </w:r>
+      <w:r>
+        <w:rPr>
+          <w:rFonts w:ascii="Times New Roman" w:hAnsi="Times New Roman" w:cs="Times New Roman"/>
+          <w:sz w:val="28"/>
+          <w:szCs w:val="28"/>
+        </w:rPr>
+        <w:t xml:space="preserve">а переделывается под «Перейти в корзину», а чтобы убрать из корзины не переходя в неё, то можно нажать на «минус(-)» слева от кнопки «Перейти в корзину». </w:t>
+      </w:r>
+    </w:p>
+    <w:p>
+      <w:pPr>
+        <w:spacing w:after="0" w:line="360" w:lineRule="auto"/>
+        <w:ind w:firstLineChars="125" w:firstLine="350"/>
+        <w:rPr>
+          <w:rFonts w:ascii="Times New Roman" w:hAnsi="Times New Roman" w:cs="Times New Roman"/>
+          <w:sz w:val="28"/>
+          <w:szCs w:val="28"/>
+        </w:rPr>
+      </w:pPr>
+      <w:r>
+        <w:rPr>
+          <w:rFonts w:ascii="Times New Roman" w:hAnsi="Times New Roman" w:cs="Times New Roman"/>
+          <w:sz w:val="28"/>
+          <w:szCs w:val="28"/>
+        </w:rPr>
+        <w:lastRenderedPageBreak/>
         <w:tab/>
-      </w:r>
-      <w:r>
-        <w:rPr>
-          <w:rFonts w:ascii="Times New Roman" w:hAnsi="Times New Roman" w:cs="Times New Roman"/>
-          <w:sz w:val="28"/>
-          <w:szCs w:val="28"/>
-        </w:rPr>
-        <w:t xml:space="preserve">Также будет отдельная категория «Распродажа», оформленная в виде отдельной категории, где указаны все товары, на которые сейчас действует скидки. Скидки будут в честь разных мероприятий – общих и личных. Например, общими считаются акции в Новый год или Хэллоуин, а личными будут День Бэтмена или День основания </w:t>
+        <w:t>Также будет отдельная категория «Распродажа», оформленная в виде отдельной категории, где указаны вс</w:t>
+      </w:r>
+      <w:r>
+        <w:rPr>
+          <w:rFonts w:ascii="Times New Roman" w:hAnsi="Times New Roman" w:cs="Times New Roman"/>
+          <w:sz w:val="28"/>
+          <w:szCs w:val="28"/>
+        </w:rPr>
+        <w:t xml:space="preserve">е товары, на которые сейчас действует скидки. Скидки будут в честь разных мероприятий – общих и личных. Например, общими считаются акции в Новый год или Хэллоуин, а личными будут День Бэтмена или День основания </w:t>
       </w:r>
       <w:r>
         <w:rPr>
@@ -2546,22 +3080,8 @@
     </w:p>
     <w:p>
       <w:pPr>
-        <w:keepNext w:val="0"/>
-        <w:keepLines w:val="0"/>
-        <w:pageBreakBefore w:val="0"/>
-        <w:widowControl/>
-        <w:kinsoku/>
-        <w:wordWrap/>
-        <w:overflowPunct/>
-        <w:topLinePunct w:val="0"/>
-        <w:autoSpaceDE/>
-        <w:autoSpaceDN/>
-        <w:bidi w:val="0"/>
-        <w:adjustRightInd/>
-        <w:snapToGrid/>
-        <w:spacing w:after="0" w:line="360" w:lineRule="auto"/>
-        <w:ind w:firstLine="350" w:firstLineChars="125"/>
-        <w:textAlignment w:val="auto"/>
+        <w:spacing w:after="0" w:line="360" w:lineRule="auto"/>
+        <w:ind w:firstLineChars="125" w:firstLine="350"/>
         <w:rPr>
           <w:rFonts w:ascii="Times New Roman" w:hAnsi="Times New Roman" w:cs="Times New Roman"/>
           <w:sz w:val="28"/>
@@ -2575,47 +3095,40 @@
           <w:szCs w:val="28"/>
         </w:rPr>
         <w:tab/>
-      </w:r>
-      <w:r>
-        <w:rPr>
-          <w:rFonts w:ascii="Times New Roman" w:hAnsi="Times New Roman" w:cs="Times New Roman"/>
-          <w:sz w:val="28"/>
-          <w:szCs w:val="28"/>
-        </w:rPr>
-        <w:t xml:space="preserve">После всех товаров на странице, будет кнопки с переходом на следующие страницы сайта и будет большая кнопка «Продолжить», которая не перебрасывает на следующую страницу, в отличии от кнопок с номерами страниц, а обновляет текущую, добавляя снизу товары с другой страницы, для удобства всем пользователям. </w:t>
-      </w:r>
-    </w:p>
-    <w:p>
-      <w:pPr>
-        <w:keepNext w:val="0"/>
-        <w:keepLines w:val="0"/>
-        <w:pageBreakBefore w:val="0"/>
-        <w:widowControl/>
-        <w:kinsoku/>
-        <w:wordWrap/>
-        <w:overflowPunct/>
-        <w:topLinePunct w:val="0"/>
-        <w:autoSpaceDE/>
-        <w:autoSpaceDN/>
-        <w:bidi w:val="0"/>
-        <w:adjustRightInd/>
-        <w:snapToGrid/>
-        <w:spacing w:after="0" w:line="360" w:lineRule="auto"/>
-        <w:ind w:firstLine="350" w:firstLineChars="125"/>
-        <w:textAlignment w:val="auto"/>
-        <w:rPr>
-          <w:rFonts w:hint="default" w:ascii="Times New Roman" w:hAnsi="Times New Roman" w:cs="Times New Roman"/>
-          <w:sz w:val="28"/>
-          <w:szCs w:val="28"/>
-          <w:lang w:val="ru-RU"/>
-        </w:rPr>
-      </w:pPr>
-      <w:r>
-        <w:rPr>
-          <w:rFonts w:hint="default" w:ascii="Times New Roman" w:hAnsi="Times New Roman" w:cs="Times New Roman"/>
-          <w:sz w:val="28"/>
-          <w:szCs w:val="28"/>
-          <w:lang w:val="ru-RU"/>
+        <w:t>После всех товаров на странице, будет к</w:t>
+      </w:r>
+      <w:r>
+        <w:rPr>
+          <w:rFonts w:ascii="Times New Roman" w:hAnsi="Times New Roman" w:cs="Times New Roman"/>
+          <w:sz w:val="28"/>
+          <w:szCs w:val="28"/>
+        </w:rPr>
+        <w:t>нопки с переходом на следующие страницы сайта и будет большая кнопка «Продолжить», которая не перебрасывает на следующую страницу, в отличии от кнопок с номерами страниц, а обновляет текущую, добавляя снизу товары с другой страницы, для удобства всем польз</w:t>
+      </w:r>
+      <w:r>
+        <w:rPr>
+          <w:rFonts w:ascii="Times New Roman" w:hAnsi="Times New Roman" w:cs="Times New Roman"/>
+          <w:sz w:val="28"/>
+          <w:szCs w:val="28"/>
+        </w:rPr>
+        <w:t xml:space="preserve">ователям. </w:t>
+      </w:r>
+    </w:p>
+    <w:p>
+      <w:pPr>
+        <w:spacing w:after="0" w:line="360" w:lineRule="auto"/>
+        <w:ind w:firstLineChars="125" w:firstLine="350"/>
+        <w:rPr>
+          <w:rFonts w:ascii="Times New Roman" w:hAnsi="Times New Roman" w:cs="Times New Roman"/>
+          <w:sz w:val="28"/>
+          <w:szCs w:val="28"/>
+        </w:rPr>
+      </w:pPr>
+      <w:r>
+        <w:rPr>
+          <w:rFonts w:ascii="Times New Roman" w:hAnsi="Times New Roman" w:cs="Times New Roman"/>
+          <w:sz w:val="28"/>
+          <w:szCs w:val="28"/>
         </w:rPr>
         <w:tab/>
       </w:r>
@@ -2630,22 +3143,8 @@
     </w:p>
     <w:p>
       <w:pPr>
-        <w:keepNext w:val="0"/>
-        <w:keepLines w:val="0"/>
-        <w:pageBreakBefore w:val="0"/>
-        <w:widowControl/>
-        <w:kinsoku/>
-        <w:wordWrap/>
-        <w:overflowPunct/>
-        <w:topLinePunct w:val="0"/>
-        <w:autoSpaceDE/>
-        <w:autoSpaceDN/>
-        <w:bidi w:val="0"/>
-        <w:adjustRightInd/>
-        <w:snapToGrid/>
-        <w:spacing w:after="0" w:line="360" w:lineRule="auto"/>
-        <w:ind w:firstLine="350" w:firstLineChars="125"/>
-        <w:textAlignment w:val="auto"/>
+        <w:spacing w:after="0" w:line="360" w:lineRule="auto"/>
+        <w:ind w:firstLineChars="125" w:firstLine="351"/>
         <w:rPr>
           <w:rFonts w:ascii="Times New Roman" w:hAnsi="Times New Roman" w:cs="Times New Roman"/>
           <w:b/>
@@ -2665,35 +3164,20 @@
     </w:p>
     <w:p>
       <w:pPr>
-        <w:keepNext w:val="0"/>
-        <w:keepLines w:val="0"/>
-        <w:pageBreakBefore w:val="0"/>
-        <w:widowControl/>
-        <w:kinsoku/>
-        <w:wordWrap/>
-        <w:overflowPunct/>
-        <w:topLinePunct w:val="0"/>
-        <w:autoSpaceDE/>
-        <w:autoSpaceDN/>
-        <w:bidi w:val="0"/>
-        <w:adjustRightInd/>
-        <w:snapToGrid/>
-        <w:spacing w:after="0" w:line="360" w:lineRule="auto"/>
-        <w:ind w:firstLine="350" w:firstLineChars="125"/>
-        <w:textAlignment w:val="auto"/>
-        <w:rPr>
-          <w:rFonts w:ascii="Times New Roman" w:hAnsi="Times New Roman" w:cs="Times New Roman"/>
-          <w:sz w:val="28"/>
-          <w:szCs w:val="28"/>
-        </w:rPr>
-      </w:pPr>
-      <w:r>
-        <w:rPr>
-          <w:rFonts w:hint="default" w:ascii="Times New Roman" w:hAnsi="Times New Roman" w:cs="Times New Roman"/>
-          <w:b/>
-          <w:sz w:val="28"/>
-          <w:szCs w:val="28"/>
-          <w:lang w:val="ru-RU"/>
+        <w:spacing w:after="0" w:line="360" w:lineRule="auto"/>
+        <w:ind w:firstLineChars="125" w:firstLine="351"/>
+        <w:rPr>
+          <w:rFonts w:ascii="Times New Roman" w:hAnsi="Times New Roman" w:cs="Times New Roman"/>
+          <w:sz w:val="28"/>
+          <w:szCs w:val="28"/>
+        </w:rPr>
+      </w:pPr>
+      <w:r>
+        <w:rPr>
+          <w:rFonts w:ascii="Times New Roman" w:hAnsi="Times New Roman" w:cs="Times New Roman"/>
+          <w:b/>
+          <w:sz w:val="28"/>
+          <w:szCs w:val="28"/>
         </w:rPr>
         <w:tab/>
       </w:r>
@@ -2703,33 +3187,26 @@
           <w:sz w:val="28"/>
           <w:szCs w:val="28"/>
         </w:rPr>
-        <w:t xml:space="preserve">На эту страницу можно попасть из любой другой страницы на сайте при нажатии на логотип или при нажатии отдельной кнопки «Главная», которые находится в шапке сайта. Также в этой шапке находятся кнопки «Подписки», «Магазин», «Корзина», «Соц. Сети» и есть ползунок, который переключает сайт на детский контент. Шапка находится на всех страницах сайта для комфортного перемещения. </w:t>
-      </w:r>
-    </w:p>
-    <w:p>
-      <w:pPr>
-        <w:keepNext w:val="0"/>
-        <w:keepLines w:val="0"/>
-        <w:pageBreakBefore w:val="0"/>
-        <w:widowControl/>
-        <w:kinsoku/>
-        <w:wordWrap/>
-        <w:overflowPunct/>
-        <w:topLinePunct w:val="0"/>
-        <w:autoSpaceDE/>
-        <w:autoSpaceDN/>
-        <w:bidi w:val="0"/>
-        <w:adjustRightInd/>
-        <w:snapToGrid/>
-        <w:spacing w:after="0" w:line="360" w:lineRule="auto"/>
-        <w:ind w:firstLine="350" w:firstLineChars="125"/>
-        <w:textAlignment w:val="auto"/>
-        <w:rPr>
-          <w:rFonts w:hint="default" w:ascii="Times New Roman" w:hAnsi="Times New Roman" w:cs="Times New Roman"/>
-          <w:b/>
-          <w:sz w:val="28"/>
-          <w:szCs w:val="28"/>
-          <w:lang w:val="ru-RU"/>
+        <w:t>На эту страницу можно попасть из любой другой страницы на сайте при нажатии на логотип или при нажатии отдельной кнопки «Главная», которые находится в шапке сайта. Также в этой шапке находятся кнопки «Подписки», «Магазин», «Корзина», «Соц. Сети» и есть пол</w:t>
+      </w:r>
+      <w:r>
+        <w:rPr>
+          <w:rFonts w:ascii="Times New Roman" w:hAnsi="Times New Roman" w:cs="Times New Roman"/>
+          <w:sz w:val="28"/>
+          <w:szCs w:val="28"/>
+        </w:rPr>
+        <w:t xml:space="preserve">зунок, который переключает сайт на детский контент. Шапка находится на всех страницах сайта для комфортного перемещения. </w:t>
+      </w:r>
+    </w:p>
+    <w:p>
+      <w:pPr>
+        <w:spacing w:after="0" w:line="360" w:lineRule="auto"/>
+        <w:ind w:firstLineChars="125" w:firstLine="350"/>
+        <w:rPr>
+          <w:rFonts w:ascii="Times New Roman" w:hAnsi="Times New Roman" w:cs="Times New Roman"/>
+          <w:b/>
+          <w:sz w:val="28"/>
+          <w:szCs w:val="28"/>
         </w:rPr>
       </w:pPr>
       <w:r>
@@ -2743,22 +3220,8 @@
     </w:p>
     <w:p>
       <w:pPr>
-        <w:keepNext w:val="0"/>
-        <w:keepLines w:val="0"/>
-        <w:pageBreakBefore w:val="0"/>
-        <w:widowControl/>
-        <w:kinsoku/>
-        <w:wordWrap/>
-        <w:overflowPunct/>
-        <w:topLinePunct w:val="0"/>
-        <w:autoSpaceDE/>
-        <w:autoSpaceDN/>
-        <w:bidi w:val="0"/>
-        <w:adjustRightInd/>
-        <w:snapToGrid/>
-        <w:spacing w:after="0" w:line="360" w:lineRule="auto"/>
-        <w:ind w:firstLine="350" w:firstLineChars="125"/>
-        <w:textAlignment w:val="auto"/>
+        <w:spacing w:after="0" w:line="360" w:lineRule="auto"/>
+        <w:ind w:firstLineChars="125" w:firstLine="351"/>
         <w:rPr>
           <w:rFonts w:ascii="Times New Roman" w:hAnsi="Times New Roman" w:cs="Times New Roman"/>
           <w:sz w:val="28"/>
@@ -2780,27 +3243,21 @@
           <w:sz w:val="28"/>
           <w:szCs w:val="28"/>
         </w:rPr>
-        <w:t>На эту страницу пользователь может попасть в любой момент. Исключением является детский режим, для безопасности родительских денег, чтобы ребёнок ничего не смог купить.</w:t>
-      </w:r>
-    </w:p>
-    <w:p>
-      <w:pPr>
-        <w:keepNext w:val="0"/>
-        <w:keepLines w:val="0"/>
-        <w:pageBreakBefore w:val="0"/>
-        <w:widowControl/>
-        <w:kinsoku/>
-        <w:wordWrap/>
-        <w:overflowPunct/>
-        <w:topLinePunct w:val="0"/>
-        <w:autoSpaceDE/>
-        <w:autoSpaceDN/>
-        <w:bidi w:val="0"/>
-        <w:adjustRightInd/>
-        <w:snapToGrid/>
-        <w:spacing w:after="0" w:line="360" w:lineRule="auto"/>
-        <w:ind w:firstLine="350" w:firstLineChars="125"/>
-        <w:textAlignment w:val="auto"/>
+        <w:t>На эту страницу пользователь может попасть в любой момент. Исключением являе</w:t>
+      </w:r>
+      <w:r>
+        <w:rPr>
+          <w:rFonts w:ascii="Times New Roman" w:hAnsi="Times New Roman" w:cs="Times New Roman"/>
+          <w:sz w:val="28"/>
+          <w:szCs w:val="28"/>
+        </w:rPr>
+        <w:t>тся детский режим, для безопасности родительских денег, чтобы ребёнок ничего не смог купить.</w:t>
+      </w:r>
+    </w:p>
+    <w:p>
+      <w:pPr>
+        <w:spacing w:after="0" w:line="360" w:lineRule="auto"/>
+        <w:ind w:firstLineChars="125" w:firstLine="350"/>
         <w:rPr>
           <w:rFonts w:ascii="Times New Roman" w:hAnsi="Times New Roman" w:cs="Times New Roman"/>
           <w:sz w:val="28"/>
@@ -2818,22 +3275,8 @@
     </w:p>
     <w:p>
       <w:pPr>
-        <w:keepNext w:val="0"/>
-        <w:keepLines w:val="0"/>
-        <w:pageBreakBefore w:val="0"/>
-        <w:widowControl/>
-        <w:kinsoku/>
-        <w:wordWrap/>
-        <w:overflowPunct/>
-        <w:topLinePunct w:val="0"/>
-        <w:autoSpaceDE/>
-        <w:autoSpaceDN/>
-        <w:bidi w:val="0"/>
-        <w:adjustRightInd/>
-        <w:snapToGrid/>
-        <w:spacing w:after="0" w:line="360" w:lineRule="auto"/>
-        <w:ind w:firstLine="350" w:firstLineChars="125"/>
-        <w:textAlignment w:val="auto"/>
+        <w:spacing w:after="0" w:line="360" w:lineRule="auto"/>
+        <w:ind w:firstLineChars="125" w:firstLine="350"/>
         <w:rPr>
           <w:rFonts w:ascii="Times New Roman" w:hAnsi="Times New Roman" w:cs="Times New Roman"/>
           <w:sz w:val="28"/>
@@ -2847,75 +3290,50 @@
           <w:szCs w:val="28"/>
         </w:rPr>
         <w:tab/>
-      </w:r>
-      <w:r>
-        <w:rPr>
-          <w:rFonts w:ascii="Times New Roman" w:hAnsi="Times New Roman" w:cs="Times New Roman"/>
-          <w:sz w:val="28"/>
-          <w:szCs w:val="28"/>
-        </w:rPr>
-        <w:t xml:space="preserve">Под шапкой страницы будут перечислены выбранные пользователем товары в столбик. Справа от них будет написана цена за каждый. На каждый товар можно нажать, чтобы снова посмотреть на их страницу. </w:t>
-      </w:r>
-    </w:p>
-    <w:p>
-      <w:pPr>
-        <w:keepNext w:val="0"/>
-        <w:keepLines w:val="0"/>
-        <w:pageBreakBefore w:val="0"/>
-        <w:widowControl/>
-        <w:kinsoku/>
-        <w:wordWrap/>
-        <w:overflowPunct/>
-        <w:topLinePunct w:val="0"/>
-        <w:autoSpaceDE/>
-        <w:autoSpaceDN/>
-        <w:bidi w:val="0"/>
-        <w:adjustRightInd/>
-        <w:snapToGrid/>
-        <w:spacing w:after="0" w:line="360" w:lineRule="auto"/>
-        <w:ind w:firstLine="350" w:firstLineChars="125"/>
-        <w:textAlignment w:val="auto"/>
-        <w:rPr>
-          <w:rFonts w:ascii="Times New Roman" w:hAnsi="Times New Roman" w:cs="Times New Roman"/>
-          <w:sz w:val="28"/>
-          <w:szCs w:val="28"/>
-        </w:rPr>
-      </w:pPr>
-      <w:r>
-        <w:rPr>
-          <w:rFonts w:ascii="Times New Roman" w:hAnsi="Times New Roman" w:cs="Times New Roman"/>
-          <w:sz w:val="28"/>
-          <w:szCs w:val="28"/>
-        </w:rPr>
+        <w:t>Под шапкой страницы будут перечислены выб</w:t>
+      </w:r>
+      <w:r>
+        <w:rPr>
+          <w:rFonts w:ascii="Times New Roman" w:hAnsi="Times New Roman" w:cs="Times New Roman"/>
+          <w:sz w:val="28"/>
+          <w:szCs w:val="28"/>
+        </w:rPr>
+        <w:t xml:space="preserve">ранные пользователем товары в столбик. Справа от них будет написана цена за каждый. На каждый товар можно нажать, чтобы снова посмотреть на их страницу. </w:t>
+      </w:r>
+    </w:p>
+    <w:p>
+      <w:pPr>
+        <w:spacing w:after="0" w:line="360" w:lineRule="auto"/>
+        <w:ind w:firstLineChars="125" w:firstLine="350"/>
+        <w:rPr>
+          <w:rFonts w:ascii="Times New Roman" w:hAnsi="Times New Roman" w:cs="Times New Roman"/>
+          <w:sz w:val="28"/>
+          <w:szCs w:val="28"/>
+        </w:rPr>
+      </w:pPr>
+      <w:r>
+        <w:rPr>
+          <w:rFonts w:ascii="Times New Roman" w:hAnsi="Times New Roman" w:cs="Times New Roman"/>
+          <w:sz w:val="28"/>
+          <w:szCs w:val="28"/>
+        </w:rPr>
+        <w:lastRenderedPageBreak/>
         <w:tab/>
-      </w:r>
-      <w:r>
-        <w:rPr>
-          <w:rFonts w:ascii="Times New Roman" w:hAnsi="Times New Roman" w:cs="Times New Roman"/>
-          <w:sz w:val="28"/>
-          <w:szCs w:val="28"/>
-        </w:rPr>
-        <w:t xml:space="preserve">Справа от товаров будет окно с посчитанной суммой за товары, кнопка «Оплатить», которая перекидывает пользователя на страницу с оплатой товаров и под этой кнопкой будет кнопка «Удалить все товары», чтобы пользователь мог очистить свою корзину. </w:t>
-      </w:r>
-    </w:p>
-    <w:p>
-      <w:pPr>
-        <w:keepNext w:val="0"/>
-        <w:keepLines w:val="0"/>
-        <w:pageBreakBefore w:val="0"/>
-        <w:widowControl/>
-        <w:kinsoku/>
-        <w:wordWrap/>
-        <w:overflowPunct/>
-        <w:topLinePunct w:val="0"/>
-        <w:autoSpaceDE/>
-        <w:autoSpaceDN/>
-        <w:bidi w:val="0"/>
-        <w:adjustRightInd/>
-        <w:snapToGrid/>
-        <w:spacing w:after="0" w:line="360" w:lineRule="auto"/>
-        <w:ind w:firstLine="350" w:firstLineChars="125"/>
-        <w:textAlignment w:val="auto"/>
+        <w:t xml:space="preserve">Справа от товаров будет окно с посчитанной суммой за товары, кнопка «Оплатить», которая перекидывает </w:t>
+      </w:r>
+      <w:r>
+        <w:rPr>
+          <w:rFonts w:ascii="Times New Roman" w:hAnsi="Times New Roman" w:cs="Times New Roman"/>
+          <w:sz w:val="28"/>
+          <w:szCs w:val="28"/>
+        </w:rPr>
+        <w:t xml:space="preserve">пользователя на страницу с оплатой товаров и под этой кнопкой будет кнопка «Удалить все товары», чтобы пользователь мог очистить свою корзину. </w:t>
+      </w:r>
+    </w:p>
+    <w:p>
+      <w:pPr>
+        <w:spacing w:after="0" w:line="360" w:lineRule="auto"/>
+        <w:ind w:firstLineChars="125" w:firstLine="350"/>
         <w:rPr>
           <w:rFonts w:ascii="Times New Roman" w:hAnsi="Times New Roman" w:cs="Times New Roman"/>
           <w:sz w:val="28"/>
@@ -2929,7 +3347,534 @@
           <w:szCs w:val="28"/>
         </w:rPr>
         <w:tab/>
-      </w:r>
+        <w:t>В самом низу страницы, будут иконки с соц. сетями, на которые можно нажать и клиента перекинет на данную сеть с</w:t>
+      </w:r>
+      <w:r>
+        <w:rPr>
+          <w:rFonts w:ascii="Times New Roman" w:hAnsi="Times New Roman" w:cs="Times New Roman"/>
+          <w:sz w:val="28"/>
+          <w:szCs w:val="28"/>
+        </w:rPr>
+        <w:t xml:space="preserve"> нашей группой. Это есть на всех страницах сайта в самом низу.</w:t>
+      </w:r>
+    </w:p>
+    <w:p>
+      <w:pPr>
+        <w:spacing w:line="360" w:lineRule="auto"/>
+        <w:rPr>
+          <w:rFonts w:ascii="Times New Roman" w:hAnsi="Times New Roman" w:cs="Times New Roman"/>
+          <w:b/>
+          <w:sz w:val="28"/>
+          <w:szCs w:val="28"/>
+        </w:rPr>
+      </w:pPr>
+      <w:r>
+        <w:rPr>
+          <w:rFonts w:ascii="Times New Roman" w:hAnsi="Times New Roman" w:cs="Times New Roman"/>
+          <w:b/>
+          <w:sz w:val="28"/>
+          <w:szCs w:val="28"/>
+        </w:rPr>
+        <w:t>2.5 Страница «Детский режим»</w:t>
+      </w:r>
+    </w:p>
+    <w:p>
+      <w:pPr>
+        <w:spacing w:after="0" w:line="360" w:lineRule="auto"/>
+        <w:ind w:firstLineChars="125" w:firstLine="351"/>
+        <w:rPr>
+          <w:rFonts w:ascii="Times New Roman" w:hAnsi="Times New Roman" w:cs="Times New Roman"/>
+          <w:sz w:val="28"/>
+          <w:szCs w:val="28"/>
+        </w:rPr>
+      </w:pPr>
+      <w:r>
+        <w:rPr>
+          <w:rFonts w:ascii="Times New Roman" w:hAnsi="Times New Roman" w:cs="Times New Roman"/>
+          <w:b/>
+          <w:sz w:val="28"/>
+          <w:szCs w:val="28"/>
+        </w:rPr>
+        <w:tab/>
+      </w:r>
+      <w:r>
+        <w:rPr>
+          <w:rFonts w:ascii="Times New Roman" w:hAnsi="Times New Roman" w:cs="Times New Roman"/>
+          <w:sz w:val="28"/>
+          <w:szCs w:val="28"/>
+        </w:rPr>
+        <w:t>На эту страницу можно попасть из любой другой страницы на сайте при нажатии на логотип или при нажатии отдельной кнопки «Главная», которые находится в шапке сайта.</w:t>
+      </w:r>
+      <w:r>
+        <w:rPr>
+          <w:rFonts w:ascii="Times New Roman" w:hAnsi="Times New Roman" w:cs="Times New Roman"/>
+          <w:sz w:val="28"/>
+          <w:szCs w:val="28"/>
+        </w:rPr>
+        <w:t xml:space="preserve"> Также в этой шапке находятся кнопки «Подписки», «Магазин», «Корзина», «Соц. Сети» и есть ползунок, который переключает сайт на детский контент. Шапка находится на всех страницах сайта для комфортного перемещения. </w:t>
+      </w:r>
+    </w:p>
+    <w:p>
+      <w:pPr>
+        <w:spacing w:after="0" w:line="360" w:lineRule="auto"/>
+        <w:ind w:firstLineChars="125" w:firstLine="350"/>
+        <w:rPr>
+          <w:rFonts w:ascii="Times New Roman" w:hAnsi="Times New Roman" w:cs="Times New Roman"/>
+          <w:b/>
+          <w:sz w:val="28"/>
+          <w:szCs w:val="28"/>
+        </w:rPr>
+      </w:pPr>
+      <w:r>
+        <w:rPr>
+          <w:rFonts w:ascii="Times New Roman" w:hAnsi="Times New Roman" w:cs="Times New Roman"/>
+          <w:sz w:val="28"/>
+          <w:szCs w:val="28"/>
+        </w:rPr>
+        <w:t>В шапке страницы находится логотип компан</w:t>
+      </w:r>
+      <w:r>
+        <w:rPr>
+          <w:rFonts w:ascii="Times New Roman" w:hAnsi="Times New Roman" w:cs="Times New Roman"/>
+          <w:sz w:val="28"/>
+          <w:szCs w:val="28"/>
+        </w:rPr>
+        <w:t>ии (рисунок 6).</w:t>
+      </w:r>
+    </w:p>
+    <w:p>
+      <w:pPr>
+        <w:spacing w:after="0" w:line="360" w:lineRule="auto"/>
+        <w:ind w:firstLineChars="125" w:firstLine="350"/>
+        <w:rPr>
+          <w:rFonts w:ascii="Times New Roman" w:hAnsi="Times New Roman" w:cs="Times New Roman"/>
+          <w:sz w:val="28"/>
+          <w:szCs w:val="28"/>
+        </w:rPr>
+      </w:pPr>
+      <w:r>
+        <w:rPr>
+          <w:rFonts w:ascii="Times New Roman" w:hAnsi="Times New Roman" w:cs="Times New Roman"/>
+          <w:sz w:val="28"/>
+          <w:szCs w:val="28"/>
+        </w:rPr>
+        <w:tab/>
+        <w:t xml:space="preserve">Справа сверху главной страницы в шапке будет ползунок, который переключает страницу в детский режим. </w:t>
+      </w:r>
+    </w:p>
+    <w:p>
+      <w:pPr>
+        <w:spacing w:after="0" w:line="360" w:lineRule="auto"/>
+        <w:ind w:firstLineChars="125" w:firstLine="350"/>
+        <w:rPr>
+          <w:rFonts w:ascii="Times New Roman" w:hAnsi="Times New Roman" w:cs="Times New Roman"/>
+          <w:sz w:val="28"/>
+          <w:szCs w:val="28"/>
+        </w:rPr>
+      </w:pPr>
+      <w:r>
+        <w:rPr>
+          <w:rFonts w:ascii="Times New Roman" w:hAnsi="Times New Roman" w:cs="Times New Roman"/>
+          <w:sz w:val="28"/>
+          <w:szCs w:val="28"/>
+        </w:rPr>
+        <w:tab/>
+      </w:r>
+      <w:r>
+        <w:rPr>
+          <w:rFonts w:ascii="Times New Roman" w:hAnsi="Times New Roman" w:cs="Times New Roman"/>
+          <w:sz w:val="28"/>
+          <w:szCs w:val="28"/>
+        </w:rPr>
+        <w:t xml:space="preserve">При её нажатии страница обновляется и пропадают категории, медиа контент, фильтр, у которых возрастной рейтинг начинается с 16+. </w:t>
+      </w:r>
+    </w:p>
+    <w:p>
+      <w:pPr>
+        <w:spacing w:after="0" w:line="360" w:lineRule="auto"/>
+        <w:ind w:firstLineChars="125" w:firstLine="350"/>
+        <w:rPr>
+          <w:rFonts w:ascii="Times New Roman" w:hAnsi="Times New Roman" w:cs="Times New Roman"/>
+          <w:sz w:val="28"/>
+          <w:szCs w:val="28"/>
+        </w:rPr>
+      </w:pPr>
+      <w:r>
+        <w:rPr>
+          <w:rFonts w:ascii="Times New Roman" w:hAnsi="Times New Roman" w:cs="Times New Roman"/>
+          <w:sz w:val="28"/>
+          <w:szCs w:val="28"/>
+        </w:rPr>
+        <w:tab/>
+        <w:t>На странице остается весь контент от 0+ до 12+.</w:t>
+      </w:r>
+    </w:p>
+    <w:p>
+      <w:pPr>
+        <w:spacing w:after="0" w:line="360" w:lineRule="auto"/>
+        <w:ind w:firstLineChars="125" w:firstLine="350"/>
+        <w:rPr>
+          <w:rFonts w:ascii="Times New Roman" w:hAnsi="Times New Roman" w:cs="Times New Roman"/>
+          <w:sz w:val="28"/>
+          <w:szCs w:val="28"/>
+        </w:rPr>
+      </w:pPr>
+      <w:r>
+        <w:rPr>
+          <w:rFonts w:ascii="Times New Roman" w:hAnsi="Times New Roman" w:cs="Times New Roman"/>
+          <w:sz w:val="28"/>
+          <w:szCs w:val="28"/>
+        </w:rPr>
+        <w:tab/>
+        <w:t xml:space="preserve">Под шапкой будут детские категории в виде карточек с закруглёнными краями и </w:t>
+      </w:r>
+      <w:r>
+        <w:rPr>
+          <w:rFonts w:ascii="Times New Roman" w:hAnsi="Times New Roman" w:cs="Times New Roman"/>
+          <w:sz w:val="28"/>
+          <w:szCs w:val="28"/>
+        </w:rPr>
+        <w:t>детскими картинками на них. В шапке будут отсутствовать кнопки «Подписки», «Магазин» и «Корзина». Это сделано для того, чтобы ребёнок не смог перейти в эти разделы и что-либо купить без ведома родителей.</w:t>
+      </w:r>
+    </w:p>
+    <w:p>
+      <w:pPr>
+        <w:spacing w:after="0" w:line="360" w:lineRule="auto"/>
+        <w:ind w:firstLineChars="125" w:firstLine="350"/>
+        <w:rPr>
+          <w:rFonts w:ascii="Times New Roman" w:hAnsi="Times New Roman" w:cs="Times New Roman"/>
+          <w:sz w:val="28"/>
+          <w:szCs w:val="28"/>
+        </w:rPr>
+      </w:pPr>
+      <w:r>
+        <w:rPr>
+          <w:rFonts w:ascii="Times New Roman" w:hAnsi="Times New Roman" w:cs="Times New Roman"/>
+          <w:sz w:val="28"/>
+          <w:szCs w:val="28"/>
+        </w:rPr>
+        <w:tab/>
+        <w:t xml:space="preserve">Также в конце страницы будут убраны ссылки </w:t>
+      </w:r>
+      <w:proofErr w:type="spellStart"/>
+      <w:r>
+        <w:rPr>
+          <w:rFonts w:ascii="Times New Roman" w:hAnsi="Times New Roman" w:cs="Times New Roman"/>
+          <w:sz w:val="28"/>
+          <w:szCs w:val="28"/>
+        </w:rPr>
+        <w:t>соц</w:t>
+      </w:r>
+      <w:proofErr w:type="spellEnd"/>
+      <w:r>
+        <w:rPr>
+          <w:rFonts w:ascii="Times New Roman" w:hAnsi="Times New Roman" w:cs="Times New Roman"/>
+          <w:sz w:val="28"/>
+          <w:szCs w:val="28"/>
+        </w:rPr>
+        <w:t xml:space="preserve"> сете</w:t>
+      </w:r>
+      <w:r>
+        <w:rPr>
+          <w:rFonts w:ascii="Times New Roman" w:hAnsi="Times New Roman" w:cs="Times New Roman"/>
+          <w:sz w:val="28"/>
+          <w:szCs w:val="28"/>
+        </w:rPr>
+        <w:t xml:space="preserve">й, чтобы ребёнок их не посетил, так как в </w:t>
+      </w:r>
+      <w:proofErr w:type="spellStart"/>
+      <w:r>
+        <w:rPr>
+          <w:rFonts w:ascii="Times New Roman" w:hAnsi="Times New Roman" w:cs="Times New Roman"/>
+          <w:sz w:val="28"/>
+          <w:szCs w:val="28"/>
+        </w:rPr>
+        <w:t>соц</w:t>
+      </w:r>
+      <w:proofErr w:type="spellEnd"/>
+      <w:r>
+        <w:rPr>
+          <w:rFonts w:ascii="Times New Roman" w:hAnsi="Times New Roman" w:cs="Times New Roman"/>
+          <w:sz w:val="28"/>
+          <w:szCs w:val="28"/>
+        </w:rPr>
+        <w:t xml:space="preserve"> сетях не фильтруется контент для детей и они могут увидеть контент, который не положено видеть их возрасту и закону. </w:t>
+      </w:r>
+    </w:p>
+    <w:p>
+      <w:pPr>
+        <w:spacing w:after="0" w:line="360" w:lineRule="auto"/>
+        <w:ind w:firstLineChars="125" w:firstLine="350"/>
+        <w:rPr>
+          <w:rFonts w:ascii="Times New Roman" w:hAnsi="Times New Roman" w:cs="Times New Roman"/>
+          <w:sz w:val="28"/>
+          <w:szCs w:val="28"/>
+        </w:rPr>
+      </w:pPr>
+      <w:r>
+        <w:rPr>
+          <w:rFonts w:ascii="Times New Roman" w:hAnsi="Times New Roman" w:cs="Times New Roman"/>
+          <w:sz w:val="28"/>
+          <w:szCs w:val="28"/>
+        </w:rPr>
+        <w:tab/>
+        <w:t>Всё остальное будет выглядеть также, как в обычном режиме главной страницы.</w:t>
+      </w:r>
+    </w:p>
+    <w:p>
+      <w:pPr>
+        <w:spacing w:after="0" w:line="360" w:lineRule="auto"/>
+        <w:ind w:firstLineChars="125" w:firstLine="350"/>
+        <w:rPr>
+          <w:rFonts w:ascii="Times New Roman" w:hAnsi="Times New Roman" w:cs="Times New Roman"/>
+          <w:sz w:val="28"/>
+          <w:szCs w:val="28"/>
+        </w:rPr>
+      </w:pPr>
+      <w:r>
+        <w:rPr>
+          <w:rFonts w:ascii="Times New Roman" w:hAnsi="Times New Roman" w:cs="Times New Roman"/>
+          <w:sz w:val="28"/>
+          <w:szCs w:val="28"/>
+        </w:rPr>
+        <w:lastRenderedPageBreak/>
+        <w:tab/>
+      </w:r>
+      <w:r>
+        <w:rPr>
+          <w:rFonts w:ascii="Times New Roman" w:hAnsi="Times New Roman" w:cs="Times New Roman"/>
+          <w:sz w:val="28"/>
+          <w:szCs w:val="28"/>
+        </w:rPr>
+        <w:t>В самом низу с</w:t>
+      </w:r>
+      <w:r>
+        <w:rPr>
+          <w:rFonts w:ascii="Times New Roman" w:hAnsi="Times New Roman" w:cs="Times New Roman"/>
+          <w:sz w:val="28"/>
+          <w:szCs w:val="28"/>
+        </w:rPr>
+        <w:t>траницы, будут иконки с соц. сетями, на которые можно нажать и клиента перекинет на данную сеть с нашей группой. Это есть на всех страницах сайта в самом низу.</w:t>
+      </w:r>
+    </w:p>
+    <w:p>
+      <w:pPr>
+        <w:spacing w:line="360" w:lineRule="auto"/>
+        <w:rPr>
+          <w:rFonts w:ascii="Times New Roman" w:hAnsi="Times New Roman" w:cs="Times New Roman"/>
+          <w:b/>
+          <w:sz w:val="28"/>
+          <w:szCs w:val="28"/>
+        </w:rPr>
+      </w:pPr>
+      <w:r>
+        <w:rPr>
+          <w:rFonts w:ascii="Times New Roman" w:hAnsi="Times New Roman" w:cs="Times New Roman"/>
+          <w:b/>
+          <w:sz w:val="28"/>
+          <w:szCs w:val="28"/>
+        </w:rPr>
+        <w:t>2.6 Страница «Оплата»</w:t>
+      </w:r>
+    </w:p>
+    <w:p>
+      <w:pPr>
+        <w:spacing w:after="0" w:line="360" w:lineRule="auto"/>
+        <w:ind w:firstLineChars="125" w:firstLine="351"/>
+        <w:rPr>
+          <w:rFonts w:ascii="Times New Roman" w:hAnsi="Times New Roman" w:cs="Times New Roman"/>
+          <w:sz w:val="28"/>
+          <w:szCs w:val="28"/>
+        </w:rPr>
+      </w:pPr>
+      <w:r>
+        <w:rPr>
+          <w:rFonts w:ascii="Times New Roman" w:hAnsi="Times New Roman" w:cs="Times New Roman"/>
+          <w:b/>
+          <w:sz w:val="28"/>
+          <w:szCs w:val="28"/>
+        </w:rPr>
+        <w:tab/>
+      </w:r>
+      <w:r>
+        <w:rPr>
+          <w:rFonts w:ascii="Times New Roman" w:hAnsi="Times New Roman" w:cs="Times New Roman"/>
+          <w:sz w:val="28"/>
+          <w:szCs w:val="28"/>
+        </w:rPr>
+        <w:t>На эту страницу можно попасть из любой другой страницы на сайте при нажат</w:t>
+      </w:r>
+      <w:r>
+        <w:rPr>
+          <w:rFonts w:ascii="Times New Roman" w:hAnsi="Times New Roman" w:cs="Times New Roman"/>
+          <w:sz w:val="28"/>
+          <w:szCs w:val="28"/>
+        </w:rPr>
+        <w:t>ии на логотип или при нажатии отдельной кнопки «Главная», которые находится в шапке сайта. Также в этой шапке находятся кнопки «Подписки», «Магазин», «Корзина», «Соц. Сети» и есть ползунок, который переключает сайт на детский контент. Шапка находится на вс</w:t>
+      </w:r>
+      <w:r>
+        <w:rPr>
+          <w:rFonts w:ascii="Times New Roman" w:hAnsi="Times New Roman" w:cs="Times New Roman"/>
+          <w:sz w:val="28"/>
+          <w:szCs w:val="28"/>
+        </w:rPr>
+        <w:t xml:space="preserve">ех страницах сайта для комфортного перемещения. </w:t>
+      </w:r>
+    </w:p>
+    <w:p>
+      <w:pPr>
+        <w:spacing w:after="0" w:line="360" w:lineRule="auto"/>
+        <w:ind w:firstLineChars="125" w:firstLine="350"/>
+        <w:rPr>
+          <w:rFonts w:ascii="Times New Roman" w:hAnsi="Times New Roman" w:cs="Times New Roman"/>
+          <w:b/>
+          <w:sz w:val="28"/>
+          <w:szCs w:val="28"/>
+        </w:rPr>
+      </w:pPr>
+      <w:r>
+        <w:rPr>
+          <w:rFonts w:ascii="Times New Roman" w:hAnsi="Times New Roman" w:cs="Times New Roman"/>
+          <w:sz w:val="28"/>
+          <w:szCs w:val="28"/>
+        </w:rPr>
+        <w:t>В шапке страницы находится логотип компании (рисунок 6).</w:t>
+      </w:r>
+    </w:p>
+    <w:p>
+      <w:pPr>
+        <w:spacing w:after="0" w:line="360" w:lineRule="auto"/>
+        <w:ind w:firstLineChars="125" w:firstLine="351"/>
+        <w:rPr>
+          <w:rFonts w:ascii="Times New Roman" w:hAnsi="Times New Roman" w:cs="Times New Roman"/>
+          <w:sz w:val="28"/>
+          <w:szCs w:val="28"/>
+        </w:rPr>
+      </w:pPr>
+      <w:r>
+        <w:rPr>
+          <w:rFonts w:ascii="Times New Roman" w:hAnsi="Times New Roman" w:cs="Times New Roman"/>
+          <w:b/>
+          <w:sz w:val="28"/>
+          <w:szCs w:val="28"/>
+        </w:rPr>
+        <w:tab/>
+      </w:r>
+      <w:r>
+        <w:rPr>
+          <w:rFonts w:ascii="Times New Roman" w:hAnsi="Times New Roman" w:cs="Times New Roman"/>
+          <w:sz w:val="28"/>
+          <w:szCs w:val="28"/>
+        </w:rPr>
+        <w:t xml:space="preserve">На странице «Корзина» справа от товаров, выбранных посетителем, будет кнопка «Оплатить». </w:t>
+      </w:r>
+      <w:r>
+        <w:rPr>
+          <w:rFonts w:ascii="Times New Roman" w:hAnsi="Times New Roman" w:cs="Times New Roman"/>
+          <w:sz w:val="28"/>
+          <w:szCs w:val="28"/>
+        </w:rPr>
+        <w:br/>
+        <w:t>Она будет прямоугольная с закруглёнными краями и при наведе</w:t>
+      </w:r>
+      <w:r>
+        <w:rPr>
+          <w:rFonts w:ascii="Times New Roman" w:hAnsi="Times New Roman" w:cs="Times New Roman"/>
+          <w:sz w:val="28"/>
+          <w:szCs w:val="28"/>
+        </w:rPr>
+        <w:t xml:space="preserve">нии на неё она будет </w:t>
+      </w:r>
+      <w:proofErr w:type="gramStart"/>
+      <w:r>
+        <w:rPr>
+          <w:rFonts w:ascii="Times New Roman" w:hAnsi="Times New Roman" w:cs="Times New Roman"/>
+          <w:sz w:val="28"/>
+          <w:szCs w:val="28"/>
+        </w:rPr>
+        <w:t>по особому</w:t>
+      </w:r>
+      <w:proofErr w:type="gramEnd"/>
+      <w:r>
+        <w:rPr>
+          <w:rFonts w:ascii="Times New Roman" w:hAnsi="Times New Roman" w:cs="Times New Roman"/>
+          <w:sz w:val="28"/>
+          <w:szCs w:val="28"/>
+        </w:rPr>
+        <w:t xml:space="preserve"> выделяться. При нажатии на неё, клиент переходит на страницу, посередине которой будет прямоугольник с закруглёнными краями. </w:t>
+      </w:r>
+    </w:p>
+    <w:p>
+      <w:pPr>
+        <w:spacing w:after="0" w:line="360" w:lineRule="auto"/>
+        <w:ind w:firstLineChars="125" w:firstLine="350"/>
+        <w:rPr>
+          <w:rFonts w:ascii="Times New Roman" w:hAnsi="Times New Roman" w:cs="Times New Roman"/>
+          <w:sz w:val="28"/>
+          <w:szCs w:val="28"/>
+        </w:rPr>
+      </w:pPr>
+      <w:r>
+        <w:rPr>
+          <w:rFonts w:ascii="Times New Roman" w:hAnsi="Times New Roman" w:cs="Times New Roman"/>
+          <w:sz w:val="28"/>
+          <w:szCs w:val="28"/>
+        </w:rPr>
+        <w:tab/>
+        <w:t>По середине треугольника будет написана итоговая сумма за товары. Сверху ценника будут указаны ар</w:t>
+      </w:r>
+      <w:r>
+        <w:rPr>
+          <w:rFonts w:ascii="Times New Roman" w:hAnsi="Times New Roman" w:cs="Times New Roman"/>
+          <w:sz w:val="28"/>
+          <w:szCs w:val="28"/>
+        </w:rPr>
+        <w:t>тикулы и краткие названия товаров с их ценниками. Под итоговым ценником будет кнопка с выпадающим списком, где будут указаны методы оплаты. Справа от методов оплаты будет написана цена с учётом комиссии выбранного метода оплаты. При выборе метода оплаты, к</w:t>
+      </w:r>
+      <w:r>
+        <w:rPr>
+          <w:rFonts w:ascii="Times New Roman" w:hAnsi="Times New Roman" w:cs="Times New Roman"/>
+          <w:sz w:val="28"/>
+          <w:szCs w:val="28"/>
+        </w:rPr>
+        <w:t>оторый повышает итоговую стоимость на некоторый процент, то итоговый ценник посередине тоже меняется на соответствующую сумму. Под методом оплаты будет находится кнопка «Оплатить» ярко синего цвета с закруглёнными краями. При её нажатии, проводится оплата,</w:t>
+      </w:r>
+      <w:r>
+        <w:rPr>
+          <w:rFonts w:ascii="Times New Roman" w:hAnsi="Times New Roman" w:cs="Times New Roman"/>
+          <w:sz w:val="28"/>
+          <w:szCs w:val="28"/>
+        </w:rPr>
+        <w:t xml:space="preserve"> если метод оплаты того просит, то он перекидывает на страницу с вводом кода из смс или почты, а потом перебрасывает на страницу сайта с надписью посередине «Оплата прошла успешно». Под надписью будет счётчик поставленный на 5 </w:t>
+      </w:r>
+      <w:r>
+        <w:rPr>
+          <w:rFonts w:ascii="Times New Roman" w:hAnsi="Times New Roman" w:cs="Times New Roman"/>
+          <w:sz w:val="28"/>
+          <w:szCs w:val="28"/>
+        </w:rPr>
+        <w:lastRenderedPageBreak/>
+        <w:t>сек., при истечении которых п</w:t>
+      </w:r>
+      <w:r>
+        <w:rPr>
+          <w:rFonts w:ascii="Times New Roman" w:hAnsi="Times New Roman" w:cs="Times New Roman"/>
+          <w:sz w:val="28"/>
+          <w:szCs w:val="28"/>
+        </w:rPr>
+        <w:t xml:space="preserve">ользователя перекидывает на главную страницу сайта. </w:t>
+      </w:r>
+    </w:p>
+    <w:p>
+      <w:pPr>
+        <w:spacing w:after="0" w:line="360" w:lineRule="auto"/>
+        <w:ind w:firstLineChars="125" w:firstLine="350"/>
+        <w:rPr>
+          <w:rFonts w:ascii="Times New Roman" w:hAnsi="Times New Roman" w:cs="Times New Roman"/>
+          <w:sz w:val="28"/>
+          <w:szCs w:val="28"/>
+        </w:rPr>
+      </w:pPr>
       <w:r>
         <w:rPr>
           <w:rFonts w:ascii="Times New Roman" w:hAnsi="Times New Roman" w:cs="Times New Roman"/>
@@ -2941,624 +3886,7 @@
     </w:p>
     <w:p>
       <w:pPr>
-        <w:spacing w:line="360" w:lineRule="auto"/>
-        <w:rPr>
-          <w:rFonts w:ascii="Times New Roman" w:hAnsi="Times New Roman" w:cs="Times New Roman"/>
-          <w:b/>
-          <w:sz w:val="28"/>
-          <w:szCs w:val="28"/>
-        </w:rPr>
-      </w:pPr>
-      <w:r>
-        <w:rPr>
-          <w:rFonts w:ascii="Times New Roman" w:hAnsi="Times New Roman" w:cs="Times New Roman"/>
-          <w:b/>
-          <w:sz w:val="28"/>
-          <w:szCs w:val="28"/>
-        </w:rPr>
-        <w:t>2.5 Страница «Детский режим»</w:t>
-      </w:r>
-    </w:p>
-    <w:p>
-      <w:pPr>
-        <w:keepNext w:val="0"/>
-        <w:keepLines w:val="0"/>
-        <w:pageBreakBefore w:val="0"/>
-        <w:widowControl/>
-        <w:kinsoku/>
-        <w:wordWrap/>
-        <w:overflowPunct/>
-        <w:topLinePunct w:val="0"/>
-        <w:autoSpaceDE/>
-        <w:autoSpaceDN/>
-        <w:bidi w:val="0"/>
-        <w:adjustRightInd/>
-        <w:snapToGrid/>
-        <w:spacing w:after="0" w:line="360" w:lineRule="auto"/>
-        <w:ind w:firstLine="350" w:firstLineChars="125"/>
-        <w:textAlignment w:val="auto"/>
-        <w:rPr>
-          <w:rFonts w:ascii="Times New Roman" w:hAnsi="Times New Roman" w:cs="Times New Roman"/>
-          <w:sz w:val="28"/>
-          <w:szCs w:val="28"/>
-        </w:rPr>
-      </w:pPr>
-      <w:r>
-        <w:rPr>
-          <w:rFonts w:hint="default" w:ascii="Times New Roman" w:hAnsi="Times New Roman" w:cs="Times New Roman"/>
-          <w:b/>
-          <w:sz w:val="28"/>
-          <w:szCs w:val="28"/>
-          <w:lang w:val="ru-RU"/>
-        </w:rPr>
-        <w:tab/>
-      </w:r>
-      <w:r>
-        <w:rPr>
-          <w:rFonts w:ascii="Times New Roman" w:hAnsi="Times New Roman" w:cs="Times New Roman"/>
-          <w:sz w:val="28"/>
-          <w:szCs w:val="28"/>
-        </w:rPr>
-        <w:t xml:space="preserve">На эту страницу можно попасть из любой другой страницы на сайте при нажатии на логотип или при нажатии отдельной кнопки «Главная», которые находится в шапке сайта. Также в этой шапке находятся кнопки «Подписки», «Магазин», «Корзина», «Соц. Сети» и есть ползунок, который переключает сайт на детский контент. Шапка находится на всех страницах сайта для комфортного перемещения. </w:t>
-      </w:r>
-    </w:p>
-    <w:p>
-      <w:pPr>
-        <w:keepNext w:val="0"/>
-        <w:keepLines w:val="0"/>
-        <w:pageBreakBefore w:val="0"/>
-        <w:widowControl/>
-        <w:kinsoku/>
-        <w:wordWrap/>
-        <w:overflowPunct/>
-        <w:topLinePunct w:val="0"/>
-        <w:autoSpaceDE/>
-        <w:autoSpaceDN/>
-        <w:bidi w:val="0"/>
-        <w:adjustRightInd/>
-        <w:snapToGrid/>
-        <w:spacing w:after="0" w:line="360" w:lineRule="auto"/>
-        <w:ind w:firstLine="350" w:firstLineChars="125"/>
-        <w:textAlignment w:val="auto"/>
-        <w:rPr>
-          <w:rFonts w:hint="default" w:ascii="Times New Roman" w:hAnsi="Times New Roman" w:cs="Times New Roman"/>
-          <w:b/>
-          <w:sz w:val="28"/>
-          <w:szCs w:val="28"/>
-          <w:lang w:val="ru-RU"/>
-        </w:rPr>
-      </w:pPr>
-      <w:r>
-        <w:rPr>
-          <w:rFonts w:ascii="Times New Roman" w:hAnsi="Times New Roman" w:cs="Times New Roman"/>
-          <w:sz w:val="28"/>
-          <w:szCs w:val="28"/>
-        </w:rPr>
-        <w:t>В шапке страницы находится логотип компании (рисунок 6).</w:t>
-      </w:r>
-    </w:p>
-    <w:p>
-      <w:pPr>
-        <w:keepNext w:val="0"/>
-        <w:keepLines w:val="0"/>
-        <w:pageBreakBefore w:val="0"/>
-        <w:widowControl/>
-        <w:kinsoku/>
-        <w:wordWrap/>
-        <w:overflowPunct/>
-        <w:topLinePunct w:val="0"/>
-        <w:autoSpaceDE/>
-        <w:autoSpaceDN/>
-        <w:bidi w:val="0"/>
-        <w:adjustRightInd/>
-        <w:snapToGrid/>
-        <w:spacing w:after="0" w:line="360" w:lineRule="auto"/>
-        <w:ind w:firstLine="350" w:firstLineChars="125"/>
-        <w:textAlignment w:val="auto"/>
-        <w:rPr>
-          <w:rFonts w:ascii="Times New Roman" w:hAnsi="Times New Roman" w:cs="Times New Roman"/>
-          <w:sz w:val="28"/>
-          <w:szCs w:val="28"/>
-        </w:rPr>
-      </w:pPr>
-      <w:r>
-        <w:rPr>
-          <w:rFonts w:ascii="Times New Roman" w:hAnsi="Times New Roman" w:cs="Times New Roman"/>
-          <w:sz w:val="28"/>
-          <w:szCs w:val="28"/>
-        </w:rPr>
-        <w:tab/>
-      </w:r>
-      <w:r>
-        <w:rPr>
-          <w:rFonts w:ascii="Times New Roman" w:hAnsi="Times New Roman" w:cs="Times New Roman"/>
-          <w:sz w:val="28"/>
-          <w:szCs w:val="28"/>
-        </w:rPr>
-        <w:t xml:space="preserve">Справа сверху главной страницы в шапке будет ползунок, который переключает страницу в детский режим. </w:t>
-      </w:r>
-    </w:p>
-    <w:p>
-      <w:pPr>
-        <w:keepNext w:val="0"/>
-        <w:keepLines w:val="0"/>
-        <w:pageBreakBefore w:val="0"/>
-        <w:widowControl/>
-        <w:kinsoku/>
-        <w:wordWrap/>
-        <w:overflowPunct/>
-        <w:topLinePunct w:val="0"/>
-        <w:autoSpaceDE/>
-        <w:autoSpaceDN/>
-        <w:bidi w:val="0"/>
-        <w:adjustRightInd/>
-        <w:snapToGrid/>
-        <w:spacing w:after="0" w:line="360" w:lineRule="auto"/>
-        <w:ind w:firstLine="350" w:firstLineChars="125"/>
-        <w:textAlignment w:val="auto"/>
-        <w:rPr>
-          <w:rFonts w:ascii="Times New Roman" w:hAnsi="Times New Roman" w:cs="Times New Roman"/>
-          <w:sz w:val="28"/>
-          <w:szCs w:val="28"/>
-        </w:rPr>
-      </w:pPr>
-      <w:r>
-        <w:rPr>
-          <w:rFonts w:ascii="Times New Roman" w:hAnsi="Times New Roman" w:cs="Times New Roman"/>
-          <w:sz w:val="28"/>
-          <w:szCs w:val="28"/>
-        </w:rPr>
-        <w:tab/>
-      </w:r>
-      <w:r>
-        <w:rPr>
-          <w:rFonts w:ascii="Times New Roman" w:hAnsi="Times New Roman" w:cs="Times New Roman"/>
-          <w:sz w:val="28"/>
-          <w:szCs w:val="28"/>
-        </w:rPr>
-        <w:t xml:space="preserve">При её нажатии страница обновляется и пропадают категории, медиа контент, фильтр, у которых возрастной рейтинг начинается с 16+. </w:t>
-      </w:r>
-    </w:p>
-    <w:p>
-      <w:pPr>
-        <w:keepNext w:val="0"/>
-        <w:keepLines w:val="0"/>
-        <w:pageBreakBefore w:val="0"/>
-        <w:widowControl/>
-        <w:kinsoku/>
-        <w:wordWrap/>
-        <w:overflowPunct/>
-        <w:topLinePunct w:val="0"/>
-        <w:autoSpaceDE/>
-        <w:autoSpaceDN/>
-        <w:bidi w:val="0"/>
-        <w:adjustRightInd/>
-        <w:snapToGrid/>
-        <w:spacing w:after="0" w:line="360" w:lineRule="auto"/>
-        <w:ind w:firstLine="350" w:firstLineChars="125"/>
-        <w:textAlignment w:val="auto"/>
-        <w:rPr>
-          <w:rFonts w:ascii="Times New Roman" w:hAnsi="Times New Roman" w:cs="Times New Roman"/>
-          <w:sz w:val="28"/>
-          <w:szCs w:val="28"/>
-        </w:rPr>
-      </w:pPr>
-      <w:r>
-        <w:rPr>
-          <w:rFonts w:ascii="Times New Roman" w:hAnsi="Times New Roman" w:cs="Times New Roman"/>
-          <w:sz w:val="28"/>
-          <w:szCs w:val="28"/>
-        </w:rPr>
-        <w:tab/>
-      </w:r>
-      <w:r>
-        <w:rPr>
-          <w:rFonts w:ascii="Times New Roman" w:hAnsi="Times New Roman" w:cs="Times New Roman"/>
-          <w:sz w:val="28"/>
-          <w:szCs w:val="28"/>
-        </w:rPr>
-        <w:t>На странице остается весь контент от 0+ до 12+.</w:t>
-      </w:r>
-    </w:p>
-    <w:p>
-      <w:pPr>
-        <w:keepNext w:val="0"/>
-        <w:keepLines w:val="0"/>
-        <w:pageBreakBefore w:val="0"/>
-        <w:widowControl/>
-        <w:kinsoku/>
-        <w:wordWrap/>
-        <w:overflowPunct/>
-        <w:topLinePunct w:val="0"/>
-        <w:autoSpaceDE/>
-        <w:autoSpaceDN/>
-        <w:bidi w:val="0"/>
-        <w:adjustRightInd/>
-        <w:snapToGrid/>
-        <w:spacing w:after="0" w:line="360" w:lineRule="auto"/>
-        <w:ind w:firstLine="350" w:firstLineChars="125"/>
-        <w:textAlignment w:val="auto"/>
-        <w:rPr>
-          <w:rFonts w:ascii="Times New Roman" w:hAnsi="Times New Roman" w:cs="Times New Roman"/>
-          <w:sz w:val="28"/>
-          <w:szCs w:val="28"/>
-        </w:rPr>
-      </w:pPr>
-      <w:r>
-        <w:rPr>
-          <w:rFonts w:ascii="Times New Roman" w:hAnsi="Times New Roman" w:cs="Times New Roman"/>
-          <w:sz w:val="28"/>
-          <w:szCs w:val="28"/>
-        </w:rPr>
-        <w:tab/>
-      </w:r>
-      <w:r>
-        <w:rPr>
-          <w:rFonts w:ascii="Times New Roman" w:hAnsi="Times New Roman" w:cs="Times New Roman"/>
-          <w:sz w:val="28"/>
-          <w:szCs w:val="28"/>
-        </w:rPr>
-        <w:t>Под шапкой будут детские категории в виде карточек с закруглёнными краями и детскими картинками на них. В шапке будут отсутствовать кнопки «Подписки», «Магазин» и «Корзина». Это сделано для того, чтобы ребёнок не смог перейти в эти разделы и что-либо купить без ведома родителей.</w:t>
-      </w:r>
-    </w:p>
-    <w:p>
-      <w:pPr>
-        <w:keepNext w:val="0"/>
-        <w:keepLines w:val="0"/>
-        <w:pageBreakBefore w:val="0"/>
-        <w:widowControl/>
-        <w:kinsoku/>
-        <w:wordWrap/>
-        <w:overflowPunct/>
-        <w:topLinePunct w:val="0"/>
-        <w:autoSpaceDE/>
-        <w:autoSpaceDN/>
-        <w:bidi w:val="0"/>
-        <w:adjustRightInd/>
-        <w:snapToGrid/>
-        <w:spacing w:after="0" w:line="360" w:lineRule="auto"/>
-        <w:ind w:firstLine="350" w:firstLineChars="125"/>
-        <w:textAlignment w:val="auto"/>
-        <w:rPr>
-          <w:rFonts w:ascii="Times New Roman" w:hAnsi="Times New Roman" w:cs="Times New Roman"/>
-          <w:sz w:val="28"/>
-          <w:szCs w:val="28"/>
-        </w:rPr>
-      </w:pPr>
-      <w:r>
-        <w:rPr>
-          <w:rFonts w:ascii="Times New Roman" w:hAnsi="Times New Roman" w:cs="Times New Roman"/>
-          <w:sz w:val="28"/>
-          <w:szCs w:val="28"/>
-        </w:rPr>
-        <w:tab/>
-      </w:r>
-      <w:r>
-        <w:rPr>
-          <w:rFonts w:ascii="Times New Roman" w:hAnsi="Times New Roman" w:cs="Times New Roman"/>
-          <w:sz w:val="28"/>
-          <w:szCs w:val="28"/>
-        </w:rPr>
-        <w:t xml:space="preserve">Также в конце страницы будут убраны ссылки соц сетей, чтобы ребёнок их не посетил, так как в соц сетях не фильтруется контент для детей и они могут увидеть контент, который не положено видеть их возрасту и закону. </w:t>
-      </w:r>
-    </w:p>
-    <w:p>
-      <w:pPr>
-        <w:keepNext w:val="0"/>
-        <w:keepLines w:val="0"/>
-        <w:pageBreakBefore w:val="0"/>
-        <w:widowControl/>
-        <w:kinsoku/>
-        <w:wordWrap/>
-        <w:overflowPunct/>
-        <w:topLinePunct w:val="0"/>
-        <w:autoSpaceDE/>
-        <w:autoSpaceDN/>
-        <w:bidi w:val="0"/>
-        <w:adjustRightInd/>
-        <w:snapToGrid/>
-        <w:spacing w:after="0" w:line="360" w:lineRule="auto"/>
-        <w:ind w:firstLine="350" w:firstLineChars="125"/>
-        <w:textAlignment w:val="auto"/>
-        <w:rPr>
-          <w:rFonts w:ascii="Times New Roman" w:hAnsi="Times New Roman" w:cs="Times New Roman"/>
-          <w:sz w:val="28"/>
-          <w:szCs w:val="28"/>
-        </w:rPr>
-      </w:pPr>
-      <w:r>
-        <w:rPr>
-          <w:rFonts w:ascii="Times New Roman" w:hAnsi="Times New Roman" w:cs="Times New Roman"/>
-          <w:sz w:val="28"/>
-          <w:szCs w:val="28"/>
-        </w:rPr>
-        <w:tab/>
-      </w:r>
-      <w:r>
-        <w:rPr>
-          <w:rFonts w:ascii="Times New Roman" w:hAnsi="Times New Roman" w:cs="Times New Roman"/>
-          <w:sz w:val="28"/>
-          <w:szCs w:val="28"/>
-        </w:rPr>
-        <w:t>Всё остальное будет выглядеть также, как в обычном режиме главной страницы.</w:t>
-      </w:r>
-    </w:p>
-    <w:p>
-      <w:pPr>
-        <w:keepNext w:val="0"/>
-        <w:keepLines w:val="0"/>
-        <w:pageBreakBefore w:val="0"/>
-        <w:widowControl/>
-        <w:kinsoku/>
-        <w:wordWrap/>
-        <w:overflowPunct/>
-        <w:topLinePunct w:val="0"/>
-        <w:autoSpaceDE/>
-        <w:autoSpaceDN/>
-        <w:bidi w:val="0"/>
-        <w:adjustRightInd/>
-        <w:snapToGrid/>
-        <w:spacing w:after="0" w:line="360" w:lineRule="auto"/>
-        <w:ind w:firstLine="350" w:firstLineChars="125"/>
-        <w:textAlignment w:val="auto"/>
-        <w:rPr>
-          <w:rFonts w:hint="default" w:ascii="Times New Roman" w:hAnsi="Times New Roman" w:cs="Times New Roman"/>
-          <w:sz w:val="28"/>
-          <w:szCs w:val="28"/>
-          <w:lang w:val="ru-RU"/>
-        </w:rPr>
-      </w:pPr>
-      <w:r>
-        <w:rPr>
-          <w:rFonts w:hint="default" w:ascii="Times New Roman" w:hAnsi="Times New Roman" w:cs="Times New Roman"/>
-          <w:sz w:val="28"/>
-          <w:szCs w:val="28"/>
-          <w:lang w:val="ru-RU"/>
-        </w:rPr>
-        <w:tab/>
-      </w:r>
-      <w:r>
-        <w:rPr>
-          <w:rFonts w:ascii="Times New Roman" w:hAnsi="Times New Roman" w:cs="Times New Roman"/>
-          <w:sz w:val="28"/>
-          <w:szCs w:val="28"/>
-        </w:rPr>
-        <w:t>В самом низу страницы, будут иконки с соц. сетями, на которые можно нажать и клиента перекинет на данную сеть с нашей группой. Это есть на всех страницах сайта в самом низу.</w:t>
-      </w:r>
-    </w:p>
-    <w:p>
-      <w:pPr>
-        <w:spacing w:line="360" w:lineRule="auto"/>
-        <w:rPr>
-          <w:rFonts w:ascii="Times New Roman" w:hAnsi="Times New Roman" w:cs="Times New Roman"/>
-          <w:b/>
-          <w:sz w:val="28"/>
-          <w:szCs w:val="28"/>
-        </w:rPr>
-      </w:pPr>
-      <w:r>
-        <w:rPr>
-          <w:rFonts w:ascii="Times New Roman" w:hAnsi="Times New Roman" w:cs="Times New Roman"/>
-          <w:b/>
-          <w:sz w:val="28"/>
-          <w:szCs w:val="28"/>
-        </w:rPr>
-        <w:t>2.6 Страница «Оплата»</w:t>
-      </w:r>
-    </w:p>
-    <w:p>
-      <w:pPr>
-        <w:keepNext w:val="0"/>
-        <w:keepLines w:val="0"/>
-        <w:pageBreakBefore w:val="0"/>
-        <w:widowControl/>
-        <w:kinsoku/>
-        <w:wordWrap/>
-        <w:overflowPunct/>
-        <w:topLinePunct w:val="0"/>
-        <w:autoSpaceDE/>
-        <w:autoSpaceDN/>
-        <w:bidi w:val="0"/>
-        <w:adjustRightInd/>
-        <w:snapToGrid/>
-        <w:spacing w:after="0" w:line="360" w:lineRule="auto"/>
-        <w:ind w:firstLine="350" w:firstLineChars="125"/>
-        <w:textAlignment w:val="auto"/>
-        <w:rPr>
-          <w:rFonts w:ascii="Times New Roman" w:hAnsi="Times New Roman" w:cs="Times New Roman"/>
-          <w:sz w:val="28"/>
-          <w:szCs w:val="28"/>
-        </w:rPr>
-      </w:pPr>
-      <w:r>
-        <w:rPr>
-          <w:rFonts w:hint="default" w:ascii="Times New Roman" w:hAnsi="Times New Roman" w:cs="Times New Roman"/>
-          <w:b/>
-          <w:sz w:val="28"/>
-          <w:szCs w:val="28"/>
-          <w:lang w:val="ru-RU"/>
-        </w:rPr>
-        <w:tab/>
-      </w:r>
-      <w:r>
-        <w:rPr>
-          <w:rFonts w:ascii="Times New Roman" w:hAnsi="Times New Roman" w:cs="Times New Roman"/>
-          <w:sz w:val="28"/>
-          <w:szCs w:val="28"/>
-        </w:rPr>
-        <w:t xml:space="preserve">На эту страницу можно попасть из любой другой страницы на сайте при нажатии на логотип или при нажатии отдельной кнопки «Главная», которые находится в шапке сайта. Также в этой шапке находятся кнопки «Подписки», «Магазин», «Корзина», «Соц. Сети» и есть ползунок, который переключает сайт на детский контент. Шапка находится на всех страницах сайта для комфортного перемещения. </w:t>
-      </w:r>
-    </w:p>
-    <w:p>
-      <w:pPr>
-        <w:keepNext w:val="0"/>
-        <w:keepLines w:val="0"/>
-        <w:pageBreakBefore w:val="0"/>
-        <w:widowControl/>
-        <w:kinsoku/>
-        <w:wordWrap/>
-        <w:overflowPunct/>
-        <w:topLinePunct w:val="0"/>
-        <w:autoSpaceDE/>
-        <w:autoSpaceDN/>
-        <w:bidi w:val="0"/>
-        <w:adjustRightInd/>
-        <w:snapToGrid/>
-        <w:spacing w:after="0" w:line="360" w:lineRule="auto"/>
-        <w:ind w:firstLine="350" w:firstLineChars="125"/>
-        <w:textAlignment w:val="auto"/>
-        <w:rPr>
-          <w:rFonts w:hint="default" w:ascii="Times New Roman" w:hAnsi="Times New Roman" w:cs="Times New Roman"/>
-          <w:b/>
-          <w:sz w:val="28"/>
-          <w:szCs w:val="28"/>
-          <w:lang w:val="ru-RU"/>
-        </w:rPr>
-      </w:pPr>
-      <w:r>
-        <w:rPr>
-          <w:rFonts w:ascii="Times New Roman" w:hAnsi="Times New Roman" w:cs="Times New Roman"/>
-          <w:sz w:val="28"/>
-          <w:szCs w:val="28"/>
-        </w:rPr>
-        <w:t>В шапке страницы находится логотип компании (рисунок 6).</w:t>
-      </w:r>
-    </w:p>
-    <w:p>
-      <w:pPr>
-        <w:keepNext w:val="0"/>
-        <w:keepLines w:val="0"/>
-        <w:pageBreakBefore w:val="0"/>
-        <w:widowControl/>
-        <w:kinsoku/>
-        <w:wordWrap/>
-        <w:overflowPunct/>
-        <w:topLinePunct w:val="0"/>
-        <w:autoSpaceDE/>
-        <w:autoSpaceDN/>
-        <w:bidi w:val="0"/>
-        <w:adjustRightInd/>
-        <w:snapToGrid/>
-        <w:spacing w:after="0" w:line="360" w:lineRule="auto"/>
-        <w:ind w:firstLine="350" w:firstLineChars="125"/>
-        <w:textAlignment w:val="auto"/>
-        <w:rPr>
-          <w:rFonts w:ascii="Times New Roman" w:hAnsi="Times New Roman" w:cs="Times New Roman"/>
-          <w:sz w:val="28"/>
-          <w:szCs w:val="28"/>
-        </w:rPr>
-      </w:pPr>
-      <w:r>
-        <w:rPr>
-          <w:rFonts w:ascii="Times New Roman" w:hAnsi="Times New Roman" w:cs="Times New Roman"/>
-          <w:b/>
-          <w:sz w:val="28"/>
-          <w:szCs w:val="28"/>
-        </w:rPr>
-        <w:tab/>
-      </w:r>
-      <w:r>
-        <w:rPr>
-          <w:rFonts w:ascii="Times New Roman" w:hAnsi="Times New Roman" w:cs="Times New Roman"/>
-          <w:sz w:val="28"/>
-          <w:szCs w:val="28"/>
-        </w:rPr>
-        <w:t xml:space="preserve">На странице «Корзина» справа от товаров, выбранных посетителем, будет кнопка «Оплатить». </w:t>
-      </w:r>
-      <w:r>
-        <w:rPr>
-          <w:rFonts w:ascii="Times New Roman" w:hAnsi="Times New Roman" w:cs="Times New Roman"/>
-          <w:sz w:val="28"/>
-          <w:szCs w:val="28"/>
-        </w:rPr>
-        <w:br w:type="textWrapping"/>
-      </w:r>
-      <w:r>
-        <w:rPr>
-          <w:rFonts w:ascii="Times New Roman" w:hAnsi="Times New Roman" w:cs="Times New Roman"/>
-          <w:sz w:val="28"/>
-          <w:szCs w:val="28"/>
-        </w:rPr>
-        <w:t xml:space="preserve">Она будет прямоугольная с закруглёнными краями и при наведении на неё она будет по особому выделяться. При нажатии на неё, клиент переходит на страницу, посередине которой будет прямоугольник с закруглёнными краями. </w:t>
-      </w:r>
-    </w:p>
-    <w:p>
-      <w:pPr>
-        <w:keepNext w:val="0"/>
-        <w:keepLines w:val="0"/>
-        <w:pageBreakBefore w:val="0"/>
-        <w:widowControl/>
-        <w:kinsoku/>
-        <w:wordWrap/>
-        <w:overflowPunct/>
-        <w:topLinePunct w:val="0"/>
-        <w:autoSpaceDE/>
-        <w:autoSpaceDN/>
-        <w:bidi w:val="0"/>
-        <w:adjustRightInd/>
-        <w:snapToGrid/>
-        <w:spacing w:after="0" w:line="360" w:lineRule="auto"/>
-        <w:ind w:firstLine="350" w:firstLineChars="125"/>
-        <w:textAlignment w:val="auto"/>
-        <w:rPr>
-          <w:rFonts w:ascii="Times New Roman" w:hAnsi="Times New Roman" w:cs="Times New Roman"/>
-          <w:sz w:val="28"/>
-          <w:szCs w:val="28"/>
-        </w:rPr>
-      </w:pPr>
-      <w:r>
-        <w:rPr>
-          <w:rFonts w:ascii="Times New Roman" w:hAnsi="Times New Roman" w:cs="Times New Roman"/>
-          <w:sz w:val="28"/>
-          <w:szCs w:val="28"/>
-        </w:rPr>
-        <w:tab/>
-      </w:r>
-      <w:r>
-        <w:rPr>
-          <w:rFonts w:ascii="Times New Roman" w:hAnsi="Times New Roman" w:cs="Times New Roman"/>
-          <w:sz w:val="28"/>
-          <w:szCs w:val="28"/>
-        </w:rPr>
-        <w:t xml:space="preserve">По середине треугольника будет написана итоговая сумма за товары. Сверху ценника будут указаны артикулы и краткие названия товаров с их ценниками. Под итоговым ценником будет кнопка с выпадающим списком, где будут указаны методы оплаты. Справа от методов оплаты будет написана цена с учётом комиссии выбранного метода оплаты. При выборе метода оплаты, который повышает итоговую стоимость на некоторый процент, то итоговый ценник посередине тоже меняется на соответствующую сумму. Под методом оплаты будет находится кнопка «Оплатить» ярко синего цвета с закруглёнными краями. При её нажатии, проводится оплата, если метод оплаты того просит, то он перекидывает на страницу с вводом кода из смс или почты, а потом перебрасывает на страницу сайта с надписью посередине «Оплата прошла успешно». Под надписью будет счётчик поставленный на 5 сек., при истечении которых пользователя перекидывает на главную страницу сайта. </w:t>
-      </w:r>
-    </w:p>
-    <w:p>
-      <w:pPr>
-        <w:keepNext w:val="0"/>
-        <w:keepLines w:val="0"/>
-        <w:pageBreakBefore w:val="0"/>
-        <w:widowControl/>
-        <w:kinsoku/>
-        <w:wordWrap/>
-        <w:overflowPunct/>
-        <w:topLinePunct w:val="0"/>
-        <w:autoSpaceDE/>
-        <w:autoSpaceDN/>
-        <w:bidi w:val="0"/>
-        <w:adjustRightInd/>
-        <w:snapToGrid/>
-        <w:spacing w:after="0" w:line="360" w:lineRule="auto"/>
-        <w:ind w:firstLine="350" w:firstLineChars="125"/>
-        <w:textAlignment w:val="auto"/>
-        <w:rPr>
-          <w:rFonts w:ascii="Times New Roman" w:hAnsi="Times New Roman" w:cs="Times New Roman"/>
-          <w:sz w:val="28"/>
-          <w:szCs w:val="28"/>
-        </w:rPr>
-      </w:pPr>
-      <w:r>
-        <w:rPr>
-          <w:rFonts w:ascii="Times New Roman" w:hAnsi="Times New Roman" w:cs="Times New Roman"/>
-          <w:sz w:val="28"/>
-          <w:szCs w:val="28"/>
-        </w:rPr>
-        <w:t>В самом низу страницы, будут иконки с соц. сетями, на которые можно нажать и клиента перекинет на данную сеть с нашей группой. Это есть на всех страницах сайта в самом низу.</w:t>
-      </w:r>
-    </w:p>
-    <w:p>
-      <w:pPr>
-        <w:pStyle w:val="4"/>
+        <w:pStyle w:val="a3"/>
         <w:numPr>
           <w:ilvl w:val="0"/>
           <w:numId w:val="2"/>
@@ -3603,60 +3931,76 @@
     </w:p>
     <w:p>
       <w:pPr>
-        <w:keepNext w:val="0"/>
-        <w:keepLines w:val="0"/>
-        <w:pageBreakBefore w:val="0"/>
-        <w:widowControl/>
-        <w:kinsoku/>
-        <w:wordWrap/>
-        <w:overflowPunct/>
-        <w:topLinePunct w:val="0"/>
-        <w:autoSpaceDE/>
-        <w:autoSpaceDN/>
-        <w:bidi w:val="0"/>
-        <w:adjustRightInd/>
-        <w:snapToGrid/>
-        <w:spacing w:after="0" w:line="360" w:lineRule="auto"/>
-        <w:ind w:firstLine="350" w:firstLineChars="125"/>
-        <w:textAlignment w:val="auto"/>
-        <w:rPr>
-          <w:rFonts w:ascii="Times New Roman" w:hAnsi="Times New Roman" w:cs="Times New Roman"/>
-          <w:sz w:val="28"/>
-          <w:szCs w:val="28"/>
-        </w:rPr>
-      </w:pPr>
-      <w:r>
-        <w:rPr>
-          <w:rFonts w:ascii="Times New Roman" w:hAnsi="Times New Roman" w:cs="Times New Roman"/>
-          <w:sz w:val="28"/>
-          <w:szCs w:val="28"/>
-        </w:rPr>
-        <w:t xml:space="preserve">К кнопкам навигации на данном сайте относятся логотип, «Главная», «магазин», «Подписки», «Корзина», «Детский режим» и кнопки с выбором соц сетей. Данные кнопки будут иметь закруглённые поля без фона и должны срабатывать при наведении. Кнопки будут контрастного цвета и при наведении будут по особому выделяться. </w:t>
-      </w:r>
-    </w:p>
-    <w:p>
-      <w:pPr>
-        <w:pStyle w:val="4"/>
-        <w:keepNext w:val="0"/>
-        <w:keepLines w:val="0"/>
-        <w:pageBreakBefore w:val="0"/>
-        <w:widowControl/>
+        <w:spacing w:after="0" w:line="360" w:lineRule="auto"/>
+        <w:ind w:firstLineChars="125" w:firstLine="350"/>
+        <w:rPr>
+          <w:rFonts w:ascii="Times New Roman" w:hAnsi="Times New Roman" w:cs="Times New Roman"/>
+          <w:sz w:val="28"/>
+          <w:szCs w:val="28"/>
+        </w:rPr>
+      </w:pPr>
+      <w:r>
+        <w:rPr>
+          <w:rFonts w:ascii="Times New Roman" w:hAnsi="Times New Roman" w:cs="Times New Roman"/>
+          <w:sz w:val="28"/>
+          <w:szCs w:val="28"/>
+        </w:rPr>
+        <w:t xml:space="preserve">К кнопкам навигации на данном сайте относятся логотип, «Главная», «магазин», «Подписки», «Корзина», «Детский режим» и кнопки с выбором </w:t>
+      </w:r>
+      <w:proofErr w:type="spellStart"/>
+      <w:r>
+        <w:rPr>
+          <w:rFonts w:ascii="Times New Roman" w:hAnsi="Times New Roman" w:cs="Times New Roman"/>
+          <w:sz w:val="28"/>
+          <w:szCs w:val="28"/>
+        </w:rPr>
+        <w:t>соц</w:t>
+      </w:r>
+      <w:proofErr w:type="spellEnd"/>
+      <w:r>
+        <w:rPr>
+          <w:rFonts w:ascii="Times New Roman" w:hAnsi="Times New Roman" w:cs="Times New Roman"/>
+          <w:sz w:val="28"/>
+          <w:szCs w:val="28"/>
+        </w:rPr>
+        <w:t xml:space="preserve"> сетей. Данные кнопки будут иметь закруглённые поля без фона и должны срабатывать при наведении. </w:t>
+      </w:r>
+      <w:r>
+        <w:rPr>
+          <w:rFonts w:ascii="Times New Roman" w:hAnsi="Times New Roman" w:cs="Times New Roman"/>
+          <w:sz w:val="28"/>
+          <w:szCs w:val="28"/>
+        </w:rPr>
+        <w:t xml:space="preserve">Кнопки будут контрастного цвета и при наведении будут </w:t>
+      </w:r>
+      <w:proofErr w:type="gramStart"/>
+      <w:r>
+        <w:rPr>
+          <w:rFonts w:ascii="Times New Roman" w:hAnsi="Times New Roman" w:cs="Times New Roman"/>
+          <w:sz w:val="28"/>
+          <w:szCs w:val="28"/>
+        </w:rPr>
+        <w:t>по особому</w:t>
+      </w:r>
+      <w:proofErr w:type="gramEnd"/>
+      <w:r>
+        <w:rPr>
+          <w:rFonts w:ascii="Times New Roman" w:hAnsi="Times New Roman" w:cs="Times New Roman"/>
+          <w:sz w:val="28"/>
+          <w:szCs w:val="28"/>
+        </w:rPr>
+        <w:t xml:space="preserve"> выделяться. </w:t>
+      </w:r>
+    </w:p>
+    <w:p>
+      <w:pPr>
+        <w:pStyle w:val="a3"/>
         <w:numPr>
           <w:ilvl w:val="0"/>
           <w:numId w:val="5"/>
         </w:numPr>
-        <w:kinsoku/>
-        <w:wordWrap/>
-        <w:overflowPunct/>
-        <w:topLinePunct w:val="0"/>
-        <w:autoSpaceDE/>
-        <w:autoSpaceDN/>
-        <w:bidi w:val="0"/>
-        <w:adjustRightInd/>
-        <w:snapToGrid/>
-        <w:spacing w:after="0" w:line="360" w:lineRule="auto"/>
-        <w:ind w:firstLine="350" w:firstLineChars="125"/>
-        <w:textAlignment w:val="auto"/>
+        <w:spacing w:after="0" w:line="360" w:lineRule="auto"/>
+        <w:ind w:firstLineChars="125" w:firstLine="350"/>
         <w:rPr>
           <w:rFonts w:ascii="Times New Roman" w:hAnsi="Times New Roman" w:cs="Times New Roman"/>
           <w:sz w:val="28"/>
@@ -3674,27 +4018,13 @@
     </w:p>
     <w:p>
       <w:pPr>
-        <w:pStyle w:val="4"/>
-        <w:keepNext w:val="0"/>
-        <w:keepLines w:val="0"/>
-        <w:pageBreakBefore w:val="0"/>
-        <w:widowControl/>
+        <w:pStyle w:val="a3"/>
         <w:numPr>
           <w:ilvl w:val="0"/>
           <w:numId w:val="5"/>
         </w:numPr>
-        <w:kinsoku/>
-        <w:wordWrap/>
-        <w:overflowPunct/>
-        <w:topLinePunct w:val="0"/>
-        <w:autoSpaceDE/>
-        <w:autoSpaceDN/>
-        <w:bidi w:val="0"/>
-        <w:adjustRightInd/>
-        <w:snapToGrid/>
-        <w:spacing w:after="0" w:line="360" w:lineRule="auto"/>
-        <w:ind w:firstLine="350" w:firstLineChars="125"/>
-        <w:textAlignment w:val="auto"/>
+        <w:spacing w:after="0" w:line="360" w:lineRule="auto"/>
+        <w:ind w:firstLineChars="125" w:firstLine="350"/>
         <w:rPr>
           <w:rFonts w:ascii="Times New Roman" w:hAnsi="Times New Roman" w:cs="Times New Roman"/>
           <w:sz w:val="28"/>
@@ -3712,65 +4042,45 @@
     </w:p>
     <w:p>
       <w:pPr>
-        <w:pStyle w:val="4"/>
-        <w:keepNext w:val="0"/>
-        <w:keepLines w:val="0"/>
-        <w:pageBreakBefore w:val="0"/>
-        <w:widowControl/>
+        <w:pStyle w:val="a3"/>
         <w:numPr>
           <w:ilvl w:val="0"/>
           <w:numId w:val="5"/>
         </w:numPr>
-        <w:kinsoku/>
-        <w:wordWrap/>
-        <w:overflowPunct/>
-        <w:topLinePunct w:val="0"/>
-        <w:autoSpaceDE/>
-        <w:autoSpaceDN/>
-        <w:bidi w:val="0"/>
-        <w:adjustRightInd/>
-        <w:snapToGrid/>
-        <w:spacing w:after="0" w:line="360" w:lineRule="auto"/>
-        <w:ind w:firstLine="350" w:firstLineChars="125"/>
-        <w:textAlignment w:val="auto"/>
-        <w:rPr>
-          <w:rFonts w:ascii="Times New Roman" w:hAnsi="Times New Roman" w:cs="Times New Roman"/>
-          <w:sz w:val="28"/>
-          <w:szCs w:val="28"/>
-        </w:rPr>
-      </w:pPr>
-      <w:r>
-        <w:rPr>
-          <w:rFonts w:ascii="Times New Roman" w:hAnsi="Times New Roman" w:cs="Times New Roman"/>
-          <w:sz w:val="28"/>
-          <w:szCs w:val="28"/>
-        </w:rPr>
-        <w:t xml:space="preserve">Кнопка «Магазин» переносит пользователя на страницу выбора товара, который продаётся на данном сайте </w:t>
-      </w:r>
-    </w:p>
-    <w:p>
-      <w:pPr>
-        <w:pStyle w:val="4"/>
-        <w:keepNext w:val="0"/>
-        <w:keepLines w:val="0"/>
-        <w:pageBreakBefore w:val="0"/>
-        <w:widowControl/>
+        <w:spacing w:after="0" w:line="360" w:lineRule="auto"/>
+        <w:ind w:firstLineChars="125" w:firstLine="350"/>
+        <w:rPr>
+          <w:rFonts w:ascii="Times New Roman" w:hAnsi="Times New Roman" w:cs="Times New Roman"/>
+          <w:sz w:val="28"/>
+          <w:szCs w:val="28"/>
+        </w:rPr>
+      </w:pPr>
+      <w:r>
+        <w:rPr>
+          <w:rFonts w:ascii="Times New Roman" w:hAnsi="Times New Roman" w:cs="Times New Roman"/>
+          <w:sz w:val="28"/>
+          <w:szCs w:val="28"/>
+        </w:rPr>
+        <w:t>Кнопка «Магазин» переносит пользователя на стран</w:t>
+      </w:r>
+      <w:r>
+        <w:rPr>
+          <w:rFonts w:ascii="Times New Roman" w:hAnsi="Times New Roman" w:cs="Times New Roman"/>
+          <w:sz w:val="28"/>
+          <w:szCs w:val="28"/>
+        </w:rPr>
+        <w:t xml:space="preserve">ицу выбора товара, который продаётся на данном сайте </w:t>
+      </w:r>
+    </w:p>
+    <w:p>
+      <w:pPr>
+        <w:pStyle w:val="a3"/>
         <w:numPr>
           <w:ilvl w:val="0"/>
           <w:numId w:val="5"/>
         </w:numPr>
-        <w:kinsoku/>
-        <w:wordWrap/>
-        <w:overflowPunct/>
-        <w:topLinePunct w:val="0"/>
-        <w:autoSpaceDE/>
-        <w:autoSpaceDN/>
-        <w:bidi w:val="0"/>
-        <w:adjustRightInd/>
-        <w:snapToGrid/>
-        <w:spacing w:after="0" w:line="360" w:lineRule="auto"/>
-        <w:ind w:firstLine="350" w:firstLineChars="125"/>
-        <w:textAlignment w:val="auto"/>
+        <w:spacing w:after="0" w:line="360" w:lineRule="auto"/>
+        <w:ind w:firstLineChars="125" w:firstLine="350"/>
         <w:rPr>
           <w:rFonts w:ascii="Times New Roman" w:hAnsi="Times New Roman" w:cs="Times New Roman"/>
           <w:sz w:val="28"/>
@@ -3788,60 +4098,68 @@
     </w:p>
     <w:p>
       <w:pPr>
-        <w:pStyle w:val="4"/>
-        <w:keepNext w:val="0"/>
-        <w:keepLines w:val="0"/>
-        <w:pageBreakBefore w:val="0"/>
-        <w:widowControl/>
+        <w:pStyle w:val="a3"/>
         <w:numPr>
           <w:ilvl w:val="0"/>
           <w:numId w:val="5"/>
         </w:numPr>
-        <w:kinsoku/>
-        <w:wordWrap/>
-        <w:overflowPunct/>
-        <w:topLinePunct w:val="0"/>
-        <w:autoSpaceDE/>
-        <w:autoSpaceDN/>
-        <w:bidi w:val="0"/>
-        <w:adjustRightInd/>
-        <w:snapToGrid/>
-        <w:spacing w:after="0" w:line="360" w:lineRule="auto"/>
-        <w:ind w:firstLine="350" w:firstLineChars="125"/>
-        <w:textAlignment w:val="auto"/>
-        <w:rPr>
-          <w:rFonts w:ascii="Times New Roman" w:hAnsi="Times New Roman" w:cs="Times New Roman"/>
-          <w:sz w:val="28"/>
-          <w:szCs w:val="28"/>
-        </w:rPr>
-      </w:pPr>
-      <w:r>
-        <w:rPr>
-          <w:rFonts w:ascii="Times New Roman" w:hAnsi="Times New Roman" w:cs="Times New Roman"/>
-          <w:sz w:val="28"/>
-          <w:szCs w:val="28"/>
-        </w:rPr>
-        <w:t>Кнопки «Соц сети» переносят пользователя на выбранную соц сеть.</w:t>
-      </w:r>
-    </w:p>
-    <w:p>
-      <w:pPr>
-        <w:keepNext w:val="0"/>
-        <w:keepLines w:val="0"/>
-        <w:pageBreakBefore w:val="0"/>
-        <w:widowControl/>
-        <w:kinsoku/>
-        <w:wordWrap/>
-        <w:overflowPunct/>
-        <w:topLinePunct w:val="0"/>
-        <w:autoSpaceDE/>
-        <w:autoSpaceDN/>
-        <w:bidi w:val="0"/>
-        <w:adjustRightInd/>
-        <w:snapToGrid/>
-        <w:spacing w:after="0" w:line="360" w:lineRule="auto"/>
-        <w:ind w:firstLine="350" w:firstLineChars="125"/>
-        <w:textAlignment w:val="auto"/>
+        <w:spacing w:after="0" w:line="360" w:lineRule="auto"/>
+        <w:ind w:firstLineChars="125" w:firstLine="350"/>
+        <w:rPr>
+          <w:rFonts w:ascii="Times New Roman" w:hAnsi="Times New Roman" w:cs="Times New Roman"/>
+          <w:sz w:val="28"/>
+          <w:szCs w:val="28"/>
+        </w:rPr>
+      </w:pPr>
+      <w:r>
+        <w:rPr>
+          <w:rFonts w:ascii="Times New Roman" w:hAnsi="Times New Roman" w:cs="Times New Roman"/>
+          <w:sz w:val="28"/>
+          <w:szCs w:val="28"/>
+        </w:rPr>
+        <w:t>Кнопки «</w:t>
+      </w:r>
+      <w:proofErr w:type="spellStart"/>
+      <w:r>
+        <w:rPr>
+          <w:rFonts w:ascii="Times New Roman" w:hAnsi="Times New Roman" w:cs="Times New Roman"/>
+          <w:sz w:val="28"/>
+          <w:szCs w:val="28"/>
+        </w:rPr>
+        <w:t>Соц</w:t>
+      </w:r>
+      <w:proofErr w:type="spellEnd"/>
+      <w:r>
+        <w:rPr>
+          <w:rFonts w:ascii="Times New Roman" w:hAnsi="Times New Roman" w:cs="Times New Roman"/>
+          <w:sz w:val="28"/>
+          <w:szCs w:val="28"/>
+        </w:rPr>
+        <w:t xml:space="preserve"> сети» переносят пользователя на выбранную </w:t>
+      </w:r>
+      <w:proofErr w:type="spellStart"/>
+      <w:r>
+        <w:rPr>
+          <w:rFonts w:ascii="Times New Roman" w:hAnsi="Times New Roman" w:cs="Times New Roman"/>
+          <w:sz w:val="28"/>
+          <w:szCs w:val="28"/>
+        </w:rPr>
+        <w:t>соц</w:t>
+      </w:r>
+      <w:proofErr w:type="spellEnd"/>
+      <w:r>
+        <w:rPr>
+          <w:rFonts w:ascii="Times New Roman" w:hAnsi="Times New Roman" w:cs="Times New Roman"/>
+          <w:sz w:val="28"/>
+          <w:szCs w:val="28"/>
+        </w:rPr>
+        <w:t xml:space="preserve"> сеть.</w:t>
+      </w:r>
+    </w:p>
+    <w:p>
+      <w:pPr>
+        <w:spacing w:after="0" w:line="360" w:lineRule="auto"/>
+        <w:ind w:firstLineChars="125" w:firstLine="350"/>
         <w:rPr>
           <w:rFonts w:ascii="Times New Roman" w:hAnsi="Times New Roman" w:cs="Times New Roman"/>
           <w:sz w:val="28"/>
@@ -3859,22 +4177,8 @@
     </w:p>
     <w:p>
       <w:pPr>
-        <w:keepNext w:val="0"/>
-        <w:keepLines w:val="0"/>
-        <w:pageBreakBefore w:val="0"/>
-        <w:widowControl/>
-        <w:kinsoku/>
-        <w:wordWrap/>
-        <w:overflowPunct/>
-        <w:topLinePunct w:val="0"/>
-        <w:autoSpaceDE/>
-        <w:autoSpaceDN/>
-        <w:bidi w:val="0"/>
-        <w:adjustRightInd/>
-        <w:snapToGrid/>
-        <w:spacing w:after="0" w:line="360" w:lineRule="auto"/>
-        <w:ind w:firstLine="350" w:firstLineChars="125"/>
-        <w:textAlignment w:val="auto"/>
+        <w:spacing w:after="0" w:line="360" w:lineRule="auto"/>
+        <w:ind w:firstLineChars="125" w:firstLine="350"/>
         <w:rPr>
           <w:rFonts w:ascii="Times New Roman" w:hAnsi="Times New Roman" w:cs="Times New Roman"/>
           <w:sz w:val="28"/>
@@ -3895,27 +4199,21 @@
           <w:sz w:val="28"/>
           <w:szCs w:val="28"/>
         </w:rPr>
-        <w:t xml:space="preserve">На страницах сайта содержатся другие кнопки, не относящиеся к кнопкам навигации. К ним относятся: кнопка «Добавить в корзину» и «Удалить из корзины», все карточки категорий на главной странице и все карточки товаров на странице «Магазин». Все фотографии, которые не являются кнопками будут иметь отличительную особенность, например, не будут выполнены в виде карточек, на которые клиент может кликнуть. </w:t>
-      </w:r>
-    </w:p>
-    <w:p>
-      <w:pPr>
-        <w:keepNext w:val="0"/>
-        <w:keepLines w:val="0"/>
-        <w:pageBreakBefore w:val="0"/>
-        <w:widowControl/>
-        <w:kinsoku/>
-        <w:wordWrap/>
-        <w:overflowPunct/>
-        <w:topLinePunct w:val="0"/>
-        <w:autoSpaceDE/>
-        <w:autoSpaceDN/>
-        <w:bidi w:val="0"/>
-        <w:adjustRightInd/>
-        <w:snapToGrid/>
-        <w:spacing w:after="0" w:line="360" w:lineRule="auto"/>
-        <w:ind w:firstLine="350" w:firstLineChars="125"/>
-        <w:textAlignment w:val="auto"/>
+        <w:t>На страницах сайта содержатся другие кнопки, не относящиеся к кнопкам навигации. К ним относятся: кнопка «Добавить в корзину» и «Удалить из корзины», все карточки категорий на главной странице и все карточки товаров на странице «Магазин». Все фотографии, к</w:t>
+      </w:r>
+      <w:r>
+        <w:rPr>
+          <w:rFonts w:ascii="Times New Roman" w:hAnsi="Times New Roman" w:cs="Times New Roman"/>
+          <w:sz w:val="28"/>
+          <w:szCs w:val="28"/>
+        </w:rPr>
+        <w:t xml:space="preserve">оторые не являются кнопками будут иметь отличительную особенность, например, не будут выполнены в виде карточек, на которые клиент может кликнуть. </w:t>
+      </w:r>
+    </w:p>
+    <w:p>
+      <w:pPr>
+        <w:spacing w:after="0" w:line="360" w:lineRule="auto"/>
+        <w:ind w:firstLineChars="125" w:firstLine="350"/>
         <w:rPr>
           <w:rFonts w:ascii="Times New Roman" w:hAnsi="Times New Roman" w:cs="Times New Roman"/>
           <w:sz w:val="28"/>
@@ -3929,75 +4227,42 @@
           <w:szCs w:val="28"/>
         </w:rPr>
         <w:tab/>
-      </w:r>
-      <w:r>
-        <w:rPr>
-          <w:rFonts w:ascii="Times New Roman" w:hAnsi="Times New Roman" w:cs="Times New Roman"/>
-          <w:sz w:val="28"/>
-          <w:szCs w:val="28"/>
-        </w:rPr>
         <w:t xml:space="preserve">Кнопка «Добавить в корзину» добавляет товар в корзину </w:t>
       </w:r>
     </w:p>
     <w:p>
       <w:pPr>
-        <w:keepNext w:val="0"/>
-        <w:keepLines w:val="0"/>
-        <w:pageBreakBefore w:val="0"/>
-        <w:widowControl/>
-        <w:kinsoku/>
-        <w:wordWrap/>
-        <w:overflowPunct/>
-        <w:topLinePunct w:val="0"/>
-        <w:autoSpaceDE/>
-        <w:autoSpaceDN/>
-        <w:bidi w:val="0"/>
-        <w:adjustRightInd/>
-        <w:snapToGrid/>
-        <w:spacing w:after="0" w:line="360" w:lineRule="auto"/>
-        <w:ind w:firstLine="350" w:firstLineChars="125"/>
-        <w:textAlignment w:val="auto"/>
-        <w:rPr>
-          <w:rFonts w:ascii="Times New Roman" w:hAnsi="Times New Roman" w:cs="Times New Roman"/>
-          <w:sz w:val="28"/>
-          <w:szCs w:val="28"/>
-        </w:rPr>
-      </w:pPr>
-      <w:r>
-        <w:rPr>
-          <w:rFonts w:ascii="Times New Roman" w:hAnsi="Times New Roman" w:cs="Times New Roman"/>
-          <w:sz w:val="28"/>
-          <w:szCs w:val="28"/>
-        </w:rPr>
+        <w:spacing w:after="0" w:line="360" w:lineRule="auto"/>
+        <w:ind w:firstLineChars="125" w:firstLine="350"/>
+        <w:rPr>
+          <w:rFonts w:ascii="Times New Roman" w:hAnsi="Times New Roman" w:cs="Times New Roman"/>
+          <w:sz w:val="28"/>
+          <w:szCs w:val="28"/>
+        </w:rPr>
+      </w:pPr>
+      <w:r>
+        <w:rPr>
+          <w:rFonts w:ascii="Times New Roman" w:hAnsi="Times New Roman" w:cs="Times New Roman"/>
+          <w:sz w:val="28"/>
+          <w:szCs w:val="28"/>
+        </w:rPr>
+        <w:lastRenderedPageBreak/>
         <w:tab/>
-      </w:r>
-      <w:r>
-        <w:rPr>
-          <w:rFonts w:ascii="Times New Roman" w:hAnsi="Times New Roman" w:cs="Times New Roman"/>
-          <w:sz w:val="28"/>
-          <w:szCs w:val="28"/>
-        </w:rPr>
-        <w:t>Кнопка «Удалить из корзины» удаляет товар из корзины</w:t>
-      </w:r>
-    </w:p>
-    <w:p>
-      <w:pPr>
-        <w:keepNext w:val="0"/>
-        <w:keepLines w:val="0"/>
-        <w:pageBreakBefore w:val="0"/>
-        <w:widowControl/>
-        <w:kinsoku/>
-        <w:wordWrap/>
-        <w:overflowPunct/>
-        <w:topLinePunct w:val="0"/>
-        <w:autoSpaceDE/>
-        <w:autoSpaceDN/>
-        <w:bidi w:val="0"/>
-        <w:adjustRightInd/>
-        <w:snapToGrid/>
-        <w:spacing w:after="0" w:line="360" w:lineRule="auto"/>
-        <w:ind w:firstLine="350" w:firstLineChars="125"/>
-        <w:textAlignment w:val="auto"/>
+        <w:t xml:space="preserve">Кнопка «Удалить из корзины» удаляет товар из </w:t>
+      </w:r>
+      <w:r>
+        <w:rPr>
+          <w:rFonts w:ascii="Times New Roman" w:hAnsi="Times New Roman" w:cs="Times New Roman"/>
+          <w:sz w:val="28"/>
+          <w:szCs w:val="28"/>
+        </w:rPr>
+        <w:t>корзины</w:t>
+      </w:r>
+    </w:p>
+    <w:p>
+      <w:pPr>
+        <w:spacing w:after="0" w:line="360" w:lineRule="auto"/>
+        <w:ind w:firstLineChars="125" w:firstLine="350"/>
         <w:rPr>
           <w:rFonts w:ascii="Times New Roman" w:hAnsi="Times New Roman" w:cs="Times New Roman"/>
           <w:sz w:val="28"/>
@@ -4011,34 +4276,13 @@
           <w:szCs w:val="28"/>
         </w:rPr>
         <w:tab/>
-      </w:r>
-      <w:r>
-        <w:rPr>
-          <w:rFonts w:ascii="Times New Roman" w:hAnsi="Times New Roman" w:cs="Times New Roman"/>
-          <w:sz w:val="28"/>
-          <w:szCs w:val="28"/>
-        </w:rPr>
         <w:t>Карточки с фотографиями на странице «Магазин» будут переносить на страницу с данным товаром</w:t>
       </w:r>
     </w:p>
     <w:p>
       <w:pPr>
-        <w:keepNext w:val="0"/>
-        <w:keepLines w:val="0"/>
-        <w:pageBreakBefore w:val="0"/>
-        <w:widowControl/>
-        <w:kinsoku/>
-        <w:wordWrap/>
-        <w:overflowPunct/>
-        <w:topLinePunct w:val="0"/>
-        <w:autoSpaceDE/>
-        <w:autoSpaceDN/>
-        <w:bidi w:val="0"/>
-        <w:adjustRightInd/>
-        <w:snapToGrid/>
-        <w:spacing w:after="0" w:line="360" w:lineRule="auto"/>
-        <w:ind w:firstLine="350" w:firstLineChars="125"/>
-        <w:textAlignment w:val="auto"/>
+        <w:spacing w:after="0" w:line="360" w:lineRule="auto"/>
+        <w:ind w:firstLineChars="125" w:firstLine="350"/>
         <w:rPr>
           <w:rFonts w:ascii="Times New Roman" w:hAnsi="Times New Roman" w:cs="Times New Roman"/>
           <w:sz w:val="28"/>
@@ -4052,19 +4296,12 @@
           <w:szCs w:val="28"/>
         </w:rPr>
         <w:tab/>
-      </w:r>
-      <w:r>
-        <w:rPr>
-          <w:rFonts w:ascii="Times New Roman" w:hAnsi="Times New Roman" w:cs="Times New Roman"/>
-          <w:sz w:val="28"/>
-          <w:szCs w:val="28"/>
-        </w:rPr>
         <w:t xml:space="preserve">Карточки с фотографиями на главной странице будут переносить пользователя на просмотр выбранного медиа контента. </w:t>
       </w:r>
     </w:p>
     <w:p>
       <w:pPr>
-        <w:pStyle w:val="4"/>
+        <w:pStyle w:val="a3"/>
         <w:numPr>
           <w:ilvl w:val="0"/>
           <w:numId w:val="2"/>
@@ -4083,82 +4320,95 @@
           <w:b/>
           <w:sz w:val="28"/>
           <w:szCs w:val="28"/>
-          <w:lang w:val="ru-RU"/>
         </w:rPr>
         <w:t>Контент</w:t>
       </w:r>
       <w:r>
         <w:rPr>
-          <w:rFonts w:hint="default" w:ascii="Times New Roman" w:hAnsi="Times New Roman" w:cs="Times New Roman"/>
-          <w:b/>
-          <w:sz w:val="28"/>
-          <w:szCs w:val="28"/>
-          <w:lang w:val="ru-RU"/>
+          <w:rFonts w:ascii="Times New Roman" w:hAnsi="Times New Roman" w:cs="Times New Roman"/>
+          <w:b/>
+          <w:sz w:val="28"/>
+          <w:szCs w:val="28"/>
         </w:rPr>
         <w:t xml:space="preserve"> на сайте</w:t>
       </w:r>
     </w:p>
     <w:p>
       <w:pPr>
-        <w:pStyle w:val="4"/>
-        <w:keepNext w:val="0"/>
-        <w:keepLines w:val="0"/>
-        <w:pageBreakBefore w:val="0"/>
-        <w:widowControl/>
-        <w:numPr>
-          <w:ilvl w:val="0"/>
-          <w:numId w:val="0"/>
-        </w:numPr>
-        <w:kinsoku/>
-        <w:wordWrap/>
-        <w:overflowPunct/>
-        <w:topLinePunct w:val="0"/>
-        <w:autoSpaceDE/>
-        <w:autoSpaceDN/>
-        <w:bidi w:val="0"/>
-        <w:adjustRightInd/>
-        <w:snapToGrid/>
-        <w:spacing w:after="0" w:line="360" w:lineRule="auto"/>
-        <w:ind w:leftChars="0" w:firstLine="350" w:firstLineChars="125"/>
-        <w:textAlignment w:val="auto"/>
-        <w:rPr>
-          <w:rFonts w:hint="default" w:ascii="Times New Roman" w:hAnsi="Times New Roman" w:cs="Times New Roman"/>
-          <w:b/>
-          <w:sz w:val="28"/>
-          <w:szCs w:val="28"/>
-          <w:lang w:val="ru-RU"/>
-        </w:rPr>
-      </w:pPr>
-      <w:r>
-        <w:rPr>
-          <w:rFonts w:hint="default" w:ascii="Times New Roman" w:hAnsi="Times New Roman" w:cs="Times New Roman"/>
-          <w:b/>
-          <w:sz w:val="28"/>
-          <w:szCs w:val="28"/>
-          <w:lang w:val="ru-RU"/>
+        <w:pStyle w:val="a3"/>
+        <w:spacing w:after="0" w:line="360" w:lineRule="auto"/>
+        <w:ind w:left="0" w:firstLineChars="125" w:firstLine="351"/>
+        <w:rPr>
+          <w:rFonts w:ascii="Times New Roman" w:hAnsi="Times New Roman" w:cs="Times New Roman"/>
+          <w:b/>
+          <w:sz w:val="28"/>
+          <w:szCs w:val="28"/>
+        </w:rPr>
+      </w:pPr>
+      <w:r>
+        <w:rPr>
+          <w:rFonts w:ascii="Times New Roman" w:hAnsi="Times New Roman" w:cs="Times New Roman"/>
+          <w:b/>
+          <w:sz w:val="28"/>
+          <w:szCs w:val="28"/>
         </w:rPr>
         <w:tab/>
       </w:r>
       <w:r>
         <w:rPr>
-          <w:rFonts w:hint="default" w:ascii="Times New Roman" w:hAnsi="Times New Roman" w:cs="Times New Roman"/>
-          <w:b w:val="0"/>
+          <w:rFonts w:ascii="Times New Roman" w:hAnsi="Times New Roman" w:cs="Times New Roman"/>
           <w:bCs/>
           <w:sz w:val="28"/>
           <w:szCs w:val="28"/>
-          <w:lang w:val="ru-RU"/>
-        </w:rPr>
-        <w:t>На сайте будет публиковаться медиа контент (фильмы, сериалы, мультсериалы, мультфильмы, контент от студии и эксклюзивные материалы). Другой деятельностью сайта будет магазин, в котором можно приобрести продукцию компании (фигурки, коллекционные издания, комиксы, конструкторы, плюшевые игрушки, диски, футболки с другим мерчом).</w:t>
+        </w:rPr>
+        <w:t>На сайте будет публико</w:t>
+      </w:r>
+      <w:r>
+        <w:rPr>
+          <w:rFonts w:ascii="Times New Roman" w:hAnsi="Times New Roman" w:cs="Times New Roman"/>
+          <w:bCs/>
+          <w:sz w:val="28"/>
+          <w:szCs w:val="28"/>
+        </w:rPr>
+        <w:t>ваться медиа контент (фильмы, сериалы, мультсериалы, мультфильмы, контент от студии и эксклюзивные материалы). Другой деятельностью сайта будет магазин, в котором можно приобрести продукцию компании (фигурки, коллекционные издания, комиксы, конструкторы, п</w:t>
+      </w:r>
+      <w:r>
+        <w:rPr>
+          <w:rFonts w:ascii="Times New Roman" w:hAnsi="Times New Roman" w:cs="Times New Roman"/>
+          <w:bCs/>
+          <w:sz w:val="28"/>
+          <w:szCs w:val="28"/>
+        </w:rPr>
+        <w:t xml:space="preserve">люшевые игрушки, диски, футболки с другим </w:t>
+      </w:r>
+      <w:proofErr w:type="spellStart"/>
+      <w:r>
+        <w:rPr>
+          <w:rFonts w:ascii="Times New Roman" w:hAnsi="Times New Roman" w:cs="Times New Roman"/>
+          <w:bCs/>
+          <w:sz w:val="28"/>
+          <w:szCs w:val="28"/>
+        </w:rPr>
+        <w:t>мерчом</w:t>
+      </w:r>
+      <w:proofErr w:type="spellEnd"/>
+      <w:r>
+        <w:rPr>
+          <w:rFonts w:ascii="Times New Roman" w:hAnsi="Times New Roman" w:cs="Times New Roman"/>
+          <w:bCs/>
+          <w:sz w:val="28"/>
+          <w:szCs w:val="28"/>
+        </w:rPr>
+        <w:t>).</w:t>
       </w:r>
     </w:p>
     <w:p>
       <w:pPr>
         <w:spacing w:line="360" w:lineRule="auto"/>
         <w:rPr>
-          <w:rFonts w:hint="default" w:ascii="Times New Roman" w:hAnsi="Times New Roman" w:cs="Times New Roman"/>
-          <w:sz w:val="28"/>
-          <w:szCs w:val="28"/>
-          <w:lang w:val="ru-RU"/>
+          <w:rFonts w:ascii="Times New Roman" w:hAnsi="Times New Roman" w:cs="Times New Roman"/>
+          <w:sz w:val="28"/>
+          <w:szCs w:val="28"/>
         </w:rPr>
       </w:pPr>
     </w:p>
@@ -4188,13 +4438,6 @@
           <w:szCs w:val="28"/>
         </w:rPr>
         <w:tab/>
-      </w:r>
-      <w:r>
-        <w:rPr>
-          <w:rFonts w:ascii="Times New Roman" w:hAnsi="Times New Roman" w:cs="Times New Roman"/>
-          <w:sz w:val="28"/>
-          <w:szCs w:val="28"/>
-        </w:rPr>
         <w:t xml:space="preserve"> </w:t>
       </w:r>
     </w:p>
@@ -4255,16 +4498,16 @@
     <w:sectPr>
       <w:pgSz w:w="11906" w:h="16838"/>
       <w:pgMar w:top="1134" w:right="850" w:bottom="1134" w:left="1701" w:header="708" w:footer="708" w:gutter="0"/>
-      <w:cols w:space="708" w:num="1"/>
-      <w:docGrid w:linePitch="360" w:charSpace="0"/>
+      <w:cols w:space="708"/>
+      <w:docGrid w:linePitch="360"/>
     </w:sectPr>
   </w:body>
 </w:document>
 </file>
 
 <file path=word/endnotes.xml><?xml version="1.0" encoding="utf-8"?>
-<w:endnotes xmlns:wpc="http://schemas.microsoft.com/office/word/2010/wordprocessingCanvas" xmlns:mc="http://schemas.openxmlformats.org/markup-compatibility/2006" xmlns:o="urn:schemas-microsoft-com:office:office" xmlns:r="http://schemas.openxmlformats.org/officeDocument/2006/relationships" xmlns:m="http://schemas.openxmlformats.org/officeDocument/2006/math" xmlns:v="urn:schemas-microsoft-com:vml" xmlns:wp14="http://schemas.microsoft.com/office/word/2010/wordprocessingDrawing" xmlns:wp="http://schemas.openxmlformats.org/drawingml/2006/wordprocessingDrawing" xmlns:w="http://schemas.openxmlformats.org/wordprocessingml/2006/main" xmlns:w14="http://schemas.microsoft.com/office/word/2010/wordml" xmlns:w15="http://schemas.microsoft.com/office/word/2012/wordml" xmlns:w10="urn:schemas-microsoft-com:office:word" xmlns:wpg="http://schemas.microsoft.com/office/word/2010/wordprocessingGroup" xmlns:wpi="http://schemas.microsoft.com/office/word/2010/wordprocessingInk" xmlns:wne="http://schemas.microsoft.com/office/word/2006/wordml" xmlns:wps="http://schemas.microsoft.com/office/word/2010/wordprocessingShape" xmlns:wpsCustomData="http://www.wps.cn/officeDocument/2013/wpsCustomData" mc:Ignorable="w14 w15 wp14">
-  <w:endnote w:type="separator" w:id="0">
+<w:endnotes xmlns:wpc="http://schemas.microsoft.com/office/word/2010/wordprocessingCanvas" xmlns:cx="http://schemas.microsoft.com/office/drawing/2014/chartex" xmlns:cx1="http://schemas.microsoft.com/office/drawing/2015/9/8/chartex" xmlns:cx2="http://schemas.microsoft.com/office/drawing/2015/10/21/chartex" xmlns:cx3="http://schemas.microsoft.com/office/drawing/2016/5/9/chartex" xmlns:cx4="http://schemas.microsoft.com/office/drawing/2016/5/10/chartex" xmlns:cx5="http://schemas.microsoft.com/office/drawing/2016/5/11/chartex" xmlns:cx6="http://schemas.microsoft.com/office/drawing/2016/5/12/chartex" xmlns:cx7="http://schemas.microsoft.com/office/drawing/2016/5/13/chartex" xmlns:cx8="http://schemas.microsoft.com/office/drawing/2016/5/14/chartex" xmlns:mc="http://schemas.openxmlformats.org/markup-compatibility/2006" xmlns:aink="http://schemas.microsoft.com/office/drawing/2016/ink" xmlns:am3d="http://schemas.microsoft.com/office/drawing/2017/model3d" xmlns:o="urn:schemas-microsoft-com:office:office" xmlns:r="http://schemas.openxmlformats.org/officeDocument/2006/relationships" xmlns:m="http://schemas.openxmlformats.org/officeDocument/2006/math" xmlns:v="urn:schemas-microsoft-com:vml" xmlns:wp14="http://schemas.microsoft.com/office/word/2010/wordprocessingDrawing" xmlns:wp="http://schemas.openxmlformats.org/drawingml/2006/wordprocessingDrawing" xmlns:w10="urn:schemas-microsoft-com:office:word" xmlns:w="http://schemas.openxmlformats.org/wordprocessingml/2006/main" xmlns:w14="http://schemas.microsoft.com/office/word/2010/wordml" xmlns:w15="http://schemas.microsoft.com/office/word/2012/wordml" xmlns:w16cex="http://schemas.microsoft.com/office/word/2018/wordml/cex" xmlns:w16cid="http://schemas.microsoft.com/office/word/2016/wordml/cid" xmlns:w16="http://schemas.microsoft.com/office/word/2018/wordml" xmlns:w16se="http://schemas.microsoft.com/office/word/2015/wordml/symex" xmlns:wpg="http://schemas.microsoft.com/office/word/2010/wordprocessingGroup" xmlns:wpi="http://schemas.microsoft.com/office/word/2010/wordprocessingInk" xmlns:wne="http://schemas.microsoft.com/office/word/2006/wordml" xmlns:wps="http://schemas.microsoft.com/office/word/2010/wordprocessingShape" mc:Ignorable="w14 w15 w16se w16cid w16 w16cex wp14">
+  <w:endnote w:type="separator" w:id="-1">
     <w:p>
       <w:pPr>
         <w:spacing w:line="240" w:lineRule="auto"/>
@@ -4274,7 +4517,7 @@
       </w:r>
     </w:p>
   </w:endnote>
-  <w:endnote w:type="continuationSeparator" w:id="1">
+  <w:endnote w:type="continuationSeparator" w:id="0">
     <w:p>
       <w:pPr>
         <w:spacing w:line="240" w:lineRule="auto"/>
@@ -4288,21 +4531,21 @@
 </file>
 
 <file path=word/footnotes.xml><?xml version="1.0" encoding="utf-8"?>
-<w:footnotes xmlns:wpc="http://schemas.microsoft.com/office/word/2010/wordprocessingCanvas" xmlns:mc="http://schemas.openxmlformats.org/markup-compatibility/2006" xmlns:o="urn:schemas-microsoft-com:office:office" xmlns:r="http://schemas.openxmlformats.org/officeDocument/2006/relationships" xmlns:m="http://schemas.openxmlformats.org/officeDocument/2006/math" xmlns:v="urn:schemas-microsoft-com:vml" xmlns:wp14="http://schemas.microsoft.com/office/word/2010/wordprocessingDrawing" xmlns:wp="http://schemas.openxmlformats.org/drawingml/2006/wordprocessingDrawing" xmlns:w="http://schemas.openxmlformats.org/wordprocessingml/2006/main" xmlns:w14="http://schemas.microsoft.com/office/word/2010/wordml" xmlns:w15="http://schemas.microsoft.com/office/word/2012/wordml" xmlns:w10="urn:schemas-microsoft-com:office:word" xmlns:wpg="http://schemas.microsoft.com/office/word/2010/wordprocessingGroup" xmlns:wpi="http://schemas.microsoft.com/office/word/2010/wordprocessingInk" xmlns:wne="http://schemas.microsoft.com/office/word/2006/wordml" xmlns:wps="http://schemas.microsoft.com/office/word/2010/wordprocessingShape" xmlns:wpsCustomData="http://www.wps.cn/officeDocument/2013/wpsCustomData" mc:Ignorable="w14 w15 wp14">
-  <w:footnote w:type="separator" w:id="0">
-    <w:p>
-      <w:pPr>
-        <w:spacing w:before="0" w:after="0" w:line="259" w:lineRule="auto"/>
+<w:footnotes xmlns:wpc="http://schemas.microsoft.com/office/word/2010/wordprocessingCanvas" xmlns:cx="http://schemas.microsoft.com/office/drawing/2014/chartex" xmlns:cx1="http://schemas.microsoft.com/office/drawing/2015/9/8/chartex" xmlns:cx2="http://schemas.microsoft.com/office/drawing/2015/10/21/chartex" xmlns:cx3="http://schemas.microsoft.com/office/drawing/2016/5/9/chartex" xmlns:cx4="http://schemas.microsoft.com/office/drawing/2016/5/10/chartex" xmlns:cx5="http://schemas.microsoft.com/office/drawing/2016/5/11/chartex" xmlns:cx6="http://schemas.microsoft.com/office/drawing/2016/5/12/chartex" xmlns:cx7="http://schemas.microsoft.com/office/drawing/2016/5/13/chartex" xmlns:cx8="http://schemas.microsoft.com/office/drawing/2016/5/14/chartex" xmlns:mc="http://schemas.openxmlformats.org/markup-compatibility/2006" xmlns:aink="http://schemas.microsoft.com/office/drawing/2016/ink" xmlns:am3d="http://schemas.microsoft.com/office/drawing/2017/model3d" xmlns:o="urn:schemas-microsoft-com:office:office" xmlns:r="http://schemas.openxmlformats.org/officeDocument/2006/relationships" xmlns:m="http://schemas.openxmlformats.org/officeDocument/2006/math" xmlns:v="urn:schemas-microsoft-com:vml" xmlns:wp14="http://schemas.microsoft.com/office/word/2010/wordprocessingDrawing" xmlns:wp="http://schemas.openxmlformats.org/drawingml/2006/wordprocessingDrawing" xmlns:w10="urn:schemas-microsoft-com:office:word" xmlns:w="http://schemas.openxmlformats.org/wordprocessingml/2006/main" xmlns:w14="http://schemas.microsoft.com/office/word/2010/wordml" xmlns:w15="http://schemas.microsoft.com/office/word/2012/wordml" xmlns:w16cex="http://schemas.microsoft.com/office/word/2018/wordml/cex" xmlns:w16cid="http://schemas.microsoft.com/office/word/2016/wordml/cid" xmlns:w16="http://schemas.microsoft.com/office/word/2018/wordml" xmlns:w16se="http://schemas.microsoft.com/office/word/2015/wordml/symex" xmlns:wpg="http://schemas.microsoft.com/office/word/2010/wordprocessingGroup" xmlns:wpi="http://schemas.microsoft.com/office/word/2010/wordprocessingInk" xmlns:wne="http://schemas.microsoft.com/office/word/2006/wordml" xmlns:wps="http://schemas.microsoft.com/office/word/2010/wordprocessingShape" mc:Ignorable="w14 w15 w16se w16cid w16 w16cex wp14">
+  <w:footnote w:type="separator" w:id="-1">
+    <w:p>
+      <w:pPr>
+        <w:spacing w:after="0"/>
       </w:pPr>
       <w:r>
         <w:separator/>
       </w:r>
     </w:p>
   </w:footnote>
-  <w:footnote w:type="continuationSeparator" w:id="1">
-    <w:p>
-      <w:pPr>
-        <w:spacing w:before="0" w:after="0" w:line="259" w:lineRule="auto"/>
+  <w:footnote w:type="continuationSeparator" w:id="0">
+    <w:p>
+      <w:pPr>
+        <w:spacing w:after="0"/>
       </w:pPr>
       <w:r>
         <w:continuationSeparator/>
@@ -4313,12 +4556,12 @@
 </file>
 
 <file path=word/numbering.xml><?xml version="1.0" encoding="utf-8"?>
-<w:numbering xmlns:wpc="http://schemas.microsoft.com/office/word/2010/wordprocessingCanvas" xmlns:mc="http://schemas.openxmlformats.org/markup-compatibility/2006" xmlns:o="urn:schemas-microsoft-com:office:office" xmlns:r="http://schemas.openxmlformats.org/officeDocument/2006/relationships" xmlns:m="http://schemas.openxmlformats.org/officeDocument/2006/math" xmlns:v="urn:schemas-microsoft-com:vml" xmlns:wp14="http://schemas.microsoft.com/office/word/2010/wordprocessingDrawing" xmlns:wp="http://schemas.openxmlformats.org/drawingml/2006/wordprocessingDrawing" xmlns:w10="urn:schemas-microsoft-com:office:word" xmlns:w="http://schemas.openxmlformats.org/wordprocessingml/2006/main" xmlns:w14="http://schemas.microsoft.com/office/word/2010/wordml" xmlns:wpg="http://schemas.microsoft.com/office/word/2010/wordprocessingGroup" xmlns:wpi="http://schemas.microsoft.com/office/word/2010/wordprocessingInk" xmlns:wne="http://schemas.microsoft.com/office/word/2006/wordml" xmlns:wps="http://schemas.microsoft.com/office/word/2010/wordprocessingShape" xmlns:wpsCustomData="http://www.wps.cn/officeDocument/2013/wpsCustomData" mc:Ignorable="w14 wp14">
-  <w:abstractNum w:abstractNumId="0">
+<w:numbering xmlns:wpc="http://schemas.microsoft.com/office/word/2010/wordprocessingCanvas" xmlns:cx="http://schemas.microsoft.com/office/drawing/2014/chartex" xmlns:cx1="http://schemas.microsoft.com/office/drawing/2015/9/8/chartex" xmlns:cx2="http://schemas.microsoft.com/office/drawing/2015/10/21/chartex" xmlns:cx3="http://schemas.microsoft.com/office/drawing/2016/5/9/chartex" xmlns:cx4="http://schemas.microsoft.com/office/drawing/2016/5/10/chartex" xmlns:cx5="http://schemas.microsoft.com/office/drawing/2016/5/11/chartex" xmlns:cx6="http://schemas.microsoft.com/office/drawing/2016/5/12/chartex" xmlns:cx7="http://schemas.microsoft.com/office/drawing/2016/5/13/chartex" xmlns:cx8="http://schemas.microsoft.com/office/drawing/2016/5/14/chartex" xmlns:mc="http://schemas.openxmlformats.org/markup-compatibility/2006" xmlns:aink="http://schemas.microsoft.com/office/drawing/2016/ink" xmlns:am3d="http://schemas.microsoft.com/office/drawing/2017/model3d" xmlns:o="urn:schemas-microsoft-com:office:office" xmlns:r="http://schemas.openxmlformats.org/officeDocument/2006/relationships" xmlns:m="http://schemas.openxmlformats.org/officeDocument/2006/math" xmlns:v="urn:schemas-microsoft-com:vml" xmlns:wp14="http://schemas.microsoft.com/office/word/2010/wordprocessingDrawing" xmlns:wp="http://schemas.openxmlformats.org/drawingml/2006/wordprocessingDrawing" xmlns:w10="urn:schemas-microsoft-com:office:word" xmlns:w="http://schemas.openxmlformats.org/wordprocessingml/2006/main" xmlns:w14="http://schemas.microsoft.com/office/word/2010/wordml" xmlns:w15="http://schemas.microsoft.com/office/word/2012/wordml" xmlns:w16cex="http://schemas.microsoft.com/office/word/2018/wordml/cex" xmlns:w16cid="http://schemas.microsoft.com/office/word/2016/wordml/cid" xmlns:w16="http://schemas.microsoft.com/office/word/2018/wordml" xmlns:w16se="http://schemas.microsoft.com/office/word/2015/wordml/symex" xmlns:wpg="http://schemas.microsoft.com/office/word/2010/wordprocessingGroup" xmlns:wpi="http://schemas.microsoft.com/office/word/2010/wordprocessingInk" xmlns:wne="http://schemas.microsoft.com/office/word/2006/wordml" xmlns:wps="http://schemas.microsoft.com/office/word/2010/wordprocessingShape" mc:Ignorable="w14 w15 w16se w16cid w16 w16cex wp14">
+  <w:abstractNum w:abstractNumId="0" w15:restartNumberingAfterBreak="0">
     <w:nsid w:val="05EA0DD5"/>
     <w:multiLevelType w:val="multilevel"/>
     <w:tmpl w:val="05EA0DD5"/>
-    <w:lvl w:ilvl="0" w:tentative="0">
+    <w:lvl w:ilvl="0">
       <w:start w:val="1"/>
       <w:numFmt w:val="bullet"/>
       <w:lvlText w:val=""/>
@@ -4327,10 +4570,10 @@
         <w:ind w:left="1429" w:hanging="360"/>
       </w:pPr>
       <w:rPr>
-        <w:rFonts w:hint="default" w:ascii="Symbol" w:hAnsi="Symbol"/>
+        <w:rFonts w:ascii="Symbol" w:hAnsi="Symbol" w:hint="default"/>
       </w:rPr>
     </w:lvl>
-    <w:lvl w:ilvl="1" w:tentative="0">
+    <w:lvl w:ilvl="1">
       <w:start w:val="1"/>
       <w:numFmt w:val="bullet"/>
       <w:lvlText w:val="o"/>
@@ -4339,10 +4582,10 @@
         <w:ind w:left="2149" w:hanging="360"/>
       </w:pPr>
       <w:rPr>
-        <w:rFonts w:hint="default" w:ascii="Courier New" w:hAnsi="Courier New" w:cs="Courier New"/>
+        <w:rFonts w:ascii="Courier New" w:hAnsi="Courier New" w:cs="Courier New" w:hint="default"/>
       </w:rPr>
     </w:lvl>
-    <w:lvl w:ilvl="2" w:tentative="0">
+    <w:lvl w:ilvl="2">
       <w:start w:val="1"/>
       <w:numFmt w:val="bullet"/>
       <w:lvlText w:val=""/>
@@ -4351,10 +4594,10 @@
         <w:ind w:left="2869" w:hanging="360"/>
       </w:pPr>
       <w:rPr>
-        <w:rFonts w:hint="default" w:ascii="Wingdings" w:hAnsi="Wingdings"/>
+        <w:rFonts w:ascii="Wingdings" w:hAnsi="Wingdings" w:hint="default"/>
       </w:rPr>
     </w:lvl>
-    <w:lvl w:ilvl="3" w:tentative="0">
+    <w:lvl w:ilvl="3">
       <w:start w:val="1"/>
       <w:numFmt w:val="bullet"/>
       <w:lvlText w:val=""/>
@@ -4363,10 +4606,10 @@
         <w:ind w:left="3589" w:hanging="360"/>
       </w:pPr>
       <w:rPr>
-        <w:rFonts w:hint="default" w:ascii="Symbol" w:hAnsi="Symbol"/>
+        <w:rFonts w:ascii="Symbol" w:hAnsi="Symbol" w:hint="default"/>
       </w:rPr>
     </w:lvl>
-    <w:lvl w:ilvl="4" w:tentative="0">
+    <w:lvl w:ilvl="4">
       <w:start w:val="1"/>
       <w:numFmt w:val="bullet"/>
       <w:lvlText w:val="o"/>
@@ -4375,10 +4618,10 @@
         <w:ind w:left="4309" w:hanging="360"/>
       </w:pPr>
       <w:rPr>
-        <w:rFonts w:hint="default" w:ascii="Courier New" w:hAnsi="Courier New" w:cs="Courier New"/>
+        <w:rFonts w:ascii="Courier New" w:hAnsi="Courier New" w:cs="Courier New" w:hint="default"/>
       </w:rPr>
     </w:lvl>
-    <w:lvl w:ilvl="5" w:tentative="0">
+    <w:lvl w:ilvl="5">
       <w:start w:val="1"/>
       <w:numFmt w:val="bullet"/>
       <w:lvlText w:val=""/>
@@ -4387,10 +4630,10 @@
         <w:ind w:left="5029" w:hanging="360"/>
       </w:pPr>
       <w:rPr>
-        <w:rFonts w:hint="default" w:ascii="Wingdings" w:hAnsi="Wingdings"/>
+        <w:rFonts w:ascii="Wingdings" w:hAnsi="Wingdings" w:hint="default"/>
       </w:rPr>
     </w:lvl>
-    <w:lvl w:ilvl="6" w:tentative="0">
+    <w:lvl w:ilvl="6">
       <w:start w:val="1"/>
       <w:numFmt w:val="bullet"/>
       <w:lvlText w:val=""/>
@@ -4399,10 +4642,10 @@
         <w:ind w:left="5749" w:hanging="360"/>
       </w:pPr>
       <w:rPr>
-        <w:rFonts w:hint="default" w:ascii="Symbol" w:hAnsi="Symbol"/>
+        <w:rFonts w:ascii="Symbol" w:hAnsi="Symbol" w:hint="default"/>
       </w:rPr>
     </w:lvl>
-    <w:lvl w:ilvl="7" w:tentative="0">
+    <w:lvl w:ilvl="7">
       <w:start w:val="1"/>
       <w:numFmt w:val="bullet"/>
       <w:lvlText w:val="o"/>
@@ -4411,10 +4654,10 @@
         <w:ind w:left="6469" w:hanging="360"/>
       </w:pPr>
       <w:rPr>
-        <w:rFonts w:hint="default" w:ascii="Courier New" w:hAnsi="Courier New" w:cs="Courier New"/>
+        <w:rFonts w:ascii="Courier New" w:hAnsi="Courier New" w:cs="Courier New" w:hint="default"/>
       </w:rPr>
     </w:lvl>
-    <w:lvl w:ilvl="8" w:tentative="0">
+    <w:lvl w:ilvl="8">
       <w:start w:val="1"/>
       <w:numFmt w:val="bullet"/>
       <w:lvlText w:val=""/>
@@ -4423,15 +4666,15 @@
         <w:ind w:left="7189" w:hanging="360"/>
       </w:pPr>
       <w:rPr>
-        <w:rFonts w:hint="default" w:ascii="Wingdings" w:hAnsi="Wingdings"/>
+        <w:rFonts w:ascii="Wingdings" w:hAnsi="Wingdings" w:hint="default"/>
       </w:rPr>
     </w:lvl>
   </w:abstractNum>
-  <w:abstractNum w:abstractNumId="1">
+  <w:abstractNum w:abstractNumId="1" w15:restartNumberingAfterBreak="0">
     <w:nsid w:val="39483BC3"/>
     <w:multiLevelType w:val="multilevel"/>
     <w:tmpl w:val="39483BC3"/>
-    <w:lvl w:ilvl="0" w:tentative="0">
+    <w:lvl w:ilvl="0">
       <w:start w:val="1"/>
       <w:numFmt w:val="decimal"/>
       <w:lvlText w:val="%1."/>
@@ -4440,7 +4683,7 @@
         <w:ind w:left="720" w:hanging="360"/>
       </w:pPr>
     </w:lvl>
-    <w:lvl w:ilvl="1" w:tentative="0">
+    <w:lvl w:ilvl="1">
       <w:start w:val="1"/>
       <w:numFmt w:val="lowerLetter"/>
       <w:lvlText w:val="%2."/>
@@ -4449,7 +4692,7 @@
         <w:ind w:left="1440" w:hanging="360"/>
       </w:pPr>
     </w:lvl>
-    <w:lvl w:ilvl="2" w:tentative="0">
+    <w:lvl w:ilvl="2">
       <w:start w:val="1"/>
       <w:numFmt w:val="lowerRoman"/>
       <w:lvlText w:val="%3."/>
@@ -4458,7 +4701,7 @@
         <w:ind w:left="2160" w:hanging="180"/>
       </w:pPr>
     </w:lvl>
-    <w:lvl w:ilvl="3" w:tentative="0">
+    <w:lvl w:ilvl="3">
       <w:start w:val="1"/>
       <w:numFmt w:val="decimal"/>
       <w:lvlText w:val="%4."/>
@@ -4467,7 +4710,7 @@
         <w:ind w:left="2880" w:hanging="360"/>
       </w:pPr>
     </w:lvl>
-    <w:lvl w:ilvl="4" w:tentative="0">
+    <w:lvl w:ilvl="4">
       <w:start w:val="1"/>
       <w:numFmt w:val="lowerLetter"/>
       <w:lvlText w:val="%5."/>
@@ -4476,7 +4719,7 @@
         <w:ind w:left="3600" w:hanging="360"/>
       </w:pPr>
     </w:lvl>
-    <w:lvl w:ilvl="5" w:tentative="0">
+    <w:lvl w:ilvl="5">
       <w:start w:val="1"/>
       <w:numFmt w:val="lowerRoman"/>
       <w:lvlText w:val="%6."/>
@@ -4485,7 +4728,7 @@
         <w:ind w:left="4320" w:hanging="180"/>
       </w:pPr>
     </w:lvl>
-    <w:lvl w:ilvl="6" w:tentative="0">
+    <w:lvl w:ilvl="6">
       <w:start w:val="1"/>
       <w:numFmt w:val="decimal"/>
       <w:lvlText w:val="%7."/>
@@ -4494,7 +4737,7 @@
         <w:ind w:left="5040" w:hanging="360"/>
       </w:pPr>
     </w:lvl>
-    <w:lvl w:ilvl="7" w:tentative="0">
+    <w:lvl w:ilvl="7">
       <w:start w:val="1"/>
       <w:numFmt w:val="lowerLetter"/>
       <w:lvlText w:val="%8."/>
@@ -4503,7 +4746,7 @@
         <w:ind w:left="5760" w:hanging="360"/>
       </w:pPr>
     </w:lvl>
-    <w:lvl w:ilvl="8" w:tentative="0">
+    <w:lvl w:ilvl="8">
       <w:start w:val="1"/>
       <w:numFmt w:val="lowerRoman"/>
       <w:lvlText w:val="%9."/>
@@ -4513,11 +4756,11 @@
       </w:pPr>
     </w:lvl>
   </w:abstractNum>
-  <w:abstractNum w:abstractNumId="2">
+  <w:abstractNum w:abstractNumId="2" w15:restartNumberingAfterBreak="0">
     <w:nsid w:val="455D562E"/>
     <w:multiLevelType w:val="multilevel"/>
     <w:tmpl w:val="455D562E"/>
-    <w:lvl w:ilvl="0" w:tentative="0">
+    <w:lvl w:ilvl="0">
       <w:start w:val="1"/>
       <w:numFmt w:val="bullet"/>
       <w:lvlText w:val=""/>
@@ -4526,10 +4769,10 @@
         <w:ind w:left="720" w:hanging="360"/>
       </w:pPr>
       <w:rPr>
-        <w:rFonts w:hint="default" w:ascii="Symbol" w:hAnsi="Symbol"/>
+        <w:rFonts w:ascii="Symbol" w:hAnsi="Symbol" w:hint="default"/>
       </w:rPr>
     </w:lvl>
-    <w:lvl w:ilvl="1" w:tentative="0">
+    <w:lvl w:ilvl="1">
       <w:start w:val="1"/>
       <w:numFmt w:val="bullet"/>
       <w:lvlText w:val="o"/>
@@ -4538,10 +4781,10 @@
         <w:ind w:left="1440" w:hanging="360"/>
       </w:pPr>
       <w:rPr>
-        <w:rFonts w:hint="default" w:ascii="Courier New" w:hAnsi="Courier New" w:cs="Courier New"/>
+        <w:rFonts w:ascii="Courier New" w:hAnsi="Courier New" w:cs="Courier New" w:hint="default"/>
       </w:rPr>
     </w:lvl>
-    <w:lvl w:ilvl="2" w:tentative="0">
+    <w:lvl w:ilvl="2">
       <w:start w:val="1"/>
       <w:numFmt w:val="bullet"/>
       <w:lvlText w:val=""/>
@@ -4550,10 +4793,10 @@
         <w:ind w:left="2160" w:hanging="360"/>
       </w:pPr>
       <w:rPr>
-        <w:rFonts w:hint="default" w:ascii="Wingdings" w:hAnsi="Wingdings"/>
+        <w:rFonts w:ascii="Wingdings" w:hAnsi="Wingdings" w:hint="default"/>
       </w:rPr>
     </w:lvl>
-    <w:lvl w:ilvl="3" w:tentative="0">
+    <w:lvl w:ilvl="3">
       <w:start w:val="1"/>
       <w:numFmt w:val="bullet"/>
       <w:lvlText w:val=""/>
@@ -4562,10 +4805,10 @@
         <w:ind w:left="2880" w:hanging="360"/>
       </w:pPr>
       <w:rPr>
-        <w:rFonts w:hint="default" w:ascii="Symbol" w:hAnsi="Symbol"/>
+        <w:rFonts w:ascii="Symbol" w:hAnsi="Symbol" w:hint="default"/>
       </w:rPr>
     </w:lvl>
-    <w:lvl w:ilvl="4" w:tentative="0">
+    <w:lvl w:ilvl="4">
       <w:start w:val="1"/>
       <w:numFmt w:val="bullet"/>
       <w:lvlText w:val="o"/>
@@ -4574,10 +4817,10 @@
         <w:ind w:left="3600" w:hanging="360"/>
       </w:pPr>
       <w:rPr>
-        <w:rFonts w:hint="default" w:ascii="Courier New" w:hAnsi="Courier New" w:cs="Courier New"/>
+        <w:rFonts w:ascii="Courier New" w:hAnsi="Courier New" w:cs="Courier New" w:hint="default"/>
       </w:rPr>
     </w:lvl>
-    <w:lvl w:ilvl="5" w:tentative="0">
+    <w:lvl w:ilvl="5">
       <w:start w:val="1"/>
       <w:numFmt w:val="bullet"/>
       <w:lvlText w:val=""/>
@@ -4586,10 +4829,10 @@
         <w:ind w:left="4320" w:hanging="360"/>
       </w:pPr>
       <w:rPr>
-        <w:rFonts w:hint="default" w:ascii="Wingdings" w:hAnsi="Wingdings"/>
+        <w:rFonts w:ascii="Wingdings" w:hAnsi="Wingdings" w:hint="default"/>
       </w:rPr>
     </w:lvl>
-    <w:lvl w:ilvl="6" w:tentative="0">
+    <w:lvl w:ilvl="6">
       <w:start w:val="1"/>
       <w:numFmt w:val="bullet"/>
       <w:lvlText w:val=""/>
@@ -4598,10 +4841,10 @@
         <w:ind w:left="5040" w:hanging="360"/>
       </w:pPr>
       <w:rPr>
-        <w:rFonts w:hint="default" w:ascii="Symbol" w:hAnsi="Symbol"/>
+        <w:rFonts w:ascii="Symbol" w:hAnsi="Symbol" w:hint="default"/>
       </w:rPr>
     </w:lvl>
-    <w:lvl w:ilvl="7" w:tentative="0">
+    <w:lvl w:ilvl="7">
       <w:start w:val="1"/>
       <w:numFmt w:val="bullet"/>
       <w:lvlText w:val="o"/>
@@ -4610,10 +4853,10 @@
         <w:ind w:left="5760" w:hanging="360"/>
       </w:pPr>
       <w:rPr>
-        <w:rFonts w:hint="default" w:ascii="Courier New" w:hAnsi="Courier New" w:cs="Courier New"/>
+        <w:rFonts w:ascii="Courier New" w:hAnsi="Courier New" w:cs="Courier New" w:hint="default"/>
       </w:rPr>
     </w:lvl>
-    <w:lvl w:ilvl="8" w:tentative="0">
+    <w:lvl w:ilvl="8">
       <w:start w:val="1"/>
       <w:numFmt w:val="bullet"/>
       <w:lvlText w:val=""/>
@@ -4622,15 +4865,15 @@
         <w:ind w:left="6480" w:hanging="360"/>
       </w:pPr>
       <w:rPr>
-        <w:rFonts w:hint="default" w:ascii="Wingdings" w:hAnsi="Wingdings"/>
+        <w:rFonts w:ascii="Wingdings" w:hAnsi="Wingdings" w:hint="default"/>
       </w:rPr>
     </w:lvl>
   </w:abstractNum>
-  <w:abstractNum w:abstractNumId="3">
+  <w:abstractNum w:abstractNumId="3" w15:restartNumberingAfterBreak="0">
     <w:nsid w:val="6FED2340"/>
     <w:multiLevelType w:val="multilevel"/>
     <w:tmpl w:val="6FED2340"/>
-    <w:lvl w:ilvl="0" w:tentative="0">
+    <w:lvl w:ilvl="0">
       <w:start w:val="1"/>
       <w:numFmt w:val="decimal"/>
       <w:lvlText w:val="%1."/>
@@ -4639,7 +4882,7 @@
         <w:ind w:left="1429" w:hanging="360"/>
       </w:pPr>
     </w:lvl>
-    <w:lvl w:ilvl="1" w:tentative="0">
+    <w:lvl w:ilvl="1">
       <w:start w:val="1"/>
       <w:numFmt w:val="lowerLetter"/>
       <w:lvlText w:val="%2."/>
@@ -4648,7 +4891,7 @@
         <w:ind w:left="2149" w:hanging="360"/>
       </w:pPr>
     </w:lvl>
-    <w:lvl w:ilvl="2" w:tentative="0">
+    <w:lvl w:ilvl="2">
       <w:start w:val="1"/>
       <w:numFmt w:val="lowerRoman"/>
       <w:lvlText w:val="%3."/>
@@ -4657,7 +4900,7 @@
         <w:ind w:left="2869" w:hanging="180"/>
       </w:pPr>
     </w:lvl>
-    <w:lvl w:ilvl="3" w:tentative="0">
+    <w:lvl w:ilvl="3">
       <w:start w:val="1"/>
       <w:numFmt w:val="decimal"/>
       <w:lvlText w:val="%4."/>
@@ -4666,7 +4909,7 @@
         <w:ind w:left="3589" w:hanging="360"/>
       </w:pPr>
     </w:lvl>
-    <w:lvl w:ilvl="4" w:tentative="0">
+    <w:lvl w:ilvl="4">
       <w:start w:val="1"/>
       <w:numFmt w:val="lowerLetter"/>
       <w:lvlText w:val="%5."/>
@@ -4675,7 +4918,7 @@
         <w:ind w:left="4309" w:hanging="360"/>
       </w:pPr>
     </w:lvl>
-    <w:lvl w:ilvl="5" w:tentative="0">
+    <w:lvl w:ilvl="5">
       <w:start w:val="1"/>
       <w:numFmt w:val="lowerRoman"/>
       <w:lvlText w:val="%6."/>
@@ -4684,7 +4927,7 @@
         <w:ind w:left="5029" w:hanging="180"/>
       </w:pPr>
     </w:lvl>
-    <w:lvl w:ilvl="6" w:tentative="0">
+    <w:lvl w:ilvl="6">
       <w:start w:val="1"/>
       <w:numFmt w:val="decimal"/>
       <w:lvlText w:val="%7."/>
@@ -4693,7 +4936,7 @@
         <w:ind w:left="5749" w:hanging="360"/>
       </w:pPr>
     </w:lvl>
-    <w:lvl w:ilvl="7" w:tentative="0">
+    <w:lvl w:ilvl="7">
       <w:start w:val="1"/>
       <w:numFmt w:val="lowerLetter"/>
       <w:lvlText w:val="%8."/>
@@ -4702,7 +4945,7 @@
         <w:ind w:left="6469" w:hanging="360"/>
       </w:pPr>
     </w:lvl>
-    <w:lvl w:ilvl="8" w:tentative="0">
+    <w:lvl w:ilvl="8">
       <w:start w:val="1"/>
       <w:numFmt w:val="lowerRoman"/>
       <w:lvlText w:val="%9."/>
@@ -4712,11 +4955,11 @@
       </w:pPr>
     </w:lvl>
   </w:abstractNum>
-  <w:abstractNum w:abstractNumId="4">
+  <w:abstractNum w:abstractNumId="4" w15:restartNumberingAfterBreak="0">
     <w:nsid w:val="7F5C36CC"/>
     <w:multiLevelType w:val="multilevel"/>
     <w:tmpl w:val="7F5C36CC"/>
-    <w:lvl w:ilvl="0" w:tentative="0">
+    <w:lvl w:ilvl="0">
       <w:start w:val="1"/>
       <w:numFmt w:val="decimal"/>
       <w:lvlText w:val="%1"/>
@@ -4728,7 +4971,7 @@
         <w:rFonts w:hint="default"/>
       </w:rPr>
     </w:lvl>
-    <w:lvl w:ilvl="1" w:tentative="0">
+    <w:lvl w:ilvl="1">
       <w:start w:val="1"/>
       <w:numFmt w:val="decimal"/>
       <w:lvlText w:val="%1.%2"/>
@@ -4740,7 +4983,7 @@
         <w:rFonts w:hint="default"/>
       </w:rPr>
     </w:lvl>
-    <w:lvl w:ilvl="2" w:tentative="0">
+    <w:lvl w:ilvl="2">
       <w:start w:val="1"/>
       <w:numFmt w:val="decimal"/>
       <w:lvlText w:val="%1.%2.%3"/>
@@ -4752,7 +4995,7 @@
         <w:rFonts w:hint="default"/>
       </w:rPr>
     </w:lvl>
-    <w:lvl w:ilvl="3" w:tentative="0">
+    <w:lvl w:ilvl="3">
       <w:start w:val="1"/>
       <w:numFmt w:val="decimal"/>
       <w:lvlText w:val="%1.%2.%3.%4"/>
@@ -4764,7 +5007,7 @@
         <w:rFonts w:hint="default"/>
       </w:rPr>
     </w:lvl>
-    <w:lvl w:ilvl="4" w:tentative="0">
+    <w:lvl w:ilvl="4">
       <w:start w:val="1"/>
       <w:numFmt w:val="decimal"/>
       <w:lvlText w:val="%1.%2.%3.%4.%5"/>
@@ -4776,7 +5019,7 @@
         <w:rFonts w:hint="default"/>
       </w:rPr>
     </w:lvl>
-    <w:lvl w:ilvl="5" w:tentative="0">
+    <w:lvl w:ilvl="5">
       <w:start w:val="1"/>
       <w:numFmt w:val="decimal"/>
       <w:lvlText w:val="%1.%2.%3.%4.%5.%6"/>
@@ -4788,7 +5031,7 @@
         <w:rFonts w:hint="default"/>
       </w:rPr>
     </w:lvl>
-    <w:lvl w:ilvl="6" w:tentative="0">
+    <w:lvl w:ilvl="6">
       <w:start w:val="1"/>
       <w:numFmt w:val="decimal"/>
       <w:lvlText w:val="%1.%2.%3.%4.%5.%6.%7"/>
@@ -4800,7 +5043,7 @@
         <w:rFonts w:hint="default"/>
       </w:rPr>
     </w:lvl>
-    <w:lvl w:ilvl="7" w:tentative="0">
+    <w:lvl w:ilvl="7">
       <w:start w:val="1"/>
       <w:numFmt w:val="decimal"/>
       <w:lvlText w:val="%1.%2.%3.%4.%5.%6.%7.%8"/>
@@ -4812,7 +5055,7 @@
         <w:rFonts w:hint="default"/>
       </w:rPr>
     </w:lvl>
-    <w:lvl w:ilvl="8" w:tentative="0">
+    <w:lvl w:ilvl="8">
       <w:start w:val="1"/>
       <w:numFmt w:val="decimal"/>
       <w:lvlText w:val="%1.%2.%3.%4.%5.%6.%7.%8.%9"/>
@@ -4844,195 +5087,416 @@
 </file>
 
 <file path=word/styles.xml><?xml version="1.0" encoding="utf-8"?>
-<w:styles xmlns:mc="http://schemas.openxmlformats.org/markup-compatibility/2006" xmlns:o="urn:schemas-microsoft-com:office:office" xmlns:r="http://schemas.openxmlformats.org/officeDocument/2006/relationships" xmlns:m="http://schemas.openxmlformats.org/officeDocument/2006/math" xmlns:v="urn:schemas-microsoft-com:vml" xmlns:w="http://schemas.openxmlformats.org/wordprocessingml/2006/main" xmlns:w14="http://schemas.microsoft.com/office/word/2010/wordml" xmlns:w10="urn:schemas-microsoft-com:office:word" xmlns:sl="http://schemas.openxmlformats.org/schemaLibrary/2006/main" xmlns:wpsCustomData="http://www.wps.cn/officeDocument/2013/wpsCustomData" mc:Ignorable="w14">
+<w:styles xmlns:mc="http://schemas.openxmlformats.org/markup-compatibility/2006" xmlns:r="http://schemas.openxmlformats.org/officeDocument/2006/relationships" xmlns:w="http://schemas.openxmlformats.org/wordprocessingml/2006/main" xmlns:w14="http://schemas.microsoft.com/office/word/2010/wordml" xmlns:w15="http://schemas.microsoft.com/office/word/2012/wordml" xmlns:w16cex="http://schemas.microsoft.com/office/word/2018/wordml/cex" xmlns:w16cid="http://schemas.microsoft.com/office/word/2016/wordml/cid" xmlns:w16="http://schemas.microsoft.com/office/word/2018/wordml" xmlns:w16se="http://schemas.microsoft.com/office/word/2015/wordml/symex" mc:Ignorable="w14 w15 w16se w16cid w16 w16cex">
   <w:docDefaults>
     <w:rPrDefault>
       <w:rPr>
-        <w:rFonts w:asciiTheme="minorHAnsi" w:hAnsiTheme="minorHAnsi" w:eastAsiaTheme="minorHAnsi" w:cstheme="minorBidi"/>
+        <w:rFonts w:asciiTheme="minorHAnsi" w:eastAsiaTheme="minorHAnsi" w:hAnsiTheme="minorHAnsi" w:cstheme="minorBidi"/>
+        <w:lang w:val="en-US" w:eastAsia="en-US" w:bidi="ar-SA"/>
       </w:rPr>
     </w:rPrDefault>
     <w:pPrDefault/>
   </w:docDefaults>
-  <w:latentStyles w:count="260" w:defQFormat="0" w:defUnhideWhenUsed="1" w:defSemiHidden="1" w:defUIPriority="99" w:defLockedState="0">
-    <w:lsdException w:qFormat="1" w:unhideWhenUsed="0" w:uiPriority="0" w:semiHidden="0" w:name="Normal"/>
-    <w:lsdException w:qFormat="1" w:unhideWhenUsed="0" w:uiPriority="9" w:semiHidden="0" w:name="heading 1"/>
-    <w:lsdException w:qFormat="1" w:uiPriority="9" w:name="heading 2"/>
-    <w:lsdException w:qFormat="1" w:uiPriority="9" w:name="heading 3"/>
-    <w:lsdException w:qFormat="1" w:uiPriority="9" w:name="heading 4"/>
-    <w:lsdException w:qFormat="1" w:uiPriority="9" w:name="heading 5"/>
-    <w:lsdException w:qFormat="1" w:uiPriority="9" w:name="heading 6"/>
-    <w:lsdException w:qFormat="1" w:uiPriority="9" w:name="heading 7"/>
-    <w:lsdException w:qFormat="1" w:uiPriority="9" w:name="heading 8"/>
-    <w:lsdException w:qFormat="1" w:uiPriority="9" w:name="heading 9"/>
-    <w:lsdException w:uiPriority="99" w:name="index 1"/>
-    <w:lsdException w:uiPriority="99" w:name="index 2"/>
-    <w:lsdException w:uiPriority="99" w:name="index 3"/>
-    <w:lsdException w:uiPriority="99" w:name="index 4"/>
-    <w:lsdException w:uiPriority="99" w:name="index 5"/>
-    <w:lsdException w:uiPriority="99" w:name="index 6"/>
-    <w:lsdException w:uiPriority="99" w:name="index 7"/>
-    <w:lsdException w:uiPriority="99" w:name="index 8"/>
-    <w:lsdException w:uiPriority="99" w:name="index 9"/>
-    <w:lsdException w:uiPriority="39" w:name="toc 1"/>
-    <w:lsdException w:uiPriority="39" w:name="toc 2"/>
-    <w:lsdException w:uiPriority="39" w:name="toc 3"/>
-    <w:lsdException w:uiPriority="39" w:name="toc 4"/>
-    <w:lsdException w:uiPriority="39" w:name="toc 5"/>
-    <w:lsdException w:uiPriority="39" w:name="toc 6"/>
-    <w:lsdException w:uiPriority="39" w:name="toc 7"/>
-    <w:lsdException w:uiPriority="39" w:name="toc 8"/>
-    <w:lsdException w:uiPriority="39" w:name="toc 9"/>
-    <w:lsdException w:uiPriority="99" w:name="Normal Indent"/>
-    <w:lsdException w:uiPriority="99" w:name="footnote text"/>
-    <w:lsdException w:uiPriority="99" w:name="annotation text"/>
-    <w:lsdException w:uiPriority="99" w:name="header"/>
-    <w:lsdException w:uiPriority="99" w:name="footer"/>
-    <w:lsdException w:uiPriority="99" w:name="index heading"/>
-    <w:lsdException w:qFormat="1" w:uiPriority="35" w:name="caption"/>
-    <w:lsdException w:uiPriority="99" w:name="table of figures"/>
-    <w:lsdException w:uiPriority="99" w:name="envelope address"/>
-    <w:lsdException w:uiPriority="99" w:name="envelope return"/>
-    <w:lsdException w:uiPriority="99" w:name="footnote reference"/>
-    <w:lsdException w:uiPriority="99" w:name="annotation reference"/>
-    <w:lsdException w:uiPriority="99" w:name="line number"/>
-    <w:lsdException w:uiPriority="99" w:name="page number"/>
-    <w:lsdException w:uiPriority="99" w:name="endnote reference"/>
-    <w:lsdException w:uiPriority="99" w:name="endnote text"/>
-    <w:lsdException w:uiPriority="99" w:name="table of authorities"/>
-    <w:lsdException w:uiPriority="99" w:name="macro"/>
-    <w:lsdException w:uiPriority="99" w:name="toa heading"/>
-    <w:lsdException w:uiPriority="99" w:name="List"/>
-    <w:lsdException w:uiPriority="99" w:name="List Bullet"/>
-    <w:lsdException w:uiPriority="99" w:name="List Number"/>
-    <w:lsdException w:uiPriority="99" w:name="List 2"/>
-    <w:lsdException w:uiPriority="99" w:name="List 3"/>
-    <w:lsdException w:uiPriority="99" w:name="List 4"/>
-    <w:lsdException w:uiPriority="99" w:name="List 5"/>
-    <w:lsdException w:uiPriority="99" w:name="List Bullet 2"/>
-    <w:lsdException w:uiPriority="99" w:name="List Bullet 3"/>
-    <w:lsdException w:uiPriority="99" w:name="List Bullet 4"/>
-    <w:lsdException w:uiPriority="99" w:name="List Bullet 5"/>
-    <w:lsdException w:uiPriority="99" w:name="List Number 2"/>
-    <w:lsdException w:uiPriority="99" w:name="List Number 3"/>
-    <w:lsdException w:uiPriority="99" w:name="List Number 4"/>
-    <w:lsdException w:uiPriority="99" w:name="List Number 5"/>
-    <w:lsdException w:qFormat="1" w:unhideWhenUsed="0" w:uiPriority="10" w:semiHidden="0" w:name="Title"/>
-    <w:lsdException w:uiPriority="99" w:name="Closing"/>
-    <w:lsdException w:uiPriority="99" w:name="Signature"/>
-    <w:lsdException w:uiPriority="1" w:name="Default Paragraph Font"/>
-    <w:lsdException w:uiPriority="99" w:name="Body Text"/>
-    <w:lsdException w:uiPriority="99" w:name="Body Text Indent"/>
-    <w:lsdException w:uiPriority="99" w:name="List Continue"/>
-    <w:lsdException w:uiPriority="99" w:name="List Continue 2"/>
-    <w:lsdException w:uiPriority="99" w:name="List Continue 3"/>
-    <w:lsdException w:uiPriority="99" w:name="List Continue 4"/>
-    <w:lsdException w:uiPriority="99" w:name="List Continue 5"/>
-    <w:lsdException w:uiPriority="99" w:name="Message Header"/>
-    <w:lsdException w:qFormat="1" w:unhideWhenUsed="0" w:uiPriority="11" w:semiHidden="0" w:name="Subtitle"/>
-    <w:lsdException w:uiPriority="99" w:name="Salutation"/>
-    <w:lsdException w:uiPriority="99" w:name="Date"/>
-    <w:lsdException w:uiPriority="99" w:name="Body Text First Indent"/>
-    <w:lsdException w:uiPriority="99" w:name="Body Text First Indent 2"/>
-    <w:lsdException w:uiPriority="99" w:name="Note Heading"/>
-    <w:lsdException w:uiPriority="99" w:name="Body Text 2"/>
-    <w:lsdException w:uiPriority="99" w:name="Body Text 3"/>
-    <w:lsdException w:uiPriority="99" w:name="Body Text Indent 2"/>
-    <w:lsdException w:uiPriority="99" w:name="Body Text Indent 3"/>
-    <w:lsdException w:uiPriority="99" w:name="Block Text"/>
-    <w:lsdException w:uiPriority="99" w:name="Hyperlink"/>
-    <w:lsdException w:uiPriority="99" w:name="FollowedHyperlink"/>
-    <w:lsdException w:qFormat="1" w:unhideWhenUsed="0" w:uiPriority="22" w:semiHidden="0" w:name="Strong"/>
-    <w:lsdException w:qFormat="1" w:unhideWhenUsed="0" w:uiPriority="20" w:semiHidden="0" w:name="Emphasis"/>
-    <w:lsdException w:uiPriority="99" w:name="Document Map"/>
-    <w:lsdException w:uiPriority="99" w:name="Plain Text"/>
-    <w:lsdException w:uiPriority="99" w:name="E-mail Signature"/>
-    <w:lsdException w:uiPriority="99" w:name="Normal (Web)"/>
-    <w:lsdException w:uiPriority="99" w:name="HTML Acronym"/>
-    <w:lsdException w:uiPriority="99" w:name="HTML Address"/>
-    <w:lsdException w:uiPriority="99" w:name="HTML Cite"/>
-    <w:lsdException w:uiPriority="99" w:name="HTML Code"/>
-    <w:lsdException w:uiPriority="99" w:name="HTML Definition"/>
-    <w:lsdException w:uiPriority="99" w:name="HTML Keyboard"/>
-    <w:lsdException w:uiPriority="99" w:name="HTML Preformatted"/>
-    <w:lsdException w:uiPriority="99" w:name="HTML Sample"/>
-    <w:lsdException w:uiPriority="99" w:name="HTML Typewriter"/>
-    <w:lsdException w:uiPriority="99" w:name="HTML Variable"/>
-    <w:lsdException w:qFormat="1" w:uiPriority="99" w:name="Normal Table"/>
-    <w:lsdException w:uiPriority="99" w:name="annotation subject"/>
-    <w:lsdException w:uiPriority="99" w:name="Table Simple 1"/>
-    <w:lsdException w:uiPriority="99" w:name="Table Simple 2"/>
-    <w:lsdException w:uiPriority="99" w:name="Table Simple 3"/>
-    <w:lsdException w:uiPriority="99" w:name="Table Classic 1"/>
-    <w:lsdException w:uiPriority="99" w:name="Table Classic 2"/>
-    <w:lsdException w:uiPriority="99" w:name="Table Classic 3"/>
-    <w:lsdException w:uiPriority="99" w:name="Table Classic 4"/>
-    <w:lsdException w:uiPriority="99" w:name="Table Colorful 1"/>
-    <w:lsdException w:uiPriority="99" w:name="Table Colorful 2"/>
-    <w:lsdException w:uiPriority="99" w:name="Table Colorful 3"/>
-    <w:lsdException w:uiPriority="99" w:name="Table Columns 1"/>
-    <w:lsdException w:uiPriority="99" w:name="Table Columns 2"/>
-    <w:lsdException w:uiPriority="99" w:name="Table Columns 3"/>
-    <w:lsdException w:uiPriority="99" w:name="Table Columns 4"/>
-    <w:lsdException w:uiPriority="99" w:name="Table Columns 5"/>
-    <w:lsdException w:uiPriority="99" w:name="Table Grid 1"/>
-    <w:lsdException w:uiPriority="99" w:name="Table Grid 2"/>
-    <w:lsdException w:uiPriority="99" w:name="Table Grid 3"/>
-    <w:lsdException w:uiPriority="99" w:name="Table Grid 4"/>
-    <w:lsdException w:uiPriority="99" w:name="Table Grid 5"/>
-    <w:lsdException w:uiPriority="99" w:name="Table Grid 6"/>
-    <w:lsdException w:uiPriority="99" w:name="Table Grid 7"/>
-    <w:lsdException w:uiPriority="99" w:name="Table Grid 8"/>
-    <w:lsdException w:uiPriority="99" w:name="Table List 1"/>
-    <w:lsdException w:uiPriority="99" w:name="Table List 2"/>
-    <w:lsdException w:uiPriority="99" w:name="Table List 3"/>
-    <w:lsdException w:uiPriority="99" w:name="Table List 4"/>
-    <w:lsdException w:uiPriority="99" w:name="Table List 5"/>
-    <w:lsdException w:uiPriority="99" w:name="Table List 6"/>
-    <w:lsdException w:uiPriority="99" w:name="Table List 7"/>
-    <w:lsdException w:uiPriority="99" w:name="Table List 8"/>
-    <w:lsdException w:uiPriority="99" w:name="Table 3D effects 1"/>
-    <w:lsdException w:uiPriority="99" w:name="Table 3D effects 2"/>
-    <w:lsdException w:uiPriority="99" w:name="Table 3D effects 3"/>
-    <w:lsdException w:uiPriority="99" w:name="Table Contemporary"/>
-    <w:lsdException w:uiPriority="99" w:name="Table Elegant"/>
-    <w:lsdException w:uiPriority="99" w:name="Table Professional"/>
-    <w:lsdException w:uiPriority="99" w:name="Table Subtle 1"/>
-    <w:lsdException w:uiPriority="99" w:name="Table Subtle 2"/>
-    <w:lsdException w:uiPriority="99" w:name="Table Web 1"/>
-    <w:lsdException w:uiPriority="99" w:name="Table Web 2"/>
-    <w:lsdException w:uiPriority="99" w:name="Table Web 3"/>
-    <w:lsdException w:uiPriority="99" w:name="Balloon Text"/>
-    <w:lsdException w:unhideWhenUsed="0" w:uiPriority="39" w:semiHidden="0" w:name="Table Grid"/>
-    <w:lsdException w:uiPriority="99" w:name="Table Theme"/>
-    <w:lsdException w:qFormat="1" w:unhideWhenUsed="0" w:uiPriority="34" w:semiHidden="0" w:name="List Paragraph"/>
+  <w:latentStyles w:defLockedState="0" w:defUIPriority="99" w:defSemiHidden="0" w:defUnhideWhenUsed="0" w:defQFormat="0" w:count="376">
+    <w:lsdException w:name="Normal" w:uiPriority="0" w:qFormat="1"/>
+    <w:lsdException w:name="heading 1" w:uiPriority="9" w:qFormat="1"/>
+    <w:lsdException w:name="heading 2" w:semiHidden="1" w:uiPriority="9" w:unhideWhenUsed="1" w:qFormat="1"/>
+    <w:lsdException w:name="heading 3" w:semiHidden="1" w:uiPriority="9" w:unhideWhenUsed="1" w:qFormat="1"/>
+    <w:lsdException w:name="heading 4" w:semiHidden="1" w:uiPriority="9" w:unhideWhenUsed="1" w:qFormat="1"/>
+    <w:lsdException w:name="heading 5" w:semiHidden="1" w:uiPriority="9" w:unhideWhenUsed="1" w:qFormat="1"/>
+    <w:lsdException w:name="heading 6" w:semiHidden="1" w:uiPriority="9" w:unhideWhenUsed="1" w:qFormat="1"/>
+    <w:lsdException w:name="heading 7" w:semiHidden="1" w:uiPriority="9" w:unhideWhenUsed="1" w:qFormat="1"/>
+    <w:lsdException w:name="heading 8" w:semiHidden="1" w:uiPriority="9" w:unhideWhenUsed="1" w:qFormat="1"/>
+    <w:lsdException w:name="heading 9" w:semiHidden="1" w:uiPriority="9" w:unhideWhenUsed="1" w:qFormat="1"/>
+    <w:lsdException w:name="index 1" w:semiHidden="1" w:unhideWhenUsed="1"/>
+    <w:lsdException w:name="index 2" w:semiHidden="1" w:unhideWhenUsed="1"/>
+    <w:lsdException w:name="index 3" w:semiHidden="1" w:unhideWhenUsed="1"/>
+    <w:lsdException w:name="index 4" w:semiHidden="1" w:unhideWhenUsed="1"/>
+    <w:lsdException w:name="index 5" w:semiHidden="1" w:unhideWhenUsed="1"/>
+    <w:lsdException w:name="index 6" w:semiHidden="1" w:unhideWhenUsed="1"/>
+    <w:lsdException w:name="index 7" w:semiHidden="1" w:unhideWhenUsed="1"/>
+    <w:lsdException w:name="index 8" w:semiHidden="1" w:unhideWhenUsed="1"/>
+    <w:lsdException w:name="index 9" w:semiHidden="1" w:unhideWhenUsed="1"/>
+    <w:lsdException w:name="toc 1" w:semiHidden="1" w:uiPriority="39" w:unhideWhenUsed="1"/>
+    <w:lsdException w:name="toc 2" w:semiHidden="1" w:uiPriority="39" w:unhideWhenUsed="1"/>
+    <w:lsdException w:name="toc 3" w:semiHidden="1" w:uiPriority="39" w:unhideWhenUsed="1"/>
+    <w:lsdException w:name="toc 4" w:semiHidden="1" w:uiPriority="39" w:unhideWhenUsed="1"/>
+    <w:lsdException w:name="toc 5" w:semiHidden="1" w:uiPriority="39" w:unhideWhenUsed="1"/>
+    <w:lsdException w:name="toc 6" w:semiHidden="1" w:uiPriority="39" w:unhideWhenUsed="1"/>
+    <w:lsdException w:name="toc 7" w:semiHidden="1" w:uiPriority="39" w:unhideWhenUsed="1"/>
+    <w:lsdException w:name="toc 8" w:semiHidden="1" w:uiPriority="39" w:unhideWhenUsed="1"/>
+    <w:lsdException w:name="toc 9" w:semiHidden="1" w:uiPriority="39" w:unhideWhenUsed="1"/>
+    <w:lsdException w:name="Normal Indent" w:semiHidden="1" w:unhideWhenUsed="1"/>
+    <w:lsdException w:name="footnote text" w:semiHidden="1" w:unhideWhenUsed="1"/>
+    <w:lsdException w:name="annotation text" w:semiHidden="1" w:unhideWhenUsed="1"/>
+    <w:lsdException w:name="header" w:semiHidden="1" w:unhideWhenUsed="1"/>
+    <w:lsdException w:name="footer" w:semiHidden="1" w:unhideWhenUsed="1"/>
+    <w:lsdException w:name="index heading" w:semiHidden="1" w:unhideWhenUsed="1"/>
+    <w:lsdException w:name="caption" w:semiHidden="1" w:uiPriority="35" w:unhideWhenUsed="1" w:qFormat="1"/>
+    <w:lsdException w:name="table of figures" w:semiHidden="1" w:unhideWhenUsed="1"/>
+    <w:lsdException w:name="envelope address" w:semiHidden="1" w:unhideWhenUsed="1"/>
+    <w:lsdException w:name="envelope return" w:semiHidden="1" w:unhideWhenUsed="1"/>
+    <w:lsdException w:name="footnote reference" w:semiHidden="1" w:unhideWhenUsed="1"/>
+    <w:lsdException w:name="annotation reference" w:semiHidden="1" w:unhideWhenUsed="1"/>
+    <w:lsdException w:name="line number" w:semiHidden="1" w:unhideWhenUsed="1"/>
+    <w:lsdException w:name="page number" w:semiHidden="1" w:unhideWhenUsed="1"/>
+    <w:lsdException w:name="endnote reference" w:semiHidden="1" w:unhideWhenUsed="1"/>
+    <w:lsdException w:name="endnote text" w:semiHidden="1" w:unhideWhenUsed="1"/>
+    <w:lsdException w:name="table of authorities" w:semiHidden="1" w:unhideWhenUsed="1"/>
+    <w:lsdException w:name="macro" w:semiHidden="1" w:unhideWhenUsed="1"/>
+    <w:lsdException w:name="toa heading" w:semiHidden="1" w:unhideWhenUsed="1"/>
+    <w:lsdException w:name="List" w:semiHidden="1" w:unhideWhenUsed="1"/>
+    <w:lsdException w:name="List Bullet" w:semiHidden="1" w:unhideWhenUsed="1"/>
+    <w:lsdException w:name="List Number" w:semiHidden="1" w:unhideWhenUsed="1"/>
+    <w:lsdException w:name="List 2" w:semiHidden="1" w:unhideWhenUsed="1"/>
+    <w:lsdException w:name="List 3" w:semiHidden="1" w:unhideWhenUsed="1"/>
+    <w:lsdException w:name="List 4" w:semiHidden="1" w:unhideWhenUsed="1"/>
+    <w:lsdException w:name="List 5" w:semiHidden="1" w:unhideWhenUsed="1"/>
+    <w:lsdException w:name="List Bullet 2" w:semiHidden="1" w:unhideWhenUsed="1"/>
+    <w:lsdException w:name="List Bullet 3" w:semiHidden="1" w:unhideWhenUsed="1"/>
+    <w:lsdException w:name="List Bullet 4" w:semiHidden="1" w:unhideWhenUsed="1"/>
+    <w:lsdException w:name="List Bullet 5" w:semiHidden="1" w:unhideWhenUsed="1"/>
+    <w:lsdException w:name="List Number 2" w:semiHidden="1" w:unhideWhenUsed="1"/>
+    <w:lsdException w:name="List Number 3" w:semiHidden="1" w:unhideWhenUsed="1"/>
+    <w:lsdException w:name="List Number 4" w:semiHidden="1" w:unhideWhenUsed="1"/>
+    <w:lsdException w:name="List Number 5" w:semiHidden="1" w:unhideWhenUsed="1"/>
+    <w:lsdException w:name="Title" w:uiPriority="10" w:qFormat="1"/>
+    <w:lsdException w:name="Closing" w:semiHidden="1" w:unhideWhenUsed="1"/>
+    <w:lsdException w:name="Signature" w:semiHidden="1" w:unhideWhenUsed="1"/>
+    <w:lsdException w:name="Default Paragraph Font" w:semiHidden="1" w:uiPriority="1" w:unhideWhenUsed="1"/>
+    <w:lsdException w:name="Body Text" w:semiHidden="1" w:unhideWhenUsed="1"/>
+    <w:lsdException w:name="Body Text Indent" w:semiHidden="1" w:unhideWhenUsed="1"/>
+    <w:lsdException w:name="List Continue" w:semiHidden="1" w:unhideWhenUsed="1"/>
+    <w:lsdException w:name="List Continue 2" w:semiHidden="1" w:unhideWhenUsed="1"/>
+    <w:lsdException w:name="List Continue 3" w:semiHidden="1" w:unhideWhenUsed="1"/>
+    <w:lsdException w:name="List Continue 4" w:semiHidden="1" w:unhideWhenUsed="1"/>
+    <w:lsdException w:name="List Continue 5" w:semiHidden="1" w:unhideWhenUsed="1"/>
+    <w:lsdException w:name="Message Header" w:semiHidden="1" w:unhideWhenUsed="1"/>
+    <w:lsdException w:name="Subtitle" w:uiPriority="11" w:qFormat="1"/>
+    <w:lsdException w:name="Salutation" w:semiHidden="1" w:unhideWhenUsed="1"/>
+    <w:lsdException w:name="Date" w:semiHidden="1" w:unhideWhenUsed="1"/>
+    <w:lsdException w:name="Body Text First Indent" w:semiHidden="1" w:unhideWhenUsed="1"/>
+    <w:lsdException w:name="Body Text First Indent 2" w:semiHidden="1" w:unhideWhenUsed="1"/>
+    <w:lsdException w:name="Note Heading" w:semiHidden="1" w:unhideWhenUsed="1"/>
+    <w:lsdException w:name="Body Text 2" w:semiHidden="1" w:unhideWhenUsed="1"/>
+    <w:lsdException w:name="Body Text 3" w:semiHidden="1" w:unhideWhenUsed="1"/>
+    <w:lsdException w:name="Body Text Indent 2" w:semiHidden="1" w:unhideWhenUsed="1"/>
+    <w:lsdException w:name="Body Text Indent 3" w:semiHidden="1" w:unhideWhenUsed="1"/>
+    <w:lsdException w:name="Block Text" w:semiHidden="1" w:unhideWhenUsed="1"/>
+    <w:lsdException w:name="Hyperlink" w:semiHidden="1" w:unhideWhenUsed="1"/>
+    <w:lsdException w:name="FollowedHyperlink" w:semiHidden="1" w:unhideWhenUsed="1"/>
+    <w:lsdException w:name="Strong" w:uiPriority="22" w:qFormat="1"/>
+    <w:lsdException w:name="Emphasis" w:uiPriority="20" w:qFormat="1"/>
+    <w:lsdException w:name="Document Map" w:semiHidden="1" w:unhideWhenUsed="1"/>
+    <w:lsdException w:name="Plain Text" w:semiHidden="1" w:unhideWhenUsed="1"/>
+    <w:lsdException w:name="E-mail Signature" w:semiHidden="1" w:unhideWhenUsed="1"/>
+    <w:lsdException w:name="HTML Top of Form" w:semiHidden="1" w:unhideWhenUsed="1"/>
+    <w:lsdException w:name="HTML Bottom of Form" w:semiHidden="1" w:unhideWhenUsed="1"/>
+    <w:lsdException w:name="Normal (Web)" w:semiHidden="1" w:unhideWhenUsed="1"/>
+    <w:lsdException w:name="HTML Acronym" w:semiHidden="1" w:unhideWhenUsed="1"/>
+    <w:lsdException w:name="HTML Address" w:semiHidden="1" w:unhideWhenUsed="1"/>
+    <w:lsdException w:name="HTML Cite" w:semiHidden="1" w:unhideWhenUsed="1"/>
+    <w:lsdException w:name="HTML Code" w:semiHidden="1" w:unhideWhenUsed="1"/>
+    <w:lsdException w:name="HTML Definition" w:semiHidden="1" w:unhideWhenUsed="1"/>
+    <w:lsdException w:name="HTML Keyboard" w:semiHidden="1" w:unhideWhenUsed="1"/>
+    <w:lsdException w:name="HTML Preformatted" w:semiHidden="1" w:unhideWhenUsed="1"/>
+    <w:lsdException w:name="HTML Sample" w:semiHidden="1" w:unhideWhenUsed="1"/>
+    <w:lsdException w:name="HTML Typewriter" w:semiHidden="1" w:unhideWhenUsed="1"/>
+    <w:lsdException w:name="HTML Variable" w:semiHidden="1" w:unhideWhenUsed="1"/>
+    <w:lsdException w:name="Normal Table" w:semiHidden="1" w:unhideWhenUsed="1" w:qFormat="1"/>
+    <w:lsdException w:name="annotation subject" w:semiHidden="1" w:unhideWhenUsed="1"/>
+    <w:lsdException w:name="No List" w:semiHidden="1" w:unhideWhenUsed="1"/>
+    <w:lsdException w:name="Outline List 1" w:semiHidden="1" w:unhideWhenUsed="1"/>
+    <w:lsdException w:name="Outline List 2" w:semiHidden="1" w:unhideWhenUsed="1"/>
+    <w:lsdException w:name="Outline List 3" w:semiHidden="1" w:unhideWhenUsed="1"/>
+    <w:lsdException w:name="Table Simple 1" w:semiHidden="1" w:unhideWhenUsed="1"/>
+    <w:lsdException w:name="Table Simple 2" w:semiHidden="1" w:unhideWhenUsed="1"/>
+    <w:lsdException w:name="Table Simple 3" w:semiHidden="1" w:unhideWhenUsed="1"/>
+    <w:lsdException w:name="Table Classic 1" w:semiHidden="1" w:unhideWhenUsed="1"/>
+    <w:lsdException w:name="Table Classic 2" w:semiHidden="1" w:unhideWhenUsed="1"/>
+    <w:lsdException w:name="Table Classic 3" w:semiHidden="1" w:unhideWhenUsed="1"/>
+    <w:lsdException w:name="Table Classic 4" w:semiHidden="1" w:unhideWhenUsed="1"/>
+    <w:lsdException w:name="Table Colorful 1" w:semiHidden="1" w:unhideWhenUsed="1"/>
+    <w:lsdException w:name="Table Colorful 2" w:semiHidden="1" w:unhideWhenUsed="1"/>
+    <w:lsdException w:name="Table Colorful 3" w:semiHidden="1" w:unhideWhenUsed="1"/>
+    <w:lsdException w:name="Table Columns 1" w:semiHidden="1" w:unhideWhenUsed="1"/>
+    <w:lsdException w:name="Table Columns 2" w:semiHidden="1" w:unhideWhenUsed="1"/>
+    <w:lsdException w:name="Table Columns 3" w:semiHidden="1" w:unhideWhenUsed="1"/>
+    <w:lsdException w:name="Table Columns 4" w:semiHidden="1" w:unhideWhenUsed="1"/>
+    <w:lsdException w:name="Table Columns 5" w:semiHidden="1" w:unhideWhenUsed="1"/>
+    <w:lsdException w:name="Table Grid 1" w:semiHidden="1" w:unhideWhenUsed="1"/>
+    <w:lsdException w:name="Table Grid 2" w:semiHidden="1" w:unhideWhenUsed="1"/>
+    <w:lsdException w:name="Table Grid 3" w:semiHidden="1" w:unhideWhenUsed="1"/>
+    <w:lsdException w:name="Table Grid 4" w:semiHidden="1" w:unhideWhenUsed="1"/>
+    <w:lsdException w:name="Table Grid 5" w:semiHidden="1" w:unhideWhenUsed="1"/>
+    <w:lsdException w:name="Table Grid 6" w:semiHidden="1" w:unhideWhenUsed="1"/>
+    <w:lsdException w:name="Table Grid 7" w:semiHidden="1" w:unhideWhenUsed="1"/>
+    <w:lsdException w:name="Table Grid 8" w:semiHidden="1" w:unhideWhenUsed="1"/>
+    <w:lsdException w:name="Table List 1" w:semiHidden="1" w:unhideWhenUsed="1"/>
+    <w:lsdException w:name="Table List 2" w:semiHidden="1" w:unhideWhenUsed="1"/>
+    <w:lsdException w:name="Table List 3" w:semiHidden="1" w:unhideWhenUsed="1"/>
+    <w:lsdException w:name="Table List 4" w:semiHidden="1" w:unhideWhenUsed="1"/>
+    <w:lsdException w:name="Table List 5" w:semiHidden="1" w:unhideWhenUsed="1"/>
+    <w:lsdException w:name="Table List 6" w:semiHidden="1" w:unhideWhenUsed="1"/>
+    <w:lsdException w:name="Table List 7" w:semiHidden="1" w:unhideWhenUsed="1"/>
+    <w:lsdException w:name="Table List 8" w:semiHidden="1" w:unhideWhenUsed="1"/>
+    <w:lsdException w:name="Table 3D effects 1" w:semiHidden="1" w:unhideWhenUsed="1"/>
+    <w:lsdException w:name="Table 3D effects 2" w:semiHidden="1" w:unhideWhenUsed="1"/>
+    <w:lsdException w:name="Table 3D effects 3" w:semiHidden="1" w:unhideWhenUsed="1"/>
+    <w:lsdException w:name="Table Contemporary" w:semiHidden="1" w:unhideWhenUsed="1"/>
+    <w:lsdException w:name="Table Elegant" w:semiHidden="1" w:unhideWhenUsed="1"/>
+    <w:lsdException w:name="Table Professional" w:semiHidden="1" w:unhideWhenUsed="1"/>
+    <w:lsdException w:name="Table Subtle 1" w:semiHidden="1" w:unhideWhenUsed="1"/>
+    <w:lsdException w:name="Table Subtle 2" w:semiHidden="1" w:unhideWhenUsed="1"/>
+    <w:lsdException w:name="Table Web 1" w:semiHidden="1" w:unhideWhenUsed="1"/>
+    <w:lsdException w:name="Table Web 2" w:semiHidden="1" w:unhideWhenUsed="1"/>
+    <w:lsdException w:name="Table Web 3" w:semiHidden="1" w:unhideWhenUsed="1"/>
+    <w:lsdException w:name="Balloon Text" w:semiHidden="1" w:unhideWhenUsed="1"/>
+    <w:lsdException w:name="Table Grid" w:uiPriority="39"/>
+    <w:lsdException w:name="Table Theme" w:semiHidden="1" w:unhideWhenUsed="1"/>
+    <w:lsdException w:name="Placeholder Text" w:semiHidden="1"/>
+    <w:lsdException w:name="Light Shading"/>
+    <w:lsdException w:name="Light List"/>
+    <w:lsdException w:name="Light Grid"/>
+    <w:lsdException w:name="Medium Shading 1"/>
+    <w:lsdException w:name="Medium Shading 2"/>
+    <w:lsdException w:name="Medium List 1"/>
+    <w:lsdException w:name="Medium List 2"/>
+    <w:lsdException w:name="Medium Grid 1"/>
+    <w:lsdException w:name="Medium Grid 2"/>
+    <w:lsdException w:name="Medium Grid 3"/>
+    <w:lsdException w:name="Dark List"/>
+    <w:lsdException w:name="Colorful Shading"/>
+    <w:lsdException w:name="Colorful List"/>
+    <w:lsdException w:name="Colorful Grid"/>
+    <w:lsdException w:name="Light Shading Accent 1"/>
+    <w:lsdException w:name="Light List Accent 1"/>
+    <w:lsdException w:name="Light Grid Accent 1"/>
+    <w:lsdException w:name="Medium Shading 1 Accent 1"/>
+    <w:lsdException w:name="Medium Shading 2 Accent 1"/>
+    <w:lsdException w:name="Medium List 1 Accent 1"/>
+    <w:lsdException w:name="Revision" w:semiHidden="1"/>
+    <w:lsdException w:name="List Paragraph" w:uiPriority="34" w:qFormat="1"/>
+    <w:lsdException w:name="Medium List 2 Accent 1"/>
+    <w:lsdException w:name="Medium Grid 1 Accent 1"/>
+    <w:lsdException w:name="Medium Grid 2 Accent 1"/>
+    <w:lsdException w:name="Medium Grid 3 Accent 1"/>
+    <w:lsdException w:name="Dark List Accent 1"/>
+    <w:lsdException w:name="Colorful Shading Accent 1"/>
+    <w:lsdException w:name="Colorful List Accent 1"/>
+    <w:lsdException w:name="Colorful Grid Accent 1"/>
+    <w:lsdException w:name="Light Shading Accent 2"/>
+    <w:lsdException w:name="Light List Accent 2"/>
+    <w:lsdException w:name="Light Grid Accent 2"/>
+    <w:lsdException w:name="Medium Shading 1 Accent 2"/>
+    <w:lsdException w:name="Medium Shading 2 Accent 2"/>
+    <w:lsdException w:name="Medium List 1 Accent 2"/>
+    <w:lsdException w:name="Medium List 2 Accent 2"/>
+    <w:lsdException w:name="Medium Grid 1 Accent 2"/>
+    <w:lsdException w:name="Medium Grid 2 Accent 2"/>
+    <w:lsdException w:name="Medium Grid 3 Accent 2"/>
+    <w:lsdException w:name="Dark List Accent 2"/>
+    <w:lsdException w:name="Colorful Shading Accent 2"/>
+    <w:lsdException w:name="Colorful List Accent 2"/>
+    <w:lsdException w:name="Colorful Grid Accent 2"/>
+    <w:lsdException w:name="Light Shading Accent 3"/>
+    <w:lsdException w:name="Light List Accent 3"/>
+    <w:lsdException w:name="Light Grid Accent 3"/>
+    <w:lsdException w:name="Medium Shading 1 Accent 3"/>
+    <w:lsdException w:name="Medium Shading 2 Accent 3"/>
+    <w:lsdException w:name="Medium List 1 Accent 3"/>
+    <w:lsdException w:name="Medium List 2 Accent 3"/>
+    <w:lsdException w:name="Medium Grid 1 Accent 3"/>
+    <w:lsdException w:name="Medium Grid 2 Accent 3"/>
+    <w:lsdException w:name="Medium Grid 3 Accent 3"/>
+    <w:lsdException w:name="Dark List Accent 3"/>
+    <w:lsdException w:name="Colorful Shading Accent 3"/>
+    <w:lsdException w:name="Colorful List Accent 3"/>
+    <w:lsdException w:name="Colorful Grid Accent 3"/>
+    <w:lsdException w:name="Light Shading Accent 4"/>
+    <w:lsdException w:name="Light List Accent 4"/>
+    <w:lsdException w:name="Light Grid Accent 4"/>
+    <w:lsdException w:name="Medium Shading 1 Accent 4"/>
+    <w:lsdException w:name="Medium Shading 2 Accent 4"/>
+    <w:lsdException w:name="Medium List 1 Accent 4"/>
+    <w:lsdException w:name="Medium List 2 Accent 4"/>
+    <w:lsdException w:name="Medium Grid 1 Accent 4"/>
+    <w:lsdException w:name="Medium Grid 2 Accent 4"/>
+    <w:lsdException w:name="Medium Grid 3 Accent 4"/>
+    <w:lsdException w:name="Dark List Accent 4"/>
+    <w:lsdException w:name="Colorful Shading Accent 4"/>
+    <w:lsdException w:name="Colorful List Accent 4"/>
+    <w:lsdException w:name="Colorful Grid Accent 4"/>
+    <w:lsdException w:name="Light Shading Accent 5"/>
+    <w:lsdException w:name="Light List Accent 5"/>
+    <w:lsdException w:name="Light Grid Accent 5"/>
+    <w:lsdException w:name="Medium Shading 1 Accent 5"/>
+    <w:lsdException w:name="Medium Shading 2 Accent 5"/>
+    <w:lsdException w:name="Medium List 1 Accent 5"/>
+    <w:lsdException w:name="Medium List 2 Accent 5"/>
+    <w:lsdException w:name="Medium Grid 1 Accent 5"/>
+    <w:lsdException w:name="Medium Grid 2 Accent 5"/>
+    <w:lsdException w:name="Medium Grid 3 Accent 5"/>
+    <w:lsdException w:name="Dark List Accent 5"/>
+    <w:lsdException w:name="Colorful Shading Accent 5"/>
+    <w:lsdException w:name="Colorful List Accent 5"/>
+    <w:lsdException w:name="Colorful Grid Accent 5"/>
+    <w:lsdException w:name="Light Shading Accent 6"/>
+    <w:lsdException w:name="Light List Accent 6"/>
+    <w:lsdException w:name="Light Grid Accent 6"/>
+    <w:lsdException w:name="Medium Shading 1 Accent 6"/>
+    <w:lsdException w:name="Medium Shading 2 Accent 6"/>
+    <w:lsdException w:name="Medium List 1 Accent 6"/>
+    <w:lsdException w:name="Medium List 2 Accent 6"/>
+    <w:lsdException w:name="Medium Grid 1 Accent 6"/>
+    <w:lsdException w:name="Medium Grid 2 Accent 6"/>
+    <w:lsdException w:name="Medium Grid 3 Accent 6"/>
+    <w:lsdException w:name="Dark List Accent 6"/>
+    <w:lsdException w:name="Colorful Shading Accent 6"/>
+    <w:lsdException w:name="Colorful List Accent 6"/>
+    <w:lsdException w:name="Colorful Grid Accent 6"/>
+    <w:lsdException w:name="Subtle Emphasis" w:uiPriority="19" w:qFormat="1"/>
+    <w:lsdException w:name="Intense Emphasis" w:uiPriority="21" w:qFormat="1"/>
+    <w:lsdException w:name="Subtle Reference" w:uiPriority="31" w:qFormat="1"/>
+    <w:lsdException w:name="Intense Reference" w:uiPriority="32" w:qFormat="1"/>
+    <w:lsdException w:name="Book Title" w:uiPriority="33" w:qFormat="1"/>
+    <w:lsdException w:name="Bibliography" w:semiHidden="1" w:uiPriority="37" w:unhideWhenUsed="1"/>
+    <w:lsdException w:name="TOC Heading" w:semiHidden="1" w:uiPriority="39" w:unhideWhenUsed="1" w:qFormat="1"/>
+    <w:lsdException w:name="Plain Table 1" w:uiPriority="41"/>
+    <w:lsdException w:name="Plain Table 2" w:uiPriority="42"/>
+    <w:lsdException w:name="Plain Table 3" w:uiPriority="43"/>
+    <w:lsdException w:name="Plain Table 4" w:uiPriority="44"/>
+    <w:lsdException w:name="Plain Table 5" w:uiPriority="45"/>
+    <w:lsdException w:name="Grid Table Light" w:uiPriority="40"/>
+    <w:lsdException w:name="Grid Table 1 Light" w:uiPriority="46"/>
+    <w:lsdException w:name="Grid Table 2" w:uiPriority="47"/>
+    <w:lsdException w:name="Grid Table 3" w:uiPriority="48"/>
+    <w:lsdException w:name="Grid Table 4" w:uiPriority="49"/>
+    <w:lsdException w:name="Grid Table 5 Dark" w:uiPriority="50"/>
+    <w:lsdException w:name="Grid Table 6 Colorful" w:uiPriority="51"/>
+    <w:lsdException w:name="Grid Table 7 Colorful" w:uiPriority="52"/>
+    <w:lsdException w:name="Grid Table 1 Light Accent 1" w:uiPriority="46"/>
+    <w:lsdException w:name="Grid Table 2 Accent 1" w:uiPriority="47"/>
+    <w:lsdException w:name="Grid Table 3 Accent 1" w:uiPriority="48"/>
+    <w:lsdException w:name="Grid Table 4 Accent 1" w:uiPriority="49"/>
+    <w:lsdException w:name="Grid Table 5 Dark Accent 1" w:uiPriority="50"/>
+    <w:lsdException w:name="Grid Table 6 Colorful Accent 1" w:uiPriority="51"/>
+    <w:lsdException w:name="Grid Table 7 Colorful Accent 1" w:uiPriority="52"/>
+    <w:lsdException w:name="Grid Table 1 Light Accent 2" w:uiPriority="46"/>
+    <w:lsdException w:name="Grid Table 2 Accent 2" w:uiPriority="47"/>
+    <w:lsdException w:name="Grid Table 3 Accent 2" w:uiPriority="48"/>
+    <w:lsdException w:name="Grid Table 4 Accent 2" w:uiPriority="49"/>
+    <w:lsdException w:name="Grid Table 5 Dark Accent 2" w:uiPriority="50"/>
+    <w:lsdException w:name="Grid Table 6 Colorful Accent 2" w:uiPriority="51"/>
+    <w:lsdException w:name="Grid Table 7 Colorful Accent 2" w:uiPriority="52"/>
+    <w:lsdException w:name="Grid Table 1 Light Accent 3" w:uiPriority="46"/>
+    <w:lsdException w:name="Grid Table 2 Accent 3" w:uiPriority="47"/>
+    <w:lsdException w:name="Grid Table 3 Accent 3" w:uiPriority="48"/>
+    <w:lsdException w:name="Grid Table 4 Accent 3" w:uiPriority="49"/>
+    <w:lsdException w:name="Grid Table 5 Dark Accent 3" w:uiPriority="50"/>
+    <w:lsdException w:name="Grid Table 6 Colorful Accent 3" w:uiPriority="51"/>
+    <w:lsdException w:name="Grid Table 7 Colorful Accent 3" w:uiPriority="52"/>
+    <w:lsdException w:name="Grid Table 1 Light Accent 4" w:uiPriority="46"/>
+    <w:lsdException w:name="Grid Table 2 Accent 4" w:uiPriority="47"/>
+    <w:lsdException w:name="Grid Table 3 Accent 4" w:uiPriority="48"/>
+    <w:lsdException w:name="Grid Table 4 Accent 4" w:uiPriority="49"/>
+    <w:lsdException w:name="Grid Table 5 Dark Accent 4" w:uiPriority="50"/>
+    <w:lsdException w:name="Grid Table 6 Colorful Accent 4" w:uiPriority="51"/>
+    <w:lsdException w:name="Grid Table 7 Colorful Accent 4" w:uiPriority="52"/>
+    <w:lsdException w:name="Grid Table 1 Light Accent 5" w:uiPriority="46"/>
+    <w:lsdException w:name="Grid Table 2 Accent 5" w:uiPriority="47"/>
+    <w:lsdException w:name="Grid Table 3 Accent 5" w:uiPriority="48"/>
+    <w:lsdException w:name="Grid Table 4 Accent 5" w:uiPriority="49"/>
+    <w:lsdException w:name="Grid Table 5 Dark Accent 5" w:uiPriority="50"/>
+    <w:lsdException w:name="Grid Table 6 Colorful Accent 5" w:uiPriority="51"/>
+    <w:lsdException w:name="Grid Table 7 Colorful Accent 5" w:uiPriority="52"/>
+    <w:lsdException w:name="Grid Table 1 Light Accent 6" w:uiPriority="46"/>
+    <w:lsdException w:name="Grid Table 2 Accent 6" w:uiPriority="47"/>
+    <w:lsdException w:name="Grid Table 3 Accent 6" w:uiPriority="48"/>
+    <w:lsdException w:name="Grid Table 4 Accent 6" w:uiPriority="49"/>
+    <w:lsdException w:name="Grid Table 5 Dark Accent 6" w:uiPriority="50"/>
+    <w:lsdException w:name="Grid Table 6 Colorful Accent 6" w:uiPriority="51"/>
+    <w:lsdException w:name="Grid Table 7 Colorful Accent 6" w:uiPriority="52"/>
+    <w:lsdException w:name="List Table 1 Light" w:uiPriority="46"/>
+    <w:lsdException w:name="List Table 2" w:uiPriority="47"/>
+    <w:lsdException w:name="List Table 3" w:uiPriority="48"/>
+    <w:lsdException w:name="List Table 4" w:uiPriority="49"/>
+    <w:lsdException w:name="List Table 5 Dark" w:uiPriority="50"/>
+    <w:lsdException w:name="List Table 6 Colorful" w:uiPriority="51"/>
+    <w:lsdException w:name="List Table 7 Colorful" w:uiPriority="52"/>
+    <w:lsdException w:name="List Table 1 Light Accent 1" w:uiPriority="46"/>
+    <w:lsdException w:name="List Table 2 Accent 1" w:uiPriority="47"/>
+    <w:lsdException w:name="List Table 3 Accent 1" w:uiPriority="48"/>
+    <w:lsdException w:name="List Table 4 Accent 1" w:uiPriority="49"/>
+    <w:lsdException w:name="List Table 5 Dark Accent 1" w:uiPriority="50"/>
+    <w:lsdException w:name="List Table 6 Colorful Accent 1" w:uiPriority="51"/>
+    <w:lsdException w:name="List Table 7 Colorful Accent 1" w:uiPriority="52"/>
+    <w:lsdException w:name="List Table 1 Light Accent 2" w:uiPriority="46"/>
+    <w:lsdException w:name="List Table 2 Accent 2" w:uiPriority="47"/>
+    <w:lsdException w:name="List Table 3 Accent 2" w:uiPriority="48"/>
+    <w:lsdException w:name="List Table 4 Accent 2" w:uiPriority="49"/>
+    <w:lsdException w:name="List Table 5 Dark Accent 2" w:uiPriority="50"/>
+    <w:lsdException w:name="List Table 6 Colorful Accent 2" w:uiPriority="51"/>
+    <w:lsdException w:name="List Table 7 Colorful Accent 2" w:uiPriority="52"/>
+    <w:lsdException w:name="List Table 1 Light Accent 3" w:uiPriority="46"/>
+    <w:lsdException w:name="List Table 2 Accent 3" w:uiPriority="47"/>
+    <w:lsdException w:name="List Table 3 Accent 3" w:uiPriority="48"/>
+    <w:lsdException w:name="List Table 4 Accent 3" w:uiPriority="49"/>
+    <w:lsdException w:name="List Table 5 Dark Accent 3" w:uiPriority="50"/>
+    <w:lsdException w:name="List Table 6 Colorful Accent 3" w:uiPriority="51"/>
+    <w:lsdException w:name="List Table 7 Colorful Accent 3" w:uiPriority="52"/>
+    <w:lsdException w:name="List Table 1 Light Accent 4" w:uiPriority="46"/>
+    <w:lsdException w:name="List Table 2 Accent 4" w:uiPriority="47"/>
+    <w:lsdException w:name="List Table 3 Accent 4" w:uiPriority="48"/>
+    <w:lsdException w:name="List Table 4 Accent 4" w:uiPriority="49"/>
+    <w:lsdException w:name="List Table 5 Dark Accent 4" w:uiPriority="50"/>
+    <w:lsdException w:name="List Table 6 Colorful Accent 4" w:uiPriority="51"/>
+    <w:lsdException w:name="List Table 7 Colorful Accent 4" w:uiPriority="52"/>
+    <w:lsdException w:name="List Table 1 Light Accent 5" w:uiPriority="46"/>
+    <w:lsdException w:name="List Table 2 Accent 5" w:uiPriority="47"/>
+    <w:lsdException w:name="List Table 3 Accent 5" w:uiPriority="48"/>
+    <w:lsdException w:name="List Table 4 Accent 5" w:uiPriority="49"/>
+    <w:lsdException w:name="List Table 5 Dark Accent 5" w:uiPriority="50"/>
+    <w:lsdException w:name="List Table 6 Colorful Accent 5" w:uiPriority="51"/>
+    <w:lsdException w:name="List Table 7 Colorful Accent 5" w:uiPriority="52"/>
+    <w:lsdException w:name="List Table 1 Light Accent 6" w:uiPriority="46"/>
+    <w:lsdException w:name="List Table 2 Accent 6" w:uiPriority="47"/>
+    <w:lsdException w:name="List Table 3 Accent 6" w:uiPriority="48"/>
+    <w:lsdException w:name="List Table 4 Accent 6" w:uiPriority="49"/>
+    <w:lsdException w:name="List Table 5 Dark Accent 6" w:uiPriority="50"/>
+    <w:lsdException w:name="List Table 6 Colorful Accent 6" w:uiPriority="51"/>
+    <w:lsdException w:name="List Table 7 Colorful Accent 6" w:uiPriority="52"/>
+    <w:lsdException w:name="Mention" w:semiHidden="1" w:unhideWhenUsed="1"/>
+    <w:lsdException w:name="Smart Hyperlink" w:semiHidden="1" w:unhideWhenUsed="1"/>
+    <w:lsdException w:name="Hashtag" w:semiHidden="1" w:unhideWhenUsed="1"/>
+    <w:lsdException w:name="Unresolved Mention" w:semiHidden="1" w:unhideWhenUsed="1"/>
+    <w:lsdException w:name="Smart Link" w:semiHidden="1" w:unhideWhenUsed="1"/>
   </w:latentStyles>
-  <w:style w:type="paragraph" w:default="1" w:styleId="1">
+  <w:style w:type="paragraph" w:default="1" w:styleId="a">
     <w:name w:val="Normal"/>
     <w:qFormat/>
-    <w:uiPriority w:val="0"/>
     <w:pPr>
       <w:spacing w:after="160" w:line="259" w:lineRule="auto"/>
     </w:pPr>
     <w:rPr>
-      <w:rFonts w:asciiTheme="minorHAnsi" w:hAnsiTheme="minorHAnsi" w:eastAsiaTheme="minorHAnsi" w:cstheme="minorBidi"/>
       <w:sz w:val="22"/>
       <w:szCs w:val="22"/>
-      <w:lang w:val="ru-RU" w:eastAsia="en-US" w:bidi="ar-SA"/>
+      <w:lang w:val="ru-RU"/>
     </w:rPr>
   </w:style>
-  <w:style w:type="character" w:default="1" w:styleId="2">
+  <w:style w:type="character" w:default="1" w:styleId="a0">
     <w:name w:val="Default Paragraph Font"/>
+    <w:uiPriority w:val="1"/>
     <w:semiHidden/>
     <w:unhideWhenUsed/>
-    <w:uiPriority w:val="1"/>
   </w:style>
-  <w:style w:type="table" w:default="1" w:styleId="3">
+  <w:style w:type="table" w:default="1" w:styleId="a1">
     <w:name w:val="Normal Table"/>
+    <w:uiPriority w:val="99"/>
     <w:semiHidden/>
     <w:unhideWhenUsed/>
-    <w:qFormat/>
-    <w:uiPriority w:val="99"/>
     <w:tblPr>
+      <w:tblInd w:w="0" w:type="dxa"/>
       <w:tblCellMar>
         <w:top w:w="0" w:type="dxa"/>
         <w:left w:w="108" w:type="dxa"/>
@@ -5041,11 +5505,17 @@
       </w:tblCellMar>
     </w:tblPr>
   </w:style>
-  <w:style w:type="paragraph" w:styleId="4">
+  <w:style w:type="numbering" w:default="1" w:styleId="a2">
+    <w:name w:val="No List"/>
+    <w:uiPriority w:val="99"/>
+    <w:semiHidden/>
+    <w:unhideWhenUsed/>
+  </w:style>
+  <w:style w:type="paragraph" w:styleId="a3">
     <w:name w:val="List Paragraph"/>
-    <w:basedOn w:val="1"/>
+    <w:basedOn w:val="a"/>
+    <w:uiPriority w:val="34"/>
     <w:qFormat/>
-    <w:uiPriority w:val="34"/>
     <w:pPr>
       <w:ind w:left="720"/>
       <w:contextualSpacing/>
@@ -5306,5 +5776,6 @@
     </a:fmtScheme>
   </a:themeElements>
   <a:objectDefaults/>
+  <a:extraClrSchemeLst/>
 </a:theme>
 </file>